--- a/shinmok1/pack/2509/H1MOGO25-09_33_SET.docx
+++ b/shinmok1/pack/2509/H1MOGO25-09_33_SET.docx
@@ -58,7 +58,7 @@
           <w:sz w:val="16"/>
           <w:u w:val="none"/>
         </w:rPr>
-        <w:t>(   )반 (   )번 이름(            )  CHECK ___/35  전용 ___/44.3점</w:t>
+        <w:t>(   )반 (   )번 이름(            )  CHECK ___/35  전용 ___/30.0점</w:t>
       </w:r>
     </w:p>
     <w:p>
@@ -1431,7 +1431,7 @@
           <w:sz w:val="18"/>
           <w:u w:val="none"/>
         </w:rPr>
-        <w:t>PART 2 · 전용문제  (선택형 13 · 서답형 1 · 44.3점)</w:t>
+        <w:t>PART 2 · 전용문제  (선택형 8 · 서답형 2 · 30.0점)</w:t>
       </w:r>
     </w:p>
     <w:p>
@@ -1456,25 +1456,25 @@
           <w:sz w:val="17"/>
           <w:u w:val="none"/>
         </w:rPr>
-        <w:t xml:space="preserve"> 윗글의 내용과 일치하지 </w:t>
-      </w:r>
-      <w:r>
-        <w:rPr>
-          <w:rFonts w:ascii="맑은 고딕" w:hAnsi="맑은 고딕" w:eastAsia="맑은 고딕"/>
-          <w:b/>
-          <w:sz w:val="17"/>
-          <w:u w:val="none"/>
-        </w:rPr>
-        <w:t>않는</w:t>
+        <w:t xml:space="preserve"> 다음 글에 대한 &lt;보기&gt;의 설명 중 </w:t>
       </w:r>
       <w:r>
         <w:rPr>
           <w:rFonts w:ascii="맑은 고딕" w:hAnsi="맑은 고딕" w:eastAsia="맑은 고딕"/>
           <w:b w:val="0"/>
           <w:sz w:val="17"/>
-          <w:u w:val="none"/>
-        </w:rPr>
-        <w:t xml:space="preserve"> 것은? [2.7점]</w:t>
+          <w:u w:val="single"/>
+        </w:rPr>
+        <w:t>틀린</w:t>
+      </w:r>
+      <w:r>
+        <w:rPr>
+          <w:rFonts w:ascii="맑은 고딕" w:hAnsi="맑은 고딕" w:eastAsia="맑은 고딕"/>
+          <w:b w:val="0"/>
+          <w:sz w:val="17"/>
+          <w:u w:val="none"/>
+        </w:rPr>
+        <w:t xml:space="preserve"> 것만을 있는 대로 고른 것은? [3.3점]</w:t>
       </w:r>
     </w:p>
     <w:p>
@@ -1497,7 +1497,197 @@
           <w:sz w:val="17"/>
           <w:u w:val="none"/>
         </w:rPr>
-        <w:t>Ordinary people struggle with uncertainty partly because how much it matters is not fixed. Consider the Earth-sun distance, 1.49597 × 10⁸ km, taken at one moment in the year. Six significant digits sound impressive: they pin the figure down to roughly one part in a million. Yet if the seventh digit is in doubt, the possible error is greater than the gap between New York and Chicago. So whether the figure counts as precise hangs on the job it has to do. For predicting the minute of tomorrow's sunrise it is more than enough; for steering a satellite into a tight orbit around the sun it is nowhere near enough.</w:t>
+        <w:t>One of the things that makes uncertainty difficult for members of the public to appreciate is that the significance of uncertainty is relative. Take, for example, the distance between Earth and the sun: 1.49597 × 10⁸ km, as measured at one point during the year. This seems relatively ⓑ</w:t>
+      </w:r>
+      <w:r>
+        <w:rPr>
+          <w:rFonts w:ascii="맑은 고딕" w:hAnsi="맑은 고딕" w:eastAsia="맑은 고딕"/>
+          <w:b w:val="0"/>
+          <w:sz w:val="17"/>
+          <w:u w:val="single"/>
+        </w:rPr>
+        <w:t>precise</w:t>
+      </w:r>
+      <w:r>
+        <w:rPr>
+          <w:rFonts w:ascii="맑은 고딕" w:hAnsi="맑은 고딕" w:eastAsia="맑은 고딕"/>
+          <w:b w:val="0"/>
+          <w:sz w:val="17"/>
+          <w:u w:val="none"/>
+        </w:rPr>
+        <w:t>; after all, using six significant digits means I know the distance to an accuracy of one part in a million or so. (A) ________, if the next digit is uncertain, that means the uncertainty in knowing the precise Earth-sun distance is larger than the distance between New York and Chicago! ⓐ</w:t>
+      </w:r>
+      <w:r>
+        <w:rPr>
+          <w:rFonts w:ascii="맑은 고딕" w:hAnsi="맑은 고딕" w:eastAsia="맑은 고딕"/>
+          <w:b w:val="0"/>
+          <w:sz w:val="17"/>
+          <w:u w:val="single"/>
+        </w:rPr>
+        <w:t>Whether or not</w:t>
+      </w:r>
+      <w:r>
+        <w:rPr>
+          <w:rFonts w:ascii="맑은 고딕" w:hAnsi="맑은 고딕" w:eastAsia="맑은 고딕"/>
+          <w:b w:val="0"/>
+          <w:sz w:val="17"/>
+          <w:u w:val="none"/>
+        </w:rPr>
+        <w:t xml:space="preserve"> the quoted number is “precise” therefore depends on what I'm intending to do with it. If I care only about what minute the sun will rise tomorrow, then the number quoted here is fine. If I want to send a satellite to orbit just above the sun, however, then I would need to know distances more accurately.</w:t>
+      </w:r>
+    </w:p>
+    <w:p>
+      <w:pPr>
+        <w:spacing w:before="0" w:after="0" w:line="288" w:lineRule="auto"/>
+        <w:ind w:left="40"/>
+        <w:snapToGrid w:val="0"/>
+        <w:pBdr>
+          <w:top w:val="single" w:sz="4" w:space="2" w:color="9B6BD0"/>
+          <w:left w:val="single" w:sz="4" w:space="2" w:color="9B6BD0"/>
+          <w:bottom w:val="single" w:sz="4" w:space="2" w:color="9B6BD0"/>
+          <w:right w:val="single" w:sz="4" w:space="2" w:color="9B6BD0"/>
+        </w:pBdr>
+        <w:shd w:val="clear" w:color="auto" w:fill="FAF5FF"/>
+      </w:pPr>
+      <w:r>
+        <w:rPr>
+          <w:rFonts w:ascii="맑은 고딕" w:hAnsi="맑은 고딕" w:eastAsia="맑은 고딕"/>
+          <w:b/>
+          <w:sz w:val="17"/>
+          <w:u w:val="none"/>
+        </w:rPr>
+        <w:t>&lt;보 기&gt;</w:t>
+      </w:r>
+    </w:p>
+    <w:p>
+      <w:pPr>
+        <w:spacing w:before="0" w:after="0" w:line="288" w:lineRule="auto"/>
+        <w:ind w:left="40"/>
+        <w:snapToGrid w:val="0"/>
+        <w:pBdr>
+          <w:top w:val="single" w:sz="4" w:space="2" w:color="9B6BD0"/>
+          <w:left w:val="single" w:sz="4" w:space="2" w:color="9B6BD0"/>
+          <w:bottom w:val="single" w:sz="4" w:space="2" w:color="9B6BD0"/>
+          <w:right w:val="single" w:sz="4" w:space="2" w:color="9B6BD0"/>
+        </w:pBdr>
+        <w:shd w:val="clear" w:color="auto" w:fill="FAF5FF"/>
+      </w:pPr>
+      <w:r>
+        <w:rPr>
+          <w:rFonts w:ascii="맑은 고딕" w:hAnsi="맑은 고딕" w:eastAsia="맑은 고딕"/>
+          <w:b w:val="0"/>
+          <w:sz w:val="17"/>
+          <w:u w:val="none"/>
+        </w:rPr>
+        <w:t>(a) The writer says that the importance of uncertainty depends on the situation.</w:t>
+      </w:r>
+    </w:p>
+    <w:p>
+      <w:pPr>
+        <w:spacing w:before="0" w:after="0" w:line="288" w:lineRule="auto"/>
+        <w:ind w:left="40"/>
+        <w:snapToGrid w:val="0"/>
+        <w:pBdr>
+          <w:top w:val="single" w:sz="4" w:space="2" w:color="9B6BD0"/>
+          <w:left w:val="single" w:sz="4" w:space="2" w:color="9B6BD0"/>
+          <w:bottom w:val="single" w:sz="4" w:space="2" w:color="9B6BD0"/>
+          <w:right w:val="single" w:sz="4" w:space="2" w:color="9B6BD0"/>
+        </w:pBdr>
+        <w:shd w:val="clear" w:color="auto" w:fill="FAF5FF"/>
+      </w:pPr>
+      <w:r>
+        <w:rPr>
+          <w:rFonts w:ascii="맑은 고딕" w:hAnsi="맑은 고딕" w:eastAsia="맑은 고딕"/>
+          <w:b w:val="0"/>
+          <w:sz w:val="17"/>
+          <w:u w:val="none"/>
+        </w:rPr>
+        <w:t>(b) ‘Therefore’ is an appropriate expression for (A).</w:t>
+      </w:r>
+    </w:p>
+    <w:p>
+      <w:pPr>
+        <w:spacing w:before="0" w:after="0" w:line="288" w:lineRule="auto"/>
+        <w:ind w:left="40"/>
+        <w:snapToGrid w:val="0"/>
+        <w:pBdr>
+          <w:top w:val="single" w:sz="4" w:space="2" w:color="9B6BD0"/>
+          <w:left w:val="single" w:sz="4" w:space="2" w:color="9B6BD0"/>
+          <w:bottom w:val="single" w:sz="4" w:space="2" w:color="9B6BD0"/>
+          <w:right w:val="single" w:sz="4" w:space="2" w:color="9B6BD0"/>
+        </w:pBdr>
+        <w:shd w:val="clear" w:color="auto" w:fill="FAF5FF"/>
+      </w:pPr>
+      <w:r>
+        <w:rPr>
+          <w:rFonts w:ascii="맑은 고딕" w:hAnsi="맑은 고딕" w:eastAsia="맑은 고딕"/>
+          <w:b w:val="0"/>
+          <w:sz w:val="17"/>
+          <w:u w:val="none"/>
+        </w:rPr>
+        <w:t>(c) ⓐ ‘Whether or not’ can be replaced by ‘If’ without any grammatical problem.</w:t>
+      </w:r>
+    </w:p>
+    <w:p>
+      <w:pPr>
+        <w:spacing w:before="0" w:after="0" w:line="288" w:lineRule="auto"/>
+        <w:ind w:left="40"/>
+        <w:snapToGrid w:val="0"/>
+        <w:pBdr>
+          <w:top w:val="single" w:sz="4" w:space="2" w:color="9B6BD0"/>
+          <w:left w:val="single" w:sz="4" w:space="2" w:color="9B6BD0"/>
+          <w:bottom w:val="single" w:sz="4" w:space="2" w:color="9B6BD0"/>
+          <w:right w:val="single" w:sz="4" w:space="2" w:color="9B6BD0"/>
+        </w:pBdr>
+        <w:shd w:val="clear" w:color="auto" w:fill="FAF5FF"/>
+      </w:pPr>
+      <w:r>
+        <w:rPr>
+          <w:rFonts w:ascii="맑은 고딕" w:hAnsi="맑은 고딕" w:eastAsia="맑은 고딕"/>
+          <w:b w:val="0"/>
+          <w:sz w:val="17"/>
+          <w:u w:val="none"/>
+        </w:rPr>
+        <w:t>(d) In the context, ⓑ ‘precise’ can be replaced by ‘exact’.</w:t>
+      </w:r>
+    </w:p>
+    <w:p>
+      <w:pPr>
+        <w:spacing w:before="0" w:after="60" w:line="288" w:lineRule="auto"/>
+        <w:ind w:left="40"/>
+        <w:snapToGrid w:val="0"/>
+        <w:pBdr>
+          <w:top w:val="single" w:sz="4" w:space="2" w:color="9B6BD0"/>
+          <w:left w:val="single" w:sz="4" w:space="2" w:color="9B6BD0"/>
+          <w:bottom w:val="single" w:sz="4" w:space="2" w:color="9B6BD0"/>
+          <w:right w:val="single" w:sz="4" w:space="2" w:color="9B6BD0"/>
+        </w:pBdr>
+        <w:shd w:val="clear" w:color="auto" w:fill="FAF5FF"/>
+      </w:pPr>
+      <w:r>
+        <w:rPr>
+          <w:rFonts w:ascii="맑은 고딕" w:hAnsi="맑은 고딕" w:eastAsia="맑은 고딕"/>
+          <w:b w:val="0"/>
+          <w:sz w:val="17"/>
+          <w:u w:val="none"/>
+        </w:rPr>
+        <w:t>(e) According to the writer, the quoted number is accurate enough to send a satellite to orbit just above the sun.</w:t>
+      </w:r>
+    </w:p>
+    <w:p>
+      <w:pPr>
+        <w:spacing w:before="0" w:after="20" w:line="276" w:lineRule="auto"/>
+        <w:ind w:left="80"/>
+        <w:snapToGrid w:val="0"/>
+      </w:pPr>
+      <w:r>
+        <w:rPr>
+          <w:rFonts w:ascii="맑은 고딕" w:hAnsi="맑은 고딕" w:eastAsia="맑은 고딕"/>
+          <w:b w:val="0"/>
+          <w:sz w:val="17"/>
+          <w:u w:val="none"/>
+        </w:rPr>
+        <w:t>① (b), (c), (e)    ② (a), (d)    ③ (b), (e)    ④ (a), (c), (d)    ⑤ (c), (d), (e)</w:t>
       </w:r>
     </w:p>
     <w:p>
@@ -1522,25 +1712,25 @@
           <w:sz w:val="17"/>
           <w:u w:val="none"/>
         </w:rPr>
-        <w:t xml:space="preserve"> 윗글의 내용과 일치하지 </w:t>
-      </w:r>
-      <w:r>
-        <w:rPr>
-          <w:rFonts w:ascii="맑은 고딕" w:hAnsi="맑은 고딕" w:eastAsia="맑은 고딕"/>
-          <w:b/>
-          <w:sz w:val="17"/>
-          <w:u w:val="none"/>
-        </w:rPr>
-        <w:t>않는</w:t>
+        <w:t xml:space="preserve"> 다음 글의 밑줄 친 ⓐ ~ ⓕ 중, 어법상 </w:t>
       </w:r>
       <w:r>
         <w:rPr>
           <w:rFonts w:ascii="맑은 고딕" w:hAnsi="맑은 고딕" w:eastAsia="맑은 고딕"/>
           <w:b w:val="0"/>
           <w:sz w:val="17"/>
-          <w:u w:val="none"/>
-        </w:rPr>
-        <w:t xml:space="preserve"> 것은? [2.6점]</w:t>
+          <w:u w:val="single"/>
+        </w:rPr>
+        <w:t>틀린</w:t>
+      </w:r>
+      <w:r>
+        <w:rPr>
+          <w:rFonts w:ascii="맑은 고딕" w:hAnsi="맑은 고딕" w:eastAsia="맑은 고딕"/>
+          <w:b w:val="0"/>
+          <w:sz w:val="17"/>
+          <w:u w:val="none"/>
+        </w:rPr>
+        <w:t xml:space="preserve"> 것을 모두 고른 것은? [3.1점]</w:t>
       </w:r>
     </w:p>
     <w:p>
@@ -1563,7 +1753,131 @@
           <w:sz w:val="17"/>
           <w:u w:val="none"/>
         </w:rPr>
-        <w:t>Why is uncertainty so hard for the public to weigh? One reason is that its importance is relative to purpose. The Earth-sun distance, quoted to six significant digits, seems exact — accurate to about one part in a million. But an uncertain next digit means the error could exceed the distance from New York to Chicago. The same figure is therefore both precise and imprecise: fine for someone who only wants to know when the sun will rise, and inadequate for anyone planning to put a satellite in orbit just above the sun.</w:t>
+        <w:t>One of the things that makes uncertainty ⓐ</w:t>
+      </w:r>
+      <w:r>
+        <w:rPr>
+          <w:rFonts w:ascii="맑은 고딕" w:hAnsi="맑은 고딕" w:eastAsia="맑은 고딕"/>
+          <w:b w:val="0"/>
+          <w:sz w:val="17"/>
+          <w:u w:val="single"/>
+        </w:rPr>
+        <w:t>difficultly</w:t>
+      </w:r>
+      <w:r>
+        <w:rPr>
+          <w:rFonts w:ascii="맑은 고딕" w:hAnsi="맑은 고딕" w:eastAsia="맑은 고딕"/>
+          <w:b w:val="0"/>
+          <w:sz w:val="17"/>
+          <w:u w:val="none"/>
+        </w:rPr>
+        <w:t xml:space="preserve"> for members of the public ⓑ</w:t>
+      </w:r>
+      <w:r>
+        <w:rPr>
+          <w:rFonts w:ascii="맑은 고딕" w:hAnsi="맑은 고딕" w:eastAsia="맑은 고딕"/>
+          <w:b w:val="0"/>
+          <w:sz w:val="17"/>
+          <w:u w:val="single"/>
+        </w:rPr>
+        <w:t>to appreciate</w:t>
+      </w:r>
+      <w:r>
+        <w:rPr>
+          <w:rFonts w:ascii="맑은 고딕" w:hAnsi="맑은 고딕" w:eastAsia="맑은 고딕"/>
+          <w:b w:val="0"/>
+          <w:sz w:val="17"/>
+          <w:u w:val="none"/>
+        </w:rPr>
+        <w:t xml:space="preserve"> is ⓒ</w:t>
+      </w:r>
+      <w:r>
+        <w:rPr>
+          <w:rFonts w:ascii="맑은 고딕" w:hAnsi="맑은 고딕" w:eastAsia="맑은 고딕"/>
+          <w:b w:val="0"/>
+          <w:sz w:val="17"/>
+          <w:u w:val="single"/>
+        </w:rPr>
+        <w:t>what</w:t>
+      </w:r>
+      <w:r>
+        <w:rPr>
+          <w:rFonts w:ascii="맑은 고딕" w:hAnsi="맑은 고딕" w:eastAsia="맑은 고딕"/>
+          <w:b w:val="0"/>
+          <w:sz w:val="17"/>
+          <w:u w:val="none"/>
+        </w:rPr>
+        <w:t xml:space="preserve"> the significance of uncertainty is relative. Take, for example, the distance between Earth and the sun: 1.49597 × 10⁸ km, as measured at one point during the year. This seems relatively precise; after all, using six significant digits ⓓ</w:t>
+      </w:r>
+      <w:r>
+        <w:rPr>
+          <w:rFonts w:ascii="맑은 고딕" w:hAnsi="맑은 고딕" w:eastAsia="맑은 고딕"/>
+          <w:b w:val="0"/>
+          <w:sz w:val="17"/>
+          <w:u w:val="single"/>
+        </w:rPr>
+        <w:t>mean</w:t>
+      </w:r>
+      <w:r>
+        <w:rPr>
+          <w:rFonts w:ascii="맑은 고딕" w:hAnsi="맑은 고딕" w:eastAsia="맑은 고딕"/>
+          <w:b w:val="0"/>
+          <w:sz w:val="17"/>
+          <w:u w:val="none"/>
+        </w:rPr>
+        <w:t xml:space="preserve"> I know the distance to an accuracy of one part in a million or so. However, if the next digit is uncertain, that means the uncertainty in knowing the precise Earth-sun distance ⓔ</w:t>
+      </w:r>
+      <w:r>
+        <w:rPr>
+          <w:rFonts w:ascii="맑은 고딕" w:hAnsi="맑은 고딕" w:eastAsia="맑은 고딕"/>
+          <w:b w:val="0"/>
+          <w:sz w:val="17"/>
+          <w:u w:val="single"/>
+        </w:rPr>
+        <w:t>is</w:t>
+      </w:r>
+      <w:r>
+        <w:rPr>
+          <w:rFonts w:ascii="맑은 고딕" w:hAnsi="맑은 고딕" w:eastAsia="맑은 고딕"/>
+          <w:b w:val="0"/>
+          <w:sz w:val="17"/>
+          <w:u w:val="none"/>
+        </w:rPr>
+        <w:t xml:space="preserve"> larger than the distance between New York and Chicago! Whether or not the quoted number is “precise” therefore depends on ⓕ</w:t>
+      </w:r>
+      <w:r>
+        <w:rPr>
+          <w:rFonts w:ascii="맑은 고딕" w:hAnsi="맑은 고딕" w:eastAsia="맑은 고딕"/>
+          <w:b w:val="0"/>
+          <w:sz w:val="17"/>
+          <w:u w:val="single"/>
+        </w:rPr>
+        <w:t>what</w:t>
+      </w:r>
+      <w:r>
+        <w:rPr>
+          <w:rFonts w:ascii="맑은 고딕" w:hAnsi="맑은 고딕" w:eastAsia="맑은 고딕"/>
+          <w:b w:val="0"/>
+          <w:sz w:val="17"/>
+          <w:u w:val="none"/>
+        </w:rPr>
+        <w:t xml:space="preserve"> I'm intending to do with it. If I care only about what minute the sun will rise tomorrow, then the number quoted here is fine. If I want to send a satellite to orbit just above the sun, however, then I would need to know distances more accurately.</w:t>
+      </w:r>
+    </w:p>
+    <w:p>
+      <w:pPr>
+        <w:spacing w:before="0" w:after="20" w:line="276" w:lineRule="auto"/>
+        <w:ind w:left="80"/>
+        <w:snapToGrid w:val="0"/>
+      </w:pPr>
+      <w:r>
+        <w:rPr>
+          <w:rFonts w:ascii="맑은 고딕" w:hAnsi="맑은 고딕" w:eastAsia="맑은 고딕"/>
+          <w:b w:val="0"/>
+          <w:sz w:val="17"/>
+          <w:u w:val="none"/>
+        </w:rPr>
+        <w:t>① ⓐ, ⓒ    ② ⓑ, ⓓ, ⓔ    ③ ⓒ, ⓓ, ⓕ    ④ ⓐ, ⓒ, ⓓ    ⑤ ⓐ, ⓔ, ⓕ</w:t>
       </w:r>
     </w:p>
     <w:p>
@@ -1588,25 +1902,25 @@
           <w:sz w:val="17"/>
           <w:u w:val="none"/>
         </w:rPr>
-        <w:t xml:space="preserve"> 윗글의 밑줄 친 ①~⑤ 중, 문맥상 낱말의 쓰임이 적절하지 </w:t>
-      </w:r>
-      <w:r>
-        <w:rPr>
-          <w:rFonts w:ascii="맑은 고딕" w:hAnsi="맑은 고딕" w:eastAsia="맑은 고딕"/>
-          <w:b/>
-          <w:sz w:val="17"/>
-          <w:u w:val="none"/>
-        </w:rPr>
-        <w:t>않은</w:t>
+        <w:t xml:space="preserve"> 다음 글의 밑줄 친 부분 중, 문맥상 낱말의 쓰임이 적절하지 </w:t>
       </w:r>
       <w:r>
         <w:rPr>
           <w:rFonts w:ascii="맑은 고딕" w:hAnsi="맑은 고딕" w:eastAsia="맑은 고딕"/>
           <w:b w:val="0"/>
           <w:sz w:val="17"/>
-          <w:u w:val="none"/>
-        </w:rPr>
-        <w:t xml:space="preserve"> 것은? [2.8점]</w:t>
+          <w:u w:val="single"/>
+        </w:rPr>
+        <w:t>않은</w:t>
+      </w:r>
+      <w:r>
+        <w:rPr>
+          <w:rFonts w:ascii="맑은 고딕" w:hAnsi="맑은 고딕" w:eastAsia="맑은 고딕"/>
+          <w:b w:val="0"/>
+          <w:sz w:val="17"/>
+          <w:u w:val="none"/>
+        </w:rPr>
+        <w:t xml:space="preserve"> 것은? [3.0점]</w:t>
       </w:r>
     </w:p>
     <w:p>
@@ -1629,7 +1943,113 @@
           <w:sz w:val="17"/>
           <w:u w:val="none"/>
         </w:rPr>
-        <w:t>Part of what makes uncertainty hard for the public to ①appreciate is that its importance is relative. The Earth-sun distance, 1.49597 × 10⁸ km, looks ②precise: six significant digits give an ③accuracy of about one in a million. Yet if the next digit is uncertain, the error is larger than the distance between New York and Chicago. Whether the number is precise therefore depends on its purpose. If I care only about the minute of sunrise, the figure is ④inadequate; if I want to send a satellite to orbit just above the sun, I must know distances far more ⑤accurately.</w:t>
+        <w:t>One of the things that makes uncertainty difficult for members of the public to appreciate is that the significance of uncertainty is ①</w:t>
+      </w:r>
+      <w:r>
+        <w:rPr>
+          <w:rFonts w:ascii="맑은 고딕" w:hAnsi="맑은 고딕" w:eastAsia="맑은 고딕"/>
+          <w:b w:val="0"/>
+          <w:sz w:val="17"/>
+          <w:u w:val="single"/>
+        </w:rPr>
+        <w:t>relative</w:t>
+      </w:r>
+      <w:r>
+        <w:rPr>
+          <w:rFonts w:ascii="맑은 고딕" w:hAnsi="맑은 고딕" w:eastAsia="맑은 고딕"/>
+          <w:b w:val="0"/>
+          <w:sz w:val="17"/>
+          <w:u w:val="none"/>
+        </w:rPr>
+        <w:t>. Take, for example, the distance between Earth and the sun: 1.49597 × 10⁸ km, as measured at one point during the year. This seems relatively ②</w:t>
+      </w:r>
+      <w:r>
+        <w:rPr>
+          <w:rFonts w:ascii="맑은 고딕" w:hAnsi="맑은 고딕" w:eastAsia="맑은 고딕"/>
+          <w:b w:val="0"/>
+          <w:sz w:val="17"/>
+          <w:u w:val="single"/>
+        </w:rPr>
+        <w:t>precise</w:t>
+      </w:r>
+      <w:r>
+        <w:rPr>
+          <w:rFonts w:ascii="맑은 고딕" w:hAnsi="맑은 고딕" w:eastAsia="맑은 고딕"/>
+          <w:b w:val="0"/>
+          <w:sz w:val="17"/>
+          <w:u w:val="none"/>
+        </w:rPr>
+        <w:t>; after all, using six significant digits means I know the distance to an accuracy of one part in a million or so. However, if the next digit is ③</w:t>
+      </w:r>
+      <w:r>
+        <w:rPr>
+          <w:rFonts w:ascii="맑은 고딕" w:hAnsi="맑은 고딕" w:eastAsia="맑은 고딕"/>
+          <w:b w:val="0"/>
+          <w:sz w:val="17"/>
+          <w:u w:val="single"/>
+        </w:rPr>
+        <w:t>uncertain</w:t>
+      </w:r>
+      <w:r>
+        <w:rPr>
+          <w:rFonts w:ascii="맑은 고딕" w:hAnsi="맑은 고딕" w:eastAsia="맑은 고딕"/>
+          <w:b w:val="0"/>
+          <w:sz w:val="17"/>
+          <w:u w:val="none"/>
+        </w:rPr>
+        <w:t>, that means the uncertainty in knowing the precise Earth-sun distance is larger than the distance between New York and Chicago! Whether or not the quoted number is “precise” therefore depends on what I'm intending to do with it. If I care only about what minute the sun will rise tomorrow, then the number quoted here is ④</w:t>
+      </w:r>
+      <w:r>
+        <w:rPr>
+          <w:rFonts w:ascii="맑은 고딕" w:hAnsi="맑은 고딕" w:eastAsia="맑은 고딕"/>
+          <w:b w:val="0"/>
+          <w:sz w:val="17"/>
+          <w:u w:val="single"/>
+        </w:rPr>
+        <w:t>fine</w:t>
+      </w:r>
+      <w:r>
+        <w:rPr>
+          <w:rFonts w:ascii="맑은 고딕" w:hAnsi="맑은 고딕" w:eastAsia="맑은 고딕"/>
+          <w:b w:val="0"/>
+          <w:sz w:val="17"/>
+          <w:u w:val="none"/>
+        </w:rPr>
+        <w:t>. If I want to send a satellite to orbit just above the sun, however, then I would need to know distances ⑤</w:t>
+      </w:r>
+      <w:r>
+        <w:rPr>
+          <w:rFonts w:ascii="맑은 고딕" w:hAnsi="맑은 고딕" w:eastAsia="맑은 고딕"/>
+          <w:b w:val="0"/>
+          <w:sz w:val="17"/>
+          <w:u w:val="single"/>
+        </w:rPr>
+        <w:t>less</w:t>
+      </w:r>
+      <w:r>
+        <w:rPr>
+          <w:rFonts w:ascii="맑은 고딕" w:hAnsi="맑은 고딕" w:eastAsia="맑은 고딕"/>
+          <w:b w:val="0"/>
+          <w:sz w:val="17"/>
+          <w:u w:val="none"/>
+        </w:rPr>
+        <w:t xml:space="preserve"> accurately.</w:t>
+      </w:r>
+    </w:p>
+    <w:p>
+      <w:pPr>
+        <w:spacing w:before="0" w:after="20" w:line="276" w:lineRule="auto"/>
+        <w:ind w:left="80"/>
+        <w:snapToGrid w:val="0"/>
+      </w:pPr>
+      <w:r>
+        <w:rPr>
+          <w:rFonts w:ascii="맑은 고딕" w:hAnsi="맑은 고딕" w:eastAsia="맑은 고딕"/>
+          <w:b w:val="0"/>
+          <w:sz w:val="17"/>
+          <w:u w:val="none"/>
+        </w:rPr>
+        <w:t>① ①    ② ②    ③ ③    ④ ④    ⑤ ⑤</w:t>
       </w:r>
     </w:p>
     <w:p>
@@ -1654,25 +2074,7 @@
           <w:sz w:val="17"/>
           <w:u w:val="none"/>
         </w:rPr>
-        <w:t xml:space="preserve"> 윗글의 밑줄 친 ①~⑤ 중, 어법상 </w:t>
-      </w:r>
-      <w:r>
-        <w:rPr>
-          <w:rFonts w:ascii="맑은 고딕" w:hAnsi="맑은 고딕" w:eastAsia="맑은 고딕"/>
-          <w:b/>
-          <w:sz w:val="17"/>
-          <w:u w:val="none"/>
-        </w:rPr>
-        <w:t>틀린</w:t>
-      </w:r>
-      <w:r>
-        <w:rPr>
-          <w:rFonts w:ascii="맑은 고딕" w:hAnsi="맑은 고딕" w:eastAsia="맑은 고딕"/>
-          <w:b w:val="0"/>
-          <w:sz w:val="17"/>
-          <w:u w:val="none"/>
-        </w:rPr>
-        <w:t xml:space="preserve"> 것은? [2.8점]</w:t>
+        <w:t xml:space="preserve"> 윗글의 내용과 일치하는 것은? [2.8점]</w:t>
       </w:r>
     </w:p>
     <w:p>
@@ -1695,7 +2097,87 @@
           <w:sz w:val="17"/>
           <w:u w:val="none"/>
         </w:rPr>
-        <w:t>One of the things ①that makes uncertainty difficult for members of the public ②to appreciate is that the significance of uncertainty is relative. Take, for example, the distance between Earth and the sun: 1.49597 × 10⁸ km, as ③measured at one point during the year. This seems ④relative precise; after all, using six significant digits ⑤means I know the distance to an accuracy of one part in a million or so.</w:t>
+        <w:t>One of the things that makes uncertainty difficult for members of the public to appreciate is that the significance of uncertainty is relative. Take, for example, the distance between Earth and the sun: 1.49597 × 10⁸ km, as measured at one point during the year. This seems relatively precise; after all, using six significant digits means I know the distance to an accuracy of one part in a million or so. However, if the next digit is uncertain, that means the uncertainty in knowing the precise Earth-sun distance is larger than the distance between New York and Chicago! Whether or not the quoted number is “precise” therefore depends on what I'm intending to do with it. If I care only about what minute the sun will rise tomorrow, then the number quoted here is fine. If I want to send a satellite to orbit just above the sun, however, then I would need to know distances more accurately.</w:t>
+      </w:r>
+    </w:p>
+    <w:p>
+      <w:pPr>
+        <w:spacing w:before="0" w:after="0" w:line="269" w:lineRule="auto"/>
+        <w:ind w:left="180" w:hanging="180"/>
+        <w:snapToGrid w:val="0"/>
+      </w:pPr>
+      <w:r>
+        <w:rPr>
+          <w:rFonts w:ascii="맑은 고딕" w:hAnsi="맑은 고딕" w:eastAsia="맑은 고딕"/>
+          <w:b w:val="0"/>
+          <w:sz w:val="17"/>
+          <w:u w:val="none"/>
+        </w:rPr>
+        <w:t>① 지구와 태양 사이의 거리는 1년 내내 정확히 같다고 언급된다.</w:t>
+      </w:r>
+    </w:p>
+    <w:p>
+      <w:pPr>
+        <w:spacing w:before="0" w:after="0" w:line="269" w:lineRule="auto"/>
+        <w:ind w:left="180" w:hanging="180"/>
+        <w:snapToGrid w:val="0"/>
+      </w:pPr>
+      <w:r>
+        <w:rPr>
+          <w:rFonts w:ascii="맑은 고딕" w:hAnsi="맑은 고딕" w:eastAsia="맑은 고딕"/>
+          <w:b w:val="0"/>
+          <w:sz w:val="17"/>
+          <w:u w:val="none"/>
+        </w:rPr>
+        <w:t>② 유효숫자 여섯 자리는 대략 백만분의 1의 정확도를 뜻한다.</w:t>
+      </w:r>
+    </w:p>
+    <w:p>
+      <w:pPr>
+        <w:spacing w:before="0" w:after="0" w:line="269" w:lineRule="auto"/>
+        <w:ind w:left="180" w:hanging="180"/>
+        <w:snapToGrid w:val="0"/>
+      </w:pPr>
+      <w:r>
+        <w:rPr>
+          <w:rFonts w:ascii="맑은 고딕" w:hAnsi="맑은 고딕" w:eastAsia="맑은 고딕"/>
+          <w:b w:val="0"/>
+          <w:sz w:val="17"/>
+          <w:u w:val="none"/>
+        </w:rPr>
+        <w:t>③ 다음 자릿수의 불확실성은 뉴욕과 시카고 사이 거리보다 작다.</w:t>
+      </w:r>
+    </w:p>
+    <w:p>
+      <w:pPr>
+        <w:spacing w:before="0" w:after="0" w:line="269" w:lineRule="auto"/>
+        <w:ind w:left="180" w:hanging="180"/>
+        <w:snapToGrid w:val="0"/>
+      </w:pPr>
+      <w:r>
+        <w:rPr>
+          <w:rFonts w:ascii="맑은 고딕" w:hAnsi="맑은 고딕" w:eastAsia="맑은 고딕"/>
+          <w:b w:val="0"/>
+          <w:sz w:val="17"/>
+          <w:u w:val="none"/>
+        </w:rPr>
+        <w:t>④ 인용된 숫자로는 내일 해 뜨는 시각을 알 수 없다.</w:t>
+      </w:r>
+    </w:p>
+    <w:p>
+      <w:pPr>
+        <w:spacing w:before="0" w:after="0" w:line="269" w:lineRule="auto"/>
+        <w:ind w:left="180" w:hanging="180"/>
+        <w:snapToGrid w:val="0"/>
+      </w:pPr>
+      <w:r>
+        <w:rPr>
+          <w:rFonts w:ascii="맑은 고딕" w:hAnsi="맑은 고딕" w:eastAsia="맑은 고딕"/>
+          <w:b w:val="0"/>
+          <w:sz w:val="17"/>
+          <w:u w:val="none"/>
+        </w:rPr>
+        <w:t>⑤ 위성을 보내는 데에는 인용된 숫자로 충분하다.</w:t>
       </w:r>
     </w:p>
     <w:p>
@@ -1720,7 +2202,7 @@
           <w:sz w:val="17"/>
           <w:u w:val="none"/>
         </w:rPr>
-        <w:t xml:space="preserve"> 윗글의 빈칸에 들어갈 말로 가장 적절한 것은? [2.9점]</w:t>
+        <w:t xml:space="preserve"> [A]와 [B]를 읽고 이해한 것으로 가장 적절한 것은? [3.2점]</w:t>
       </w:r>
     </w:p>
     <w:p>
@@ -1743,7 +2225,110 @@
           <w:sz w:val="17"/>
           <w:u w:val="none"/>
         </w:rPr>
-        <w:t>The public finds uncertainty hard to judge because its weight changes with the task. The Earth-sun distance, given to six significant digits, is known to about one part in a million — impressive, until you notice that an uncertain seventh digit would leave an error larger than the distance from New York to Chicago. Whether a figure deserves to be called precise, then, ______________________________. For predicting tomorrow's sunrise the number is fine; for placing a satellite just above the sun it is not.</w:t>
+        <w:t>[A] Whether or not the quoted number is “precise” therefore depends on what I'm intending to do with it. If I care only about what minute the sun will rise tomorrow, then the number quoted here is fine. If I want to send a satellite to orbit just above the sun, however, then I would need to know distances more accurately.</w:t>
+      </w:r>
+    </w:p>
+    <w:p>
+      <w:pPr>
+        <w:spacing w:before="0" w:after="60" w:line="288" w:lineRule="auto"/>
+        <w:ind w:left="40"/>
+        <w:snapToGrid w:val="0"/>
+        <w:pBdr>
+          <w:top w:val="single" w:sz="4" w:space="2" w:color="6B7FB8"/>
+          <w:left w:val="single" w:sz="4" w:space="2" w:color="6B7FB8"/>
+          <w:bottom w:val="single" w:sz="4" w:space="2" w:color="6B7FB8"/>
+          <w:right w:val="single" w:sz="4" w:space="2" w:color="6B7FB8"/>
+        </w:pBdr>
+        <w:shd w:val="clear" w:color="auto" w:fill="EEF2FF"/>
+      </w:pPr>
+      <w:r>
+        <w:rPr>
+          <w:rFonts w:ascii="맑은 고딕" w:hAnsi="맑은 고딕" w:eastAsia="맑은 고딕"/>
+          <w:b w:val="0"/>
+          <w:sz w:val="17"/>
+          <w:u w:val="none"/>
+        </w:rPr>
+        <w:t>[B] A kitchen scale that is off by one gram is perfectly good for baking bread. The same scale, however, would be useless for a pharmacist who must measure tiny amounts of medicine for a baby.</w:t>
+      </w:r>
+    </w:p>
+    <w:p>
+      <w:pPr>
+        <w:spacing w:before="0" w:after="0" w:line="269" w:lineRule="auto"/>
+        <w:ind w:left="180" w:hanging="180"/>
+        <w:snapToGrid w:val="0"/>
+      </w:pPr>
+      <w:r>
+        <w:rPr>
+          <w:rFonts w:ascii="맑은 고딕" w:hAnsi="맑은 고딕" w:eastAsia="맑은 고딕"/>
+          <w:b w:val="0"/>
+          <w:sz w:val="17"/>
+          <w:u w:val="none"/>
+        </w:rPr>
+        <w:t>① [A] argues that scientists should always use more digits.</w:t>
+      </w:r>
+    </w:p>
+    <w:p>
+      <w:pPr>
+        <w:spacing w:before="0" w:after="0" w:line="269" w:lineRule="auto"/>
+        <w:ind w:left="180" w:hanging="180"/>
+        <w:snapToGrid w:val="0"/>
+      </w:pPr>
+      <w:r>
+        <w:rPr>
+          <w:rFonts w:ascii="맑은 고딕" w:hAnsi="맑은 고딕" w:eastAsia="맑은 고딕"/>
+          <w:b w:val="0"/>
+          <w:sz w:val="17"/>
+          <w:u w:val="none"/>
+        </w:rPr>
+        <w:t>② Both texts suggest that whether a measurement is accurate enough depends on its purpose.</w:t>
+      </w:r>
+    </w:p>
+    <w:p>
+      <w:pPr>
+        <w:spacing w:before="0" w:after="0" w:line="269" w:lineRule="auto"/>
+        <w:ind w:left="180" w:hanging="180"/>
+        <w:snapToGrid w:val="0"/>
+      </w:pPr>
+      <w:r>
+        <w:rPr>
+          <w:rFonts w:ascii="맑은 고딕" w:hAnsi="맑은 고딕" w:eastAsia="맑은 고딕"/>
+          <w:b w:val="0"/>
+          <w:sz w:val="17"/>
+          <w:u w:val="none"/>
+        </w:rPr>
+        <w:t>③ [B] claims that kitchen scales are more accurate than a pharmacist's tools.</w:t>
+      </w:r>
+    </w:p>
+    <w:p>
+      <w:pPr>
+        <w:spacing w:before="0" w:after="0" w:line="269" w:lineRule="auto"/>
+        <w:ind w:left="180" w:hanging="180"/>
+        <w:snapToGrid w:val="0"/>
+      </w:pPr>
+      <w:r>
+        <w:rPr>
+          <w:rFonts w:ascii="맑은 고딕" w:hAnsi="맑은 고딕" w:eastAsia="맑은 고딕"/>
+          <w:b w:val="0"/>
+          <w:sz w:val="17"/>
+          <w:u w:val="none"/>
+        </w:rPr>
+        <w:t>④ Both texts argue that small errors never matter in daily life.</w:t>
+      </w:r>
+    </w:p>
+    <w:p>
+      <w:pPr>
+        <w:spacing w:before="0" w:after="0" w:line="269" w:lineRule="auto"/>
+        <w:ind w:left="180" w:hanging="180"/>
+        <w:snapToGrid w:val="0"/>
+      </w:pPr>
+      <w:r>
+        <w:rPr>
+          <w:rFonts w:ascii="맑은 고딕" w:hAnsi="맑은 고딕" w:eastAsia="맑은 고딕"/>
+          <w:b w:val="0"/>
+          <w:sz w:val="17"/>
+          <w:u w:val="none"/>
+        </w:rPr>
+        <w:t>⑤ [A] focuses on baking, while [B] focuses on space travel.</w:t>
       </w:r>
     </w:p>
     <w:p>
@@ -1768,7 +2353,7 @@
           <w:sz w:val="17"/>
           <w:u w:val="none"/>
         </w:rPr>
-        <w:t xml:space="preserve"> 윗글의 내용을 한 문장으로 요약하고자 한다. 빈칸 (A), (B)에 들어갈 말로 가장 적절한 것은? [2.8점]</w:t>
+        <w:t xml:space="preserve"> 다음 빈칸에 들어갈 말로 가장 적절한 것은? [2.9점]</w:t>
       </w:r>
     </w:p>
     <w:p>
@@ -1791,44 +2376,30 @@
           <w:sz w:val="17"/>
           <w:u w:val="none"/>
         </w:rPr>
-        <w:t>A measurement quoted to six significant digits looks exact, yet the very next digit may carry an error larger than the distance between two major cities. That is not a flaw in the number so much as a reminder that precision is judged by use: the same figure serves a sunrise forecast perfectly and a solar satellite mission not at all.</w:t>
+        <w:t>One of the things that makes uncertainty difficult for members of the public to appreciate is that the significance of uncertainty is relative. Take, for example, the distance between Earth and the sun: 1.49597 × 10⁸ km, as measured at one point during the year. This seems relatively precise; after all, using six significant digits means I know the distance to an accuracy of one part in a million or so. However, if the next digit is uncertain, that means the uncertainty in knowing the precise Earth-sun distance is larger than the distance between New York and Chicago! Whether or not the quoted number is “precise” therefore depends on ____________________. If I care only about what minute the sun will rise tomorrow, then the number quoted here is fine. If I want to send a satellite to orbit just above the sun, however, then I would need to know distances more accurately.</w:t>
       </w:r>
     </w:p>
     <w:p>
       <w:pPr>
-        <w:spacing w:before="0" w:after="0" w:line="336" w:lineRule="auto"/>
-        <w:ind w:left="40"/>
+        <w:spacing w:before="0" w:after="0" w:line="269" w:lineRule="auto"/>
+        <w:ind w:left="180" w:hanging="180"/>
         <w:snapToGrid w:val="0"/>
-        <w:pBdr>
-          <w:top w:val="single" w:sz="4" w:space="2" w:color="555555"/>
-          <w:left w:val="single" w:sz="4" w:space="2" w:color="555555"/>
-          <w:bottom w:val="single" w:sz="4" w:space="2" w:color="555555"/>
-          <w:right w:val="single" w:sz="4" w:space="2" w:color="555555"/>
-        </w:pBdr>
-        <w:shd w:val="clear" w:color="auto" w:fill="FFFFFF"/>
-      </w:pPr>
-      <w:r>
-        <w:rPr>
-          <w:rFonts w:ascii="맑은 고딕" w:hAnsi="맑은 고딕" w:eastAsia="맑은 고딕"/>
-          <w:b/>
+      </w:pPr>
+      <w:r>
+        <w:rPr>
+          <w:rFonts w:ascii="맑은 고딕" w:hAnsi="맑은 고딕" w:eastAsia="맑은 고딕"/>
+          <w:b w:val="0"/>
           <w:sz w:val="17"/>
           <w:u w:val="none"/>
         </w:rPr>
-        <w:t>조건 · 보기</w:t>
+        <w:t>① what we intend to use it for</w:t>
       </w:r>
     </w:p>
     <w:p>
       <w:pPr>
-        <w:spacing w:before="0" w:after="60" w:line="336" w:lineRule="auto"/>
-        <w:ind w:left="40"/>
+        <w:spacing w:before="0" w:after="0" w:line="269" w:lineRule="auto"/>
+        <w:ind w:left="180" w:hanging="180"/>
         <w:snapToGrid w:val="0"/>
-        <w:pBdr>
-          <w:top w:val="single" w:sz="4" w:space="2" w:color="555555"/>
-          <w:left w:val="single" w:sz="4" w:space="2" w:color="555555"/>
-          <w:bottom w:val="single" w:sz="4" w:space="2" w:color="555555"/>
-          <w:right w:val="single" w:sz="4" w:space="2" w:color="555555"/>
-        </w:pBdr>
-        <w:shd w:val="clear" w:color="auto" w:fill="FFFFFF"/>
       </w:pPr>
       <w:r>
         <w:rPr>
@@ -1837,7 +2408,55 @@
           <w:sz w:val="17"/>
           <w:u w:val="none"/>
         </w:rPr>
-        <w:t>The same measurement can be (A)__________ for one purpose and inadequate for another, so the importance of uncertainty is (B)__________ rather than absolute.</w:t>
+        <w:t>② how many digits it contains</w:t>
+      </w:r>
+    </w:p>
+    <w:p>
+      <w:pPr>
+        <w:spacing w:before="0" w:after="0" w:line="269" w:lineRule="auto"/>
+        <w:ind w:left="180" w:hanging="180"/>
+        <w:snapToGrid w:val="0"/>
+      </w:pPr>
+      <w:r>
+        <w:rPr>
+          <w:rFonts w:ascii="맑은 고딕" w:hAnsi="맑은 고딕" w:eastAsia="맑은 고딕"/>
+          <w:b w:val="0"/>
+          <w:sz w:val="17"/>
+          <w:u w:val="none"/>
+        </w:rPr>
+        <w:t>③ who measured it first</w:t>
+      </w:r>
+    </w:p>
+    <w:p>
+      <w:pPr>
+        <w:spacing w:before="0" w:after="0" w:line="269" w:lineRule="auto"/>
+        <w:ind w:left="180" w:hanging="180"/>
+        <w:snapToGrid w:val="0"/>
+      </w:pPr>
+      <w:r>
+        <w:rPr>
+          <w:rFonts w:ascii="맑은 고딕" w:hAnsi="맑은 고딕" w:eastAsia="맑은 고딕"/>
+          <w:b w:val="0"/>
+          <w:sz w:val="17"/>
+          <w:u w:val="none"/>
+        </w:rPr>
+        <w:t>④ the distance between two cities</w:t>
+      </w:r>
+    </w:p>
+    <w:p>
+      <w:pPr>
+        <w:spacing w:before="0" w:after="0" w:line="269" w:lineRule="auto"/>
+        <w:ind w:left="180" w:hanging="180"/>
+        <w:snapToGrid w:val="0"/>
+      </w:pPr>
+      <w:r>
+        <w:rPr>
+          <w:rFonts w:ascii="맑은 고딕" w:hAnsi="맑은 고딕" w:eastAsia="맑은 고딕"/>
+          <w:b w:val="0"/>
+          <w:sz w:val="17"/>
+          <w:u w:val="none"/>
+        </w:rPr>
+        <w:t>⑤ the time of year it was measured</w:t>
       </w:r>
     </w:p>
     <w:p>
@@ -1862,25 +2481,25 @@
           <w:sz w:val="17"/>
           <w:u w:val="none"/>
         </w:rPr>
-        <w:t xml:space="preserve"> 윗글의 내용과 일치하는 것을 &lt;보기&gt;에서 </w:t>
-      </w:r>
-      <w:r>
-        <w:rPr>
-          <w:rFonts w:ascii="맑은 고딕" w:hAnsi="맑은 고딕" w:eastAsia="맑은 고딕"/>
-          <w:b/>
-          <w:sz w:val="17"/>
-          <w:u w:val="none"/>
-        </w:rPr>
-        <w:t>있는 대로</w:t>
+        <w:t xml:space="preserve"> 다음 글에서 전체 흐름과 관계 </w:t>
       </w:r>
       <w:r>
         <w:rPr>
           <w:rFonts w:ascii="맑은 고딕" w:hAnsi="맑은 고딕" w:eastAsia="맑은 고딕"/>
           <w:b w:val="0"/>
           <w:sz w:val="17"/>
-          <w:u w:val="none"/>
-        </w:rPr>
-        <w:t xml:space="preserve"> 고른 것은? (부분 점수 없음) [3.0점]</w:t>
+          <w:u w:val="single"/>
+        </w:rPr>
+        <w:t>없는</w:t>
+      </w:r>
+      <w:r>
+        <w:rPr>
+          <w:rFonts w:ascii="맑은 고딕" w:hAnsi="맑은 고딕" w:eastAsia="맑은 고딕"/>
+          <w:b w:val="0"/>
+          <w:sz w:val="17"/>
+          <w:u w:val="none"/>
+        </w:rPr>
+        <w:t xml:space="preserve"> 문장은? [3.0점]</w:t>
       </w:r>
     </w:p>
     <w:p>
@@ -1903,12 +2522,13 @@
           <w:sz w:val="17"/>
           <w:u w:val="none"/>
         </w:rPr>
-        <w:t>How much uncertainty matters depends on the use a measurement is put to. Six significant digits fix the Earth-sun distance to about one part in a million, but an uncertain seventh digit can mean an error larger than the distance between New York and Chicago. A figure that is perfectly adequate for predicting sunrise may be inadequate for sending a satellite to orbit just above the sun.</w:t>
+        <w:t>Take, for example, the distance between Earth and the sun: 1.49597 × 10⁸ km, as measured at one point during the year. ① This seems relatively precise; after all, using six significant digits means I know the distance to an accuracy of one part in a million or so. ② However, if the next digit is uncertain, that means the uncertainty in knowing the precise Earth-sun distance is larger than the distance between New York and Chicago! ③ Chicago is known for its tall buildings and strong winds. ④ Whether or not the quoted number is “precise” therefore depends on what I'm intending to do with it. ⑤ If I care only about what minute the sun will rise tomorrow, then the number quoted here is fine.</w:t>
       </w:r>
     </w:p>
     <w:p>
       <w:pPr>
-        <w:spacing w:before="0" w:after="40" w:line="360" w:lineRule="auto"/>
+        <w:spacing w:before="0" w:after="20" w:line="276" w:lineRule="auto"/>
+        <w:ind w:left="80"/>
         <w:snapToGrid w:val="0"/>
       </w:pPr>
       <w:r>
@@ -1918,67 +2538,25 @@
           <w:sz w:val="17"/>
           <w:u w:val="none"/>
         </w:rPr>
-        <w:t>ⓐ How much uncertainty matters depends on the intended use of a measurement.</w:t>
+        <w:t>① ①    ② ②    ③ ③    ④ ④    ⑤ ⑤</w:t>
       </w:r>
     </w:p>
     <w:p>
       <w:pPr>
-        <w:spacing w:before="0" w:after="40" w:line="360" w:lineRule="auto"/>
+        <w:keepNext/>
+        <w:spacing w:before="80" w:after="40" w:line="276" w:lineRule="auto"/>
         <w:snapToGrid w:val="0"/>
-      </w:pPr>
-      <w:r>
-        <w:rPr>
-          <w:rFonts w:ascii="맑은 고딕" w:hAnsi="맑은 고딕" w:eastAsia="맑은 고딕"/>
-          <w:b w:val="0"/>
+        <w:shd w:val="clear" w:color="auto" w:fill="8A3A12"/>
+      </w:pPr>
+      <w:r>
+        <w:rPr>
+          <w:rFonts w:ascii="맑은 고딕" w:hAnsi="맑은 고딕" w:eastAsia="맑은 고딕"/>
+          <w:b/>
+          <w:color w:val="FFFFFF"/>
           <w:sz w:val="17"/>
           <w:u w:val="none"/>
         </w:rPr>
-        <w:t>ⓑ Six significant digits guarantee complete certainty about the distance.</w:t>
-      </w:r>
-    </w:p>
-    <w:p>
-      <w:pPr>
-        <w:spacing w:before="0" w:after="40" w:line="360" w:lineRule="auto"/>
-        <w:snapToGrid w:val="0"/>
-      </w:pPr>
-      <w:r>
-        <w:rPr>
-          <w:rFonts w:ascii="맑은 고딕" w:hAnsi="맑은 고딕" w:eastAsia="맑은 고딕"/>
-          <w:b w:val="0"/>
-          <w:sz w:val="17"/>
-          <w:u w:val="none"/>
-        </w:rPr>
-        <w:t>ⓒ A figure adequate for predicting sunrise may not serve a satellite mission.</w:t>
-      </w:r>
-    </w:p>
-    <w:p>
-      <w:pPr>
-        <w:spacing w:before="0" w:after="40" w:line="360" w:lineRule="auto"/>
-        <w:snapToGrid w:val="0"/>
-      </w:pPr>
-      <w:r>
-        <w:rPr>
-          <w:rFonts w:ascii="맑은 고딕" w:hAnsi="맑은 고딕" w:eastAsia="맑은 고딕"/>
-          <w:b w:val="0"/>
-          <w:sz w:val="17"/>
-          <w:u w:val="none"/>
-        </w:rPr>
-        <w:t>ⓓ The public always finds uncertainty easy to grasp.</w:t>
-      </w:r>
-    </w:p>
-    <w:p>
-      <w:pPr>
-        <w:spacing w:before="0" w:after="40" w:line="360" w:lineRule="auto"/>
-        <w:snapToGrid w:val="0"/>
-      </w:pPr>
-      <w:r>
-        <w:rPr>
-          <w:rFonts w:ascii="맑은 고딕" w:hAnsi="맑은 고딕" w:eastAsia="맑은 고딕"/>
-          <w:b w:val="0"/>
-          <w:sz w:val="17"/>
-          <w:u w:val="none"/>
-        </w:rPr>
-        <w:t>ⓔ An uncertain seventh digit can mean an error larger than the New York–Chicago distance.</w:t>
+        <w:t>서답형  33-서1 ~ 33-서2</w:t>
       </w:r>
     </w:p>
     <w:p>
@@ -1994,7 +2572,7 @@
           <w:sz w:val="17"/>
           <w:u w:val="none"/>
         </w:rPr>
-        <w:t>33-8.</w:t>
+        <w:t>33-서1.</w:t>
       </w:r>
       <w:r>
         <w:rPr>
@@ -2003,25 +2581,25 @@
           <w:sz w:val="17"/>
           <w:u w:val="none"/>
         </w:rPr>
-        <w:t xml:space="preserve"> 다음 대화의 내용을 표로 정리한 것으로 일치하지 </w:t>
-      </w:r>
-      <w:r>
-        <w:rPr>
-          <w:rFonts w:ascii="맑은 고딕" w:hAnsi="맑은 고딕" w:eastAsia="맑은 고딕"/>
-          <w:b/>
-          <w:sz w:val="17"/>
-          <w:u w:val="none"/>
-        </w:rPr>
-        <w:t>않는</w:t>
+        <w:t xml:space="preserve"> 다음 글의 내용을 요약하고자 한다. 빈칸 (1)~(3)에 들어갈 말을 본문에서 찾아 </w:t>
       </w:r>
       <w:r>
         <w:rPr>
           <w:rFonts w:ascii="맑은 고딕" w:hAnsi="맑은 고딕" w:eastAsia="맑은 고딕"/>
           <w:b w:val="0"/>
           <w:sz w:val="17"/>
-          <w:u w:val="none"/>
-        </w:rPr>
-        <w:t xml:space="preserve"> 것은? [3.0점]</w:t>
+          <w:u w:val="single"/>
+        </w:rPr>
+        <w:t>반드시 변형하여</w:t>
+      </w:r>
+      <w:r>
+        <w:rPr>
+          <w:rFonts w:ascii="맑은 고딕" w:hAnsi="맑은 고딕" w:eastAsia="맑은 고딕"/>
+          <w:b w:val="0"/>
+          <w:sz w:val="17"/>
+          <w:u w:val="none"/>
+        </w:rPr>
+        <w:t xml:space="preserve"> 쓰시오. (한 칸에 한 단어) [각 1점, 총 3점] [3.0점]</w:t>
       </w:r>
     </w:p>
     <w:p>
@@ -2044,7 +2622,139 @@
           <w:sz w:val="17"/>
           <w:u w:val="none"/>
         </w:rPr>
-        <w:t>A: The textbook says the Earth is 1.49597 × 10⁸ km from the sun. That's really exact, isn't it?</w:t>
+        <w:t>One of the things that makes uncertainty difficult for members of the public to appreciate is that the significance of uncertainty is relative. Take, for example, the distance between Earth and the sun: 1.49597 × 10⁸ km, as measured at one point during the year. This seems relatively precise; after all, using six significant digits means I know the distance to an accuracy of one part in a million or so. However, if the next digit is uncertain, that means the uncertainty in knowing the precise Earth-sun distance is larger than the distance between New York and Chicago! Whether or not the quoted number is “precise” therefore depends on what I'm intending to do with it. If I care only about what minute the sun will rise tomorrow, then the number quoted here is fine. If I want to send a satellite to orbit just above the sun, however, then I would need to know distances more accurately.</w:t>
+      </w:r>
+    </w:p>
+    <w:p>
+      <w:pPr>
+        <w:spacing w:before="0" w:after="60" w:line="288" w:lineRule="auto"/>
+        <w:ind w:left="40"/>
+        <w:snapToGrid w:val="0"/>
+        <w:pBdr>
+          <w:top w:val="single" w:sz="4" w:space="2" w:color="C99B4E"/>
+          <w:left w:val="single" w:sz="4" w:space="2" w:color="C99B4E"/>
+          <w:bottom w:val="single" w:sz="4" w:space="2" w:color="C99B4E"/>
+          <w:right w:val="single" w:sz="4" w:space="2" w:color="C99B4E"/>
+        </w:pBdr>
+        <w:shd w:val="clear" w:color="auto" w:fill="FFF8E1"/>
+      </w:pPr>
+      <w:r>
+        <w:rPr>
+          <w:rFonts w:ascii="맑은 고딕" w:hAnsi="맑은 고딕" w:eastAsia="맑은 고딕"/>
+          <w:b w:val="0"/>
+          <w:sz w:val="17"/>
+          <w:u w:val="none"/>
+        </w:rPr>
+        <w:t>The (1) ________ we need from a number is not fixed: a measurement that is (2) ________ enough for one task may be (3) ________ less useful for another.</w:t>
+      </w:r>
+    </w:p>
+    <w:p>
+      <w:pPr>
+        <w:spacing w:before="0" w:after="0" w:line="288" w:lineRule="auto"/>
+        <w:ind w:left="40"/>
+        <w:snapToGrid w:val="0"/>
+        <w:pBdr>
+          <w:top w:val="single" w:sz="4" w:space="2" w:color="9B6BD0"/>
+          <w:left w:val="single" w:sz="4" w:space="2" w:color="9B6BD0"/>
+          <w:bottom w:val="single" w:sz="4" w:space="2" w:color="9B6BD0"/>
+          <w:right w:val="single" w:sz="4" w:space="2" w:color="9B6BD0"/>
+        </w:pBdr>
+        <w:shd w:val="clear" w:color="auto" w:fill="FAF5FF"/>
+      </w:pPr>
+      <w:r>
+        <w:rPr>
+          <w:rFonts w:ascii="맑은 고딕" w:hAnsi="맑은 고딕" w:eastAsia="맑은 고딕"/>
+          <w:b/>
+          <w:sz w:val="17"/>
+          <w:u w:val="none"/>
+        </w:rPr>
+        <w:t>&lt;조 건&gt;</w:t>
+      </w:r>
+    </w:p>
+    <w:p>
+      <w:pPr>
+        <w:spacing w:before="0" w:after="0" w:line="288" w:lineRule="auto"/>
+        <w:ind w:left="40"/>
+        <w:snapToGrid w:val="0"/>
+        <w:pBdr>
+          <w:top w:val="single" w:sz="4" w:space="2" w:color="9B6BD0"/>
+          <w:left w:val="single" w:sz="4" w:space="2" w:color="9B6BD0"/>
+          <w:bottom w:val="single" w:sz="4" w:space="2" w:color="9B6BD0"/>
+          <w:right w:val="single" w:sz="4" w:space="2" w:color="9B6BD0"/>
+        </w:pBdr>
+        <w:shd w:val="clear" w:color="auto" w:fill="FAF5FF"/>
+      </w:pPr>
+      <w:r>
+        <w:rPr>
+          <w:rFonts w:ascii="맑은 고딕" w:hAnsi="맑은 고딕" w:eastAsia="맑은 고딕"/>
+          <w:b w:val="0"/>
+          <w:sz w:val="17"/>
+          <w:u w:val="none"/>
+        </w:rPr>
+        <w:t>1. 본문의 단어를 반드시 변형(품사·어형)하여 쓸 것 — 본문 형태 그대로 쓰면 0점</w:t>
+      </w:r>
+    </w:p>
+    <w:p>
+      <w:pPr>
+        <w:spacing w:before="0" w:after="60" w:line="288" w:lineRule="auto"/>
+        <w:ind w:left="40"/>
+        <w:snapToGrid w:val="0"/>
+        <w:pBdr>
+          <w:top w:val="single" w:sz="4" w:space="2" w:color="9B6BD0"/>
+          <w:left w:val="single" w:sz="4" w:space="2" w:color="9B6BD0"/>
+          <w:bottom w:val="single" w:sz="4" w:space="2" w:color="9B6BD0"/>
+          <w:right w:val="single" w:sz="4" w:space="2" w:color="9B6BD0"/>
+        </w:pBdr>
+        <w:shd w:val="clear" w:color="auto" w:fill="FAF5FF"/>
+      </w:pPr>
+      <w:r>
+        <w:rPr>
+          <w:rFonts w:ascii="맑은 고딕" w:hAnsi="맑은 고딕" w:eastAsia="맑은 고딕"/>
+          <w:b w:val="0"/>
+          <w:sz w:val="17"/>
+          <w:u w:val="none"/>
+        </w:rPr>
+        <w:t>2. 답안지에 소문항 번호를 정확하게 기입할 것  예) 1-(1) 1-(2) 1-(3)</w:t>
+      </w:r>
+    </w:p>
+    <w:p>
+      <w:pPr>
+        <w:spacing w:before="0" w:after="40" w:line="360" w:lineRule="auto"/>
+        <w:snapToGrid w:val="0"/>
+      </w:pPr>
+      <w:r>
+        <w:rPr>
+          <w:rFonts w:ascii="맑은 고딕" w:hAnsi="맑은 고딕" w:eastAsia="맑은 고딕"/>
+          <w:b w:val="0"/>
+          <w:sz w:val="17"/>
+          <w:u w:val="none"/>
+        </w:rPr>
+        <w:t>(1) ______________   (2) ______________   (3) ______________</w:t>
+      </w:r>
+    </w:p>
+    <w:p>
+      <w:pPr>
+        <w:keepNext/>
+        <w:spacing w:before="80" w:after="20" w:line="276" w:lineRule="auto"/>
+        <w:snapToGrid w:val="0"/>
+      </w:pPr>
+      <w:r>
+        <w:rPr>
+          <w:rFonts w:ascii="맑은 고딕" w:hAnsi="맑은 고딕" w:eastAsia="맑은 고딕"/>
+          <w:b/>
+          <w:sz w:val="17"/>
+          <w:u w:val="none"/>
+        </w:rPr>
+        <w:t>33-서2.</w:t>
+      </w:r>
+      <w:r>
+        <w:rPr>
+          <w:rFonts w:ascii="맑은 고딕" w:hAnsi="맑은 고딕" w:eastAsia="맑은 고딕"/>
+          <w:b w:val="0"/>
+          <w:sz w:val="17"/>
+          <w:u w:val="none"/>
+        </w:rPr>
+        <w:t xml:space="preserve"> 다음 글의 밑줄 친 문장과 같은 뜻이 되도록 &lt;보기&gt;의 표현을 모두 사용하여 &lt;조건&gt;에 맞게 영작하시오. [3점] [3.0점]</w:t>
       </w:r>
     </w:p>
     <w:p>
@@ -2065,9 +2775,315 @@
           <w:rFonts w:ascii="맑은 고딕" w:hAnsi="맑은 고딕" w:eastAsia="맑은 고딕"/>
           <w:b w:val="0"/>
           <w:sz w:val="17"/>
-          <w:u w:val="none"/>
-        </w:rPr>
-        <w:t>B: Six significant digits — about one part in a million. Exact enough for most things.</w:t>
+          <w:u w:val="single"/>
+        </w:rPr>
+        <w:t>Whether or not the number is precise depends on what I intend to do with it.</w:t>
+      </w:r>
+      <w:r>
+        <w:rPr>
+          <w:rFonts w:ascii="맑은 고딕" w:hAnsi="맑은 고딕" w:eastAsia="맑은 고딕"/>
+          <w:b w:val="0"/>
+          <w:sz w:val="17"/>
+          <w:u w:val="none"/>
+        </w:rPr>
+        <w:t xml:space="preserve"> If I care only about what minute the sun will rise tomorrow, then the number is fine.</w:t>
+      </w:r>
+    </w:p>
+    <w:p>
+      <w:pPr>
+        <w:spacing w:before="0" w:after="60" w:line="288" w:lineRule="auto"/>
+        <w:ind w:left="40"/>
+        <w:snapToGrid w:val="0"/>
+        <w:pBdr>
+          <w:top w:val="single" w:sz="4" w:space="2" w:color="9B6BD0"/>
+          <w:left w:val="single" w:sz="4" w:space="2" w:color="9B6BD0"/>
+          <w:bottom w:val="single" w:sz="4" w:space="2" w:color="9B6BD0"/>
+          <w:right w:val="single" w:sz="4" w:space="2" w:color="9B6BD0"/>
+        </w:pBdr>
+        <w:shd w:val="clear" w:color="auto" w:fill="FAF5FF"/>
+      </w:pPr>
+      <w:r>
+        <w:rPr>
+          <w:rFonts w:ascii="맑은 고딕" w:hAnsi="맑은 고딕" w:eastAsia="맑은 고딕"/>
+          <w:b/>
+          <w:sz w:val="17"/>
+          <w:u w:val="none"/>
+        </w:rPr>
+        <w:t>&lt;보 기&gt;</w:t>
+      </w:r>
+      <w:r>
+        <w:rPr>
+          <w:rFonts w:ascii="맑은 고딕" w:hAnsi="맑은 고딕" w:eastAsia="맑은 고딕"/>
+          <w:b w:val="0"/>
+          <w:sz w:val="17"/>
+          <w:u w:val="none"/>
+        </w:rPr>
+        <w:t xml:space="preserve"> what / I / intend / to do / with the number / determines / whether / it / is / precise / or not</w:t>
+      </w:r>
+    </w:p>
+    <w:p>
+      <w:pPr>
+        <w:spacing w:before="0" w:after="0" w:line="288" w:lineRule="auto"/>
+        <w:ind w:left="40"/>
+        <w:snapToGrid w:val="0"/>
+        <w:pBdr>
+          <w:top w:val="single" w:sz="4" w:space="2" w:color="9B6BD0"/>
+          <w:left w:val="single" w:sz="4" w:space="2" w:color="9B6BD0"/>
+          <w:bottom w:val="single" w:sz="4" w:space="2" w:color="9B6BD0"/>
+          <w:right w:val="single" w:sz="4" w:space="2" w:color="9B6BD0"/>
+        </w:pBdr>
+        <w:shd w:val="clear" w:color="auto" w:fill="FAF5FF"/>
+      </w:pPr>
+      <w:r>
+        <w:rPr>
+          <w:rFonts w:ascii="맑은 고딕" w:hAnsi="맑은 고딕" w:eastAsia="맑은 고딕"/>
+          <w:b/>
+          <w:sz w:val="17"/>
+          <w:u w:val="none"/>
+        </w:rPr>
+        <w:t>&lt;조 건&gt;</w:t>
+      </w:r>
+    </w:p>
+    <w:p>
+      <w:pPr>
+        <w:spacing w:before="0" w:after="0" w:line="288" w:lineRule="auto"/>
+        <w:ind w:left="40"/>
+        <w:snapToGrid w:val="0"/>
+        <w:pBdr>
+          <w:top w:val="single" w:sz="4" w:space="2" w:color="9B6BD0"/>
+          <w:left w:val="single" w:sz="4" w:space="2" w:color="9B6BD0"/>
+          <w:bottom w:val="single" w:sz="4" w:space="2" w:color="9B6BD0"/>
+          <w:right w:val="single" w:sz="4" w:space="2" w:color="9B6BD0"/>
+        </w:pBdr>
+        <w:shd w:val="clear" w:color="auto" w:fill="FAF5FF"/>
+      </w:pPr>
+      <w:r>
+        <w:rPr>
+          <w:rFonts w:ascii="맑은 고딕" w:hAnsi="맑은 고딕" w:eastAsia="맑은 고딕"/>
+          <w:b w:val="0"/>
+          <w:sz w:val="17"/>
+          <w:u w:val="none"/>
+        </w:rPr>
+        <w:t>1. &lt;보기&gt;의 표현을 모두 한 번씩만 사용할 것</w:t>
+      </w:r>
+    </w:p>
+    <w:p>
+      <w:pPr>
+        <w:spacing w:before="0" w:after="0" w:line="288" w:lineRule="auto"/>
+        <w:ind w:left="40"/>
+        <w:snapToGrid w:val="0"/>
+        <w:pBdr>
+          <w:top w:val="single" w:sz="4" w:space="2" w:color="9B6BD0"/>
+          <w:left w:val="single" w:sz="4" w:space="2" w:color="9B6BD0"/>
+          <w:bottom w:val="single" w:sz="4" w:space="2" w:color="9B6BD0"/>
+          <w:right w:val="single" w:sz="4" w:space="2" w:color="9B6BD0"/>
+        </w:pBdr>
+        <w:shd w:val="clear" w:color="auto" w:fill="FAF5FF"/>
+      </w:pPr>
+      <w:r>
+        <w:rPr>
+          <w:rFonts w:ascii="맑은 고딕" w:hAnsi="맑은 고딕" w:eastAsia="맑은 고딕"/>
+          <w:b w:val="0"/>
+          <w:sz w:val="17"/>
+          <w:u w:val="none"/>
+        </w:rPr>
+        <w:t>2. 어형을 바꾸지 말고 다른 단어를 추가하지 말 것</w:t>
+      </w:r>
+    </w:p>
+    <w:p>
+      <w:pPr>
+        <w:spacing w:before="0" w:after="0" w:line="288" w:lineRule="auto"/>
+        <w:ind w:left="40"/>
+        <w:snapToGrid w:val="0"/>
+        <w:pBdr>
+          <w:top w:val="single" w:sz="4" w:space="2" w:color="9B6BD0"/>
+          <w:left w:val="single" w:sz="4" w:space="2" w:color="9B6BD0"/>
+          <w:bottom w:val="single" w:sz="4" w:space="2" w:color="9B6BD0"/>
+          <w:right w:val="single" w:sz="4" w:space="2" w:color="9B6BD0"/>
+        </w:pBdr>
+        <w:shd w:val="clear" w:color="auto" w:fill="FAF5FF"/>
+      </w:pPr>
+      <w:r>
+        <w:rPr>
+          <w:rFonts w:ascii="맑은 고딕" w:hAnsi="맑은 고딕" w:eastAsia="맑은 고딕"/>
+          <w:b w:val="0"/>
+          <w:sz w:val="17"/>
+          <w:u w:val="none"/>
+        </w:rPr>
+        <w:t>3. ‘What’으로 시작하는 명사절을 주어로 쓸 것</w:t>
+      </w:r>
+    </w:p>
+    <w:p>
+      <w:pPr>
+        <w:spacing w:before="0" w:after="0" w:line="288" w:lineRule="auto"/>
+        <w:ind w:left="40"/>
+        <w:snapToGrid w:val="0"/>
+        <w:pBdr>
+          <w:top w:val="single" w:sz="4" w:space="2" w:color="9B6BD0"/>
+          <w:left w:val="single" w:sz="4" w:space="2" w:color="9B6BD0"/>
+          <w:bottom w:val="single" w:sz="4" w:space="2" w:color="9B6BD0"/>
+          <w:right w:val="single" w:sz="4" w:space="2" w:color="9B6BD0"/>
+        </w:pBdr>
+        <w:shd w:val="clear" w:color="auto" w:fill="FAF5FF"/>
+      </w:pPr>
+      <w:r>
+        <w:rPr>
+          <w:rFonts w:ascii="맑은 고딕" w:hAnsi="맑은 고딕" w:eastAsia="맑은 고딕"/>
+          <w:b w:val="0"/>
+          <w:sz w:val="17"/>
+          <w:u w:val="none"/>
+        </w:rPr>
+        <w:t>4. 총 15단어로 쓸 것</w:t>
+      </w:r>
+    </w:p>
+    <w:p>
+      <w:pPr>
+        <w:spacing w:before="0" w:after="60" w:line="288" w:lineRule="auto"/>
+        <w:ind w:left="40"/>
+        <w:snapToGrid w:val="0"/>
+        <w:pBdr>
+          <w:top w:val="single" w:sz="4" w:space="2" w:color="9B6BD0"/>
+          <w:left w:val="single" w:sz="4" w:space="2" w:color="9B6BD0"/>
+          <w:bottom w:val="single" w:sz="4" w:space="2" w:color="9B6BD0"/>
+          <w:right w:val="single" w:sz="4" w:space="2" w:color="9B6BD0"/>
+        </w:pBdr>
+        <w:shd w:val="clear" w:color="auto" w:fill="FAF5FF"/>
+      </w:pPr>
+      <w:r>
+        <w:rPr>
+          <w:rFonts w:ascii="맑은 고딕" w:hAnsi="맑은 고딕" w:eastAsia="맑은 고딕"/>
+          <w:b w:val="0"/>
+          <w:sz w:val="17"/>
+          <w:u w:val="none"/>
+        </w:rPr>
+        <w:t>5. 답안지에 소문항 번호를 정확하게 기입할 것</w:t>
+      </w:r>
+    </w:p>
+    <w:p>
+      <w:pPr>
+        <w:spacing w:before="0" w:after="40" w:line="360" w:lineRule="auto"/>
+        <w:snapToGrid w:val="0"/>
+      </w:pPr>
+      <w:r>
+        <w:rPr>
+          <w:rFonts w:ascii="맑은 고딕" w:hAnsi="맑은 고딕" w:eastAsia="맑은 고딕"/>
+          <w:b w:val="0"/>
+          <w:sz w:val="17"/>
+          <w:u w:val="none"/>
+        </w:rPr>
+        <w:t>⇒ What ______________________________________________________________ .</w:t>
+      </w:r>
+    </w:p>
+    <w:p>
+      <w:pPr>
+        <w:keepNext/>
+        <w:spacing w:before="80" w:after="40" w:line="276" w:lineRule="auto"/>
+        <w:snapToGrid w:val="0"/>
+        <w:shd w:val="clear" w:color="auto" w:fill="6B21A8"/>
+      </w:pPr>
+      <w:r>
+        <w:rPr>
+          <w:rFonts w:ascii="맑은 고딕" w:hAnsi="맑은 고딕" w:eastAsia="맑은 고딕"/>
+          <w:b/>
+          <w:color w:val="FFFFFF"/>
+          <w:sz w:val="17"/>
+          <w:u w:val="none"/>
+        </w:rPr>
+        <w:t>[지문 구조]  ※ 앞 문항을 모두 푼 뒤에 풀 것</w:t>
+      </w:r>
+    </w:p>
+    <w:p>
+      <w:pPr>
+        <w:keepNext/>
+        <w:spacing w:before="80" w:after="20" w:line="276" w:lineRule="auto"/>
+        <w:snapToGrid w:val="0"/>
+      </w:pPr>
+      <w:r>
+        <w:rPr>
+          <w:rFonts w:ascii="맑은 고딕" w:hAnsi="맑은 고딕" w:eastAsia="맑은 고딕"/>
+          <w:b/>
+          <w:sz w:val="17"/>
+          <w:u w:val="none"/>
+        </w:rPr>
+        <w:t>33-8.</w:t>
+      </w:r>
+      <w:r>
+        <w:rPr>
+          <w:rFonts w:ascii="맑은 고딕" w:hAnsi="맑은 고딕" w:eastAsia="맑은 고딕"/>
+          <w:b w:val="0"/>
+          <w:sz w:val="17"/>
+          <w:u w:val="none"/>
+        </w:rPr>
+        <w:t xml:space="preserve"> 주어진 글 다음에 이어질 글의 순서로 가장 적절한 것은? [2.7점]</w:t>
+      </w:r>
+    </w:p>
+    <w:p>
+      <w:pPr>
+        <w:spacing w:before="0" w:after="60" w:line="288" w:lineRule="auto"/>
+        <w:ind w:left="40"/>
+        <w:snapToGrid w:val="0"/>
+        <w:pBdr>
+          <w:top w:val="single" w:sz="4" w:space="2" w:color="C99B4E"/>
+          <w:left w:val="single" w:sz="4" w:space="2" w:color="C99B4E"/>
+          <w:bottom w:val="single" w:sz="4" w:space="2" w:color="C99B4E"/>
+          <w:right w:val="single" w:sz="4" w:space="2" w:color="C99B4E"/>
+        </w:pBdr>
+        <w:shd w:val="clear" w:color="auto" w:fill="FFF8E1"/>
+      </w:pPr>
+      <w:r>
+        <w:rPr>
+          <w:rFonts w:ascii="맑은 고딕" w:hAnsi="맑은 고딕" w:eastAsia="맑은 고딕"/>
+          <w:b w:val="0"/>
+          <w:sz w:val="17"/>
+          <w:u w:val="none"/>
+        </w:rPr>
+        <w:t>One of the things that makes uncertainty difficult for members of the public to appreciate is that the significance of uncertainty is relative.</w:t>
+      </w:r>
+    </w:p>
+    <w:p>
+      <w:pPr>
+        <w:spacing w:before="0" w:after="0" w:line="288" w:lineRule="auto"/>
+        <w:ind w:left="40"/>
+        <w:snapToGrid w:val="0"/>
+        <w:pBdr>
+          <w:top w:val="single" w:sz="4" w:space="2" w:color="999999"/>
+          <w:left w:val="single" w:sz="4" w:space="2" w:color="999999"/>
+          <w:bottom w:val="single" w:sz="4" w:space="2" w:color="999999"/>
+          <w:right w:val="single" w:sz="4" w:space="2" w:color="999999"/>
+        </w:pBdr>
+        <w:shd w:val="clear" w:color="auto" w:fill="F6F3EA"/>
+      </w:pPr>
+      <w:r>
+        <w:rPr>
+          <w:rFonts w:ascii="맑은 고딕" w:hAnsi="맑은 고딕" w:eastAsia="맑은 고딕"/>
+          <w:b w:val="0"/>
+          <w:sz w:val="17"/>
+          <w:u w:val="none"/>
+        </w:rPr>
+        <w:t>(A) Take, for example, the distance between Earth and the sun: 1.49597 × 10⁸ km, as measured at one point during the year. This seems relatively precise; after all, using six significant digits means I know the distance to an accuracy of one part in a million or so.</w:t>
+      </w:r>
+    </w:p>
+    <w:p>
+      <w:pPr>
+        <w:spacing w:before="0" w:after="0" w:line="288" w:lineRule="auto"/>
+        <w:ind w:left="40"/>
+        <w:snapToGrid w:val="0"/>
+        <w:pBdr>
+          <w:top w:val="single" w:sz="4" w:space="2" w:color="999999"/>
+          <w:left w:val="single" w:sz="4" w:space="2" w:color="999999"/>
+          <w:bottom w:val="single" w:sz="4" w:space="2" w:color="999999"/>
+          <w:right w:val="single" w:sz="4" w:space="2" w:color="999999"/>
+        </w:pBdr>
+        <w:shd w:val="clear" w:color="auto" w:fill="F6F3EA"/>
+      </w:pPr>
+      <w:r>
+        <w:rPr>
+          <w:rFonts w:ascii="맑은 고딕" w:hAnsi="맑은 고딕" w:eastAsia="맑은 고딕"/>
+          <w:b w:val="0"/>
+          <w:sz w:val="17"/>
+          <w:u w:val="none"/>
+        </w:rPr>
+        <w:t>(B) Whether or not the quoted number is “precise” therefore depends on what I'm intending to do with it. If I care only about what minute the sun will rise tomorrow, then the number quoted here is fine.</w:t>
       </w:r>
     </w:p>
     <w:p>
@@ -2090,21 +3106,14 @@
           <w:sz w:val="17"/>
           <w:u w:val="none"/>
         </w:rPr>
-        <w:t>A: Most things? Isn't exact just exact?</w:t>
+        <w:t>(C) However, if the next digit is uncertain, that means the uncertainty in knowing the precise Earth-sun distance is larger than the distance between New York and Chicago!</w:t>
       </w:r>
     </w:p>
     <w:p>
       <w:pPr>
-        <w:spacing w:before="0" w:after="60" w:line="288" w:lineRule="auto"/>
-        <w:ind w:left="40"/>
+        <w:spacing w:before="0" w:after="0" w:line="269" w:lineRule="auto"/>
+        <w:ind w:left="180" w:hanging="180"/>
         <w:snapToGrid w:val="0"/>
-        <w:pBdr>
-          <w:top w:val="single" w:sz="4" w:space="2" w:color="999999"/>
-          <w:left w:val="single" w:sz="4" w:space="2" w:color="999999"/>
-          <w:bottom w:val="single" w:sz="4" w:space="2" w:color="999999"/>
-          <w:right w:val="single" w:sz="4" w:space="2" w:color="999999"/>
-        </w:pBdr>
-        <w:shd w:val="clear" w:color="auto" w:fill="F6F3EA"/>
       </w:pPr>
       <w:r>
         <w:rPr>
@@ -2113,21 +3122,14 @@
           <w:sz w:val="17"/>
           <w:u w:val="none"/>
         </w:rPr>
-        <w:t>B: Not really. If the seventh digit is uncertain, the error is bigger than the distance from New York to Chicago.</w:t>
+        <w:t>① (B) - (A) - (C)</w:t>
       </w:r>
     </w:p>
     <w:p>
       <w:pPr>
-        <w:spacing w:before="0" w:after="60" w:line="288" w:lineRule="auto"/>
-        <w:ind w:left="40"/>
+        <w:spacing w:before="0" w:after="0" w:line="269" w:lineRule="auto"/>
+        <w:ind w:left="180" w:hanging="180"/>
         <w:snapToGrid w:val="0"/>
-        <w:pBdr>
-          <w:top w:val="single" w:sz="4" w:space="2" w:color="999999"/>
-          <w:left w:val="single" w:sz="4" w:space="2" w:color="999999"/>
-          <w:bottom w:val="single" w:sz="4" w:space="2" w:color="999999"/>
-          <w:right w:val="single" w:sz="4" w:space="2" w:color="999999"/>
-        </w:pBdr>
-        <w:shd w:val="clear" w:color="auto" w:fill="F6F3EA"/>
       </w:pPr>
       <w:r>
         <w:rPr>
@@ -2136,21 +3138,14 @@
           <w:sz w:val="17"/>
           <w:u w:val="none"/>
         </w:rPr>
-        <w:t>A: That sounds huge.</w:t>
+        <w:t>② (B) - (C) - (A)</w:t>
       </w:r>
     </w:p>
     <w:p>
       <w:pPr>
-        <w:spacing w:before="0" w:after="60" w:line="288" w:lineRule="auto"/>
-        <w:ind w:left="40"/>
+        <w:spacing w:before="0" w:after="0" w:line="269" w:lineRule="auto"/>
+        <w:ind w:left="180" w:hanging="180"/>
         <w:snapToGrid w:val="0"/>
-        <w:pBdr>
-          <w:top w:val="single" w:sz="4" w:space="2" w:color="999999"/>
-          <w:left w:val="single" w:sz="4" w:space="2" w:color="999999"/>
-          <w:bottom w:val="single" w:sz="4" w:space="2" w:color="999999"/>
-          <w:right w:val="single" w:sz="4" w:space="2" w:color="999999"/>
-        </w:pBdr>
-        <w:shd w:val="clear" w:color="auto" w:fill="F6F3EA"/>
       </w:pPr>
       <w:r>
         <w:rPr>
@@ -2159,21 +3154,14 @@
           <w:sz w:val="17"/>
           <w:u w:val="none"/>
         </w:rPr>
-        <w:t>B: It depends. If you only want to know when the sun rises tomorrow, that error changes nothing.</w:t>
+        <w:t>③ (C) - (A) - (B)</w:t>
       </w:r>
     </w:p>
     <w:p>
       <w:pPr>
-        <w:spacing w:before="0" w:after="60" w:line="288" w:lineRule="auto"/>
-        <w:ind w:left="40"/>
+        <w:spacing w:before="0" w:after="0" w:line="269" w:lineRule="auto"/>
+        <w:ind w:left="180" w:hanging="180"/>
         <w:snapToGrid w:val="0"/>
-        <w:pBdr>
-          <w:top w:val="single" w:sz="4" w:space="2" w:color="999999"/>
-          <w:left w:val="single" w:sz="4" w:space="2" w:color="999999"/>
-          <w:bottom w:val="single" w:sz="4" w:space="2" w:color="999999"/>
-          <w:right w:val="single" w:sz="4" w:space="2" w:color="999999"/>
-        </w:pBdr>
-        <w:shd w:val="clear" w:color="auto" w:fill="F6F3EA"/>
       </w:pPr>
       <w:r>
         <w:rPr>
@@ -2182,21 +3170,14 @@
           <w:sz w:val="17"/>
           <w:u w:val="none"/>
         </w:rPr>
-        <w:t>A: And if I wanted to park a satellite right next to the sun?</w:t>
+        <w:t>④ (A) - (C) - (B)</w:t>
       </w:r>
     </w:p>
     <w:p>
       <w:pPr>
-        <w:spacing w:before="0" w:after="60" w:line="288" w:lineRule="auto"/>
-        <w:ind w:left="40"/>
+        <w:spacing w:before="0" w:after="0" w:line="269" w:lineRule="auto"/>
+        <w:ind w:left="180" w:hanging="180"/>
         <w:snapToGrid w:val="0"/>
-        <w:pBdr>
-          <w:top w:val="single" w:sz="4" w:space="2" w:color="999999"/>
-          <w:left w:val="single" w:sz="4" w:space="2" w:color="999999"/>
-          <w:bottom w:val="single" w:sz="4" w:space="2" w:color="999999"/>
-          <w:right w:val="single" w:sz="4" w:space="2" w:color="999999"/>
-        </w:pBdr>
-        <w:shd w:val="clear" w:color="auto" w:fill="F6F3EA"/>
       </w:pPr>
       <w:r>
         <w:rPr>
@@ -2205,1019 +3186,7 @@
           <w:sz w:val="17"/>
           <w:u w:val="none"/>
         </w:rPr>
-        <w:t>B: Then it would be far too rough. Precision is about the job, not the number of digits.</w:t>
-      </w:r>
-    </w:p>
-    <w:p>
-      <w:pPr>
-        <w:spacing w:before="0" w:after="40" w:line="360" w:lineRule="auto"/>
-        <w:snapToGrid w:val="0"/>
-      </w:pPr>
-      <w:r>
-        <w:rPr>
-          <w:rFonts w:ascii="맑은 고딕" w:hAnsi="맑은 고딕" w:eastAsia="맑은 고딕"/>
-          <w:b w:val="0"/>
-          <w:sz w:val="17"/>
-          <w:u w:val="none"/>
-        </w:rPr>
-        <w:t>① 인용된 거리의 정확도 — 유효숫자 6자리, 약 백만분의 1</w:t>
-      </w:r>
-    </w:p>
-    <w:p>
-      <w:pPr>
-        <w:spacing w:before="0" w:after="40" w:line="360" w:lineRule="auto"/>
-        <w:snapToGrid w:val="0"/>
-      </w:pPr>
-      <w:r>
-        <w:rPr>
-          <w:rFonts w:ascii="맑은 고딕" w:hAnsi="맑은 고딕" w:eastAsia="맑은 고딕"/>
-          <w:b w:val="0"/>
-          <w:sz w:val="17"/>
-          <w:u w:val="none"/>
-        </w:rPr>
-        <w:t>② 일곱째 자리가 불확실할 때의 오차 — 뉴욕-시카고 거리보다 큼</w:t>
-      </w:r>
-    </w:p>
-    <w:p>
-      <w:pPr>
-        <w:spacing w:before="0" w:after="40" w:line="360" w:lineRule="auto"/>
-        <w:snapToGrid w:val="0"/>
-      </w:pPr>
-      <w:r>
-        <w:rPr>
-          <w:rFonts w:ascii="맑은 고딕" w:hAnsi="맑은 고딕" w:eastAsia="맑은 고딕"/>
-          <w:b w:val="0"/>
-          <w:sz w:val="17"/>
-          <w:u w:val="none"/>
-        </w:rPr>
-        <w:t>③ 일출 시각 예측에 대한 판정 — 그 오차는 아무것도 바꾸지 않음</w:t>
-      </w:r>
-    </w:p>
-    <w:p>
-      <w:pPr>
-        <w:spacing w:before="0" w:after="40" w:line="360" w:lineRule="auto"/>
-        <w:snapToGrid w:val="0"/>
-      </w:pPr>
-      <w:r>
-        <w:rPr>
-          <w:rFonts w:ascii="맑은 고딕" w:hAnsi="맑은 고딕" w:eastAsia="맑은 고딕"/>
-          <w:b w:val="0"/>
-          <w:sz w:val="17"/>
-          <w:u w:val="none"/>
-        </w:rPr>
-        <w:t>④ 태양 근처 위성 배치에 대한 판정 — 자릿수가 충분하므로 그대로 사용 가능</w:t>
-      </w:r>
-    </w:p>
-    <w:p>
-      <w:pPr>
-        <w:spacing w:before="0" w:after="40" w:line="360" w:lineRule="auto"/>
-        <w:snapToGrid w:val="0"/>
-      </w:pPr>
-      <w:r>
-        <w:rPr>
-          <w:rFonts w:ascii="맑은 고딕" w:hAnsi="맑은 고딕" w:eastAsia="맑은 고딕"/>
-          <w:b w:val="0"/>
-          <w:sz w:val="17"/>
-          <w:u w:val="none"/>
-        </w:rPr>
-        <w:t>⑤ B의 결론 — 정확성은 자릿수가 아니라 용도의 문제</w:t>
-      </w:r>
-    </w:p>
-    <w:p>
-      <w:pPr>
-        <w:keepNext/>
-        <w:spacing w:before="80" w:after="20" w:line="276" w:lineRule="auto"/>
-        <w:snapToGrid w:val="0"/>
-      </w:pPr>
-      <w:r>
-        <w:rPr>
-          <w:rFonts w:ascii="맑은 고딕" w:hAnsi="맑은 고딕" w:eastAsia="맑은 고딕"/>
-          <w:b/>
-          <w:sz w:val="17"/>
-          <w:u w:val="none"/>
-        </w:rPr>
-        <w:t>33-추1.</w:t>
-      </w:r>
-      <w:r>
-        <w:rPr>
-          <w:rFonts w:ascii="맑은 고딕" w:hAnsi="맑은 고딕" w:eastAsia="맑은 고딕"/>
-          <w:b w:val="0"/>
-          <w:sz w:val="17"/>
-          <w:u w:val="none"/>
-        </w:rPr>
-        <w:t xml:space="preserve"> 윗글의 요약문을 완성하시오. &lt;보기&gt;에서 알맞은 단어를 골라 </w:t>
-      </w:r>
-      <w:r>
-        <w:rPr>
-          <w:rFonts w:ascii="맑은 고딕" w:hAnsi="맑은 고딕" w:eastAsia="맑은 고딕"/>
-          <w:b/>
-          <w:sz w:val="17"/>
-          <w:u w:val="none"/>
-        </w:rPr>
-        <w:t>필요시 어형을 바꾸어</w:t>
-      </w:r>
-      <w:r>
-        <w:rPr>
-          <w:rFonts w:ascii="맑은 고딕" w:hAnsi="맑은 고딕" w:eastAsia="맑은 고딕"/>
-          <w:b w:val="0"/>
-          <w:sz w:val="17"/>
-          <w:u w:val="none"/>
-        </w:rPr>
-        <w:t xml:space="preserve"> 쓸 것. (각 한 단어 · 중복 사용 불가) [4.0점]</w:t>
-      </w:r>
-    </w:p>
-    <w:p>
-      <w:pPr>
-        <w:spacing w:before="0" w:after="0" w:line="336" w:lineRule="auto"/>
-        <w:ind w:left="40"/>
-        <w:snapToGrid w:val="0"/>
-        <w:pBdr>
-          <w:top w:val="single" w:sz="4" w:space="2" w:color="555555"/>
-          <w:left w:val="single" w:sz="4" w:space="2" w:color="555555"/>
-          <w:bottom w:val="single" w:sz="4" w:space="2" w:color="555555"/>
-          <w:right w:val="single" w:sz="4" w:space="2" w:color="555555"/>
-        </w:pBdr>
-        <w:shd w:val="clear" w:color="auto" w:fill="FFFFFF"/>
-      </w:pPr>
-      <w:r>
-        <w:rPr>
-          <w:rFonts w:ascii="맑은 고딕" w:hAnsi="맑은 고딕" w:eastAsia="맑은 고딕"/>
-          <w:b/>
-          <w:sz w:val="17"/>
-          <w:u w:val="none"/>
-        </w:rPr>
-        <w:t>조건 · 보기</w:t>
-      </w:r>
-    </w:p>
-    <w:p>
-      <w:pPr>
-        <w:spacing w:before="0" w:after="60" w:line="336" w:lineRule="auto"/>
-        <w:ind w:left="40"/>
-        <w:snapToGrid w:val="0"/>
-        <w:pBdr>
-          <w:top w:val="single" w:sz="4" w:space="2" w:color="555555"/>
-          <w:left w:val="single" w:sz="4" w:space="2" w:color="555555"/>
-          <w:bottom w:val="single" w:sz="4" w:space="2" w:color="555555"/>
-          <w:right w:val="single" w:sz="4" w:space="2" w:color="555555"/>
-        </w:pBdr>
-        <w:shd w:val="clear" w:color="auto" w:fill="FFFFFF"/>
-      </w:pPr>
-      <w:r>
-        <w:rPr>
-          <w:rFonts w:ascii="맑은 고딕" w:hAnsi="맑은 고딕" w:eastAsia="맑은 고딕"/>
-          <w:b w:val="0"/>
-          <w:sz w:val="17"/>
-          <w:u w:val="none"/>
-        </w:rPr>
-        <w:t>Whether a number is (A)__________ enough depends on how it will be (B)__________. Six significant digits give an (C)__________ of about one in a million, yet the remaining (D)__________ could exceed the distance between two cities.</w:t>
-      </w:r>
-    </w:p>
-    <w:p>
-      <w:pPr>
-        <w:spacing w:before="0" w:after="0" w:line="336" w:lineRule="auto"/>
-        <w:ind w:left="40"/>
-        <w:snapToGrid w:val="0"/>
-        <w:pBdr>
-          <w:top w:val="single" w:sz="4" w:space="2" w:color="555555"/>
-          <w:left w:val="single" w:sz="4" w:space="2" w:color="555555"/>
-          <w:bottom w:val="single" w:sz="4" w:space="2" w:color="555555"/>
-          <w:right w:val="single" w:sz="4" w:space="2" w:color="555555"/>
-        </w:pBdr>
-        <w:shd w:val="clear" w:color="auto" w:fill="FFFFFF"/>
-      </w:pPr>
-      <w:r>
-        <w:rPr>
-          <w:rFonts w:ascii="맑은 고딕" w:hAnsi="맑은 고딕" w:eastAsia="맑은 고딕"/>
-          <w:b/>
-          <w:sz w:val="17"/>
-          <w:u w:val="none"/>
-        </w:rPr>
-        <w:t>조건 · 보기</w:t>
-      </w:r>
-    </w:p>
-    <w:p>
-      <w:pPr>
-        <w:spacing w:before="0" w:after="60" w:line="336" w:lineRule="auto"/>
-        <w:ind w:left="40"/>
-        <w:snapToGrid w:val="0"/>
-        <w:pBdr>
-          <w:top w:val="single" w:sz="4" w:space="2" w:color="555555"/>
-          <w:left w:val="single" w:sz="4" w:space="2" w:color="555555"/>
-          <w:bottom w:val="single" w:sz="4" w:space="2" w:color="555555"/>
-          <w:right w:val="single" w:sz="4" w:space="2" w:color="555555"/>
-        </w:pBdr>
-        <w:shd w:val="clear" w:color="auto" w:fill="FFFFFF"/>
-      </w:pPr>
-      <w:r>
-        <w:rPr>
-          <w:rFonts w:ascii="맑은 고딕" w:hAnsi="맑은 고딕" w:eastAsia="맑은 고딕"/>
-          <w:b w:val="0"/>
-          <w:sz w:val="17"/>
-          <w:u w:val="none"/>
-        </w:rPr>
-        <w:t>&lt;보기&gt; precise / use / accurate / uncertain / measure / send / appreciate / significant</w:t>
-      </w:r>
-    </w:p>
-    <w:p>
-      <w:pPr>
-        <w:spacing w:before="0" w:after="40" w:line="360" w:lineRule="auto"/>
-        <w:snapToGrid w:val="0"/>
-      </w:pPr>
-      <w:r>
-        <w:rPr>
-          <w:rFonts w:ascii="맑은 고딕" w:hAnsi="맑은 고딕" w:eastAsia="맑은 고딕"/>
-          <w:b w:val="0"/>
-          <w:sz w:val="17"/>
-          <w:u w:val="none"/>
-        </w:rPr>
-        <w:t>(A) ________  (B) ________  (C) ________  (D) ________</w:t>
-      </w:r>
-    </w:p>
-    <w:p>
-      <w:pPr>
-        <w:keepNext/>
-        <w:spacing w:before="80" w:after="20" w:line="276" w:lineRule="auto"/>
-        <w:snapToGrid w:val="0"/>
-      </w:pPr>
-      <w:r>
-        <w:rPr>
-          <w:rFonts w:ascii="맑은 고딕" w:hAnsi="맑은 고딕" w:eastAsia="맑은 고딕"/>
-          <w:b/>
-          <w:sz w:val="17"/>
-          <w:u w:val="none"/>
-        </w:rPr>
-        <w:t>33-추2.</w:t>
-      </w:r>
-      <w:r>
-        <w:rPr>
-          <w:rFonts w:ascii="맑은 고딕" w:hAnsi="맑은 고딕" w:eastAsia="맑은 고딕"/>
-          <w:b w:val="0"/>
-          <w:sz w:val="17"/>
-          <w:u w:val="none"/>
-        </w:rPr>
-        <w:t xml:space="preserve"> 우리말 뜻에 맞게 빈칸에 알맞은 </w:t>
-      </w:r>
-      <w:r>
-        <w:rPr>
-          <w:rFonts w:ascii="맑은 고딕" w:hAnsi="맑은 고딕" w:eastAsia="맑은 고딕"/>
-          <w:b/>
-          <w:sz w:val="17"/>
-          <w:u w:val="none"/>
-        </w:rPr>
-        <w:t>한 단어</w:t>
-      </w:r>
-      <w:r>
-        <w:rPr>
-          <w:rFonts w:ascii="맑은 고딕" w:hAnsi="맑은 고딕" w:eastAsia="맑은 고딕"/>
-          <w:b w:val="0"/>
-          <w:sz w:val="17"/>
-          <w:u w:val="none"/>
-        </w:rPr>
-        <w:t>를 쓰시오. (주어진 철자로 시작할 것) [4.0점]</w:t>
-      </w:r>
-    </w:p>
-    <w:p>
-      <w:pPr>
-        <w:spacing w:before="0" w:after="40" w:line="360" w:lineRule="auto"/>
-        <w:snapToGrid w:val="0"/>
-      </w:pPr>
-      <w:r>
-        <w:rPr>
-          <w:rFonts w:ascii="맑은 고딕" w:hAnsi="맑은 고딕" w:eastAsia="맑은 고딕"/>
-          <w:b w:val="0"/>
-          <w:sz w:val="17"/>
-          <w:u w:val="none"/>
-        </w:rPr>
-        <w:t>(1) 비교적 정확한, 정밀한 →  relatively p______</w:t>
-      </w:r>
-    </w:p>
-    <w:p>
-      <w:pPr>
-        <w:spacing w:before="0" w:after="40" w:line="360" w:lineRule="auto"/>
-        <w:snapToGrid w:val="0"/>
-      </w:pPr>
-      <w:r>
-        <w:rPr>
-          <w:rFonts w:ascii="맑은 고딕" w:hAnsi="맑은 고딕" w:eastAsia="맑은 고딕"/>
-          <w:b w:val="0"/>
-          <w:sz w:val="17"/>
-          <w:u w:val="none"/>
-        </w:rPr>
-        <w:t>(2) 다음 자릿수가 확실하지 않다 →  the next d______ is uncertain</w:t>
-      </w:r>
-    </w:p>
-    <w:p>
-      <w:pPr>
-        <w:spacing w:before="0" w:after="40" w:line="360" w:lineRule="auto"/>
-        <w:snapToGrid w:val="0"/>
-      </w:pPr>
-      <w:r>
-        <w:rPr>
-          <w:rFonts w:ascii="맑은 고딕" w:hAnsi="맑은 고딕" w:eastAsia="맑은 고딕"/>
-          <w:b w:val="0"/>
-          <w:sz w:val="17"/>
-          <w:u w:val="none"/>
-        </w:rPr>
-        <w:t>(3) 위성을 궤도에 보내다 →  to send a s______ to orbit</w:t>
-      </w:r>
-    </w:p>
-    <w:p>
-      <w:pPr>
-        <w:spacing w:before="0" w:after="40" w:line="360" w:lineRule="auto"/>
-        <w:snapToGrid w:val="0"/>
-      </w:pPr>
-      <w:r>
-        <w:rPr>
-          <w:rFonts w:ascii="맑은 고딕" w:hAnsi="맑은 고딕" w:eastAsia="맑은 고딕"/>
-          <w:b w:val="0"/>
-          <w:sz w:val="17"/>
-          <w:u w:val="none"/>
-        </w:rPr>
-        <w:t>(4) 백만분의 1 정도의 정확도로 →  to an a______ of one part in a million</w:t>
-      </w:r>
-    </w:p>
-    <w:p>
-      <w:pPr>
-        <w:spacing w:before="0" w:after="40" w:line="360" w:lineRule="auto"/>
-        <w:snapToGrid w:val="0"/>
-      </w:pPr>
-      <w:r>
-        <w:rPr>
-          <w:rFonts w:ascii="맑은 고딕" w:hAnsi="맑은 고딕" w:eastAsia="맑은 고딕"/>
-          <w:b w:val="0"/>
-          <w:sz w:val="17"/>
-          <w:u w:val="none"/>
-        </w:rPr>
-        <w:t>(1) ________  (2) ________  (3) ________  (4) ________</w:t>
-      </w:r>
-    </w:p>
-    <w:p>
-      <w:pPr>
-        <w:keepNext/>
-        <w:spacing w:before="80" w:after="20" w:line="276" w:lineRule="auto"/>
-        <w:snapToGrid w:val="0"/>
-      </w:pPr>
-      <w:r>
-        <w:rPr>
-          <w:rFonts w:ascii="맑은 고딕" w:hAnsi="맑은 고딕" w:eastAsia="맑은 고딕"/>
-          <w:b/>
-          <w:sz w:val="17"/>
-          <w:u w:val="none"/>
-        </w:rPr>
-        <w:t>33-추3.</w:t>
-      </w:r>
-      <w:r>
-        <w:rPr>
-          <w:rFonts w:ascii="맑은 고딕" w:hAnsi="맑은 고딕" w:eastAsia="맑은 고딕"/>
-          <w:b w:val="0"/>
-          <w:sz w:val="17"/>
-          <w:u w:val="none"/>
-        </w:rPr>
-        <w:t xml:space="preserve"> 우리말과 같은 뜻이 되도록 &lt;조건&gt;에 맞게 영작하시오. [4.0점]</w:t>
-      </w:r>
-    </w:p>
-    <w:p>
-      <w:pPr>
-        <w:spacing w:before="0" w:after="0" w:line="336" w:lineRule="auto"/>
-        <w:ind w:left="40"/>
-        <w:snapToGrid w:val="0"/>
-        <w:pBdr>
-          <w:top w:val="single" w:sz="4" w:space="2" w:color="555555"/>
-          <w:left w:val="single" w:sz="4" w:space="2" w:color="555555"/>
-          <w:bottom w:val="single" w:sz="4" w:space="2" w:color="555555"/>
-          <w:right w:val="single" w:sz="4" w:space="2" w:color="555555"/>
-        </w:pBdr>
-        <w:shd w:val="clear" w:color="auto" w:fill="FFFFFF"/>
-      </w:pPr>
-      <w:r>
-        <w:rPr>
-          <w:rFonts w:ascii="맑은 고딕" w:hAnsi="맑은 고딕" w:eastAsia="맑은 고딕"/>
-          <w:b/>
-          <w:sz w:val="17"/>
-          <w:u w:val="none"/>
-        </w:rPr>
-        <w:t>조건 · 보기</w:t>
-      </w:r>
-    </w:p>
-    <w:p>
-      <w:pPr>
-        <w:spacing w:before="0" w:after="60" w:line="336" w:lineRule="auto"/>
-        <w:ind w:left="40"/>
-        <w:snapToGrid w:val="0"/>
-        <w:pBdr>
-          <w:top w:val="single" w:sz="4" w:space="2" w:color="555555"/>
-          <w:left w:val="single" w:sz="4" w:space="2" w:color="555555"/>
-          <w:bottom w:val="single" w:sz="4" w:space="2" w:color="555555"/>
-          <w:right w:val="single" w:sz="4" w:space="2" w:color="555555"/>
-        </w:pBdr>
-        <w:shd w:val="clear" w:color="auto" w:fill="FFFFFF"/>
-      </w:pPr>
-      <w:r>
-        <w:rPr>
-          <w:rFonts w:ascii="맑은 고딕" w:hAnsi="맑은 고딕" w:eastAsia="맑은 고딕"/>
-          <w:b/>
-          <w:sz w:val="17"/>
-          <w:u w:val="none"/>
-        </w:rPr>
-        <w:t>우리말: 만약 내가 태양 바로 위 궤도에 위성을 보내고 싶다면, 그렇다면 나는 거리를 더 정확하게 알아야 할 것이다.</w:t>
-      </w:r>
-    </w:p>
-    <w:p>
-      <w:pPr>
-        <w:spacing w:before="0" w:after="0" w:line="336" w:lineRule="auto"/>
-        <w:ind w:left="40"/>
-        <w:snapToGrid w:val="0"/>
-        <w:pBdr>
-          <w:top w:val="single" w:sz="4" w:space="2" w:color="555555"/>
-          <w:left w:val="single" w:sz="4" w:space="2" w:color="555555"/>
-          <w:bottom w:val="single" w:sz="4" w:space="2" w:color="555555"/>
-          <w:right w:val="single" w:sz="4" w:space="2" w:color="555555"/>
-        </w:pBdr>
-        <w:shd w:val="clear" w:color="auto" w:fill="FFFFFF"/>
-      </w:pPr>
-      <w:r>
-        <w:rPr>
-          <w:rFonts w:ascii="맑은 고딕" w:hAnsi="맑은 고딕" w:eastAsia="맑은 고딕"/>
-          <w:b/>
-          <w:sz w:val="17"/>
-          <w:u w:val="none"/>
-        </w:rPr>
-        <w:t>조건 · 보기</w:t>
-      </w:r>
-    </w:p>
-    <w:p>
-      <w:pPr>
-        <w:spacing w:before="0" w:after="0" w:line="336" w:lineRule="auto"/>
-        <w:ind w:left="40"/>
-        <w:snapToGrid w:val="0"/>
-        <w:pBdr>
-          <w:top w:val="single" w:sz="4" w:space="2" w:color="555555"/>
-          <w:left w:val="single" w:sz="4" w:space="2" w:color="555555"/>
-          <w:bottom w:val="single" w:sz="4" w:space="2" w:color="555555"/>
-          <w:right w:val="single" w:sz="4" w:space="2" w:color="555555"/>
-        </w:pBdr>
-        <w:shd w:val="clear" w:color="auto" w:fill="FFFFFF"/>
-      </w:pPr>
-      <w:r>
-        <w:rPr>
-          <w:rFonts w:ascii="맑은 고딕" w:hAnsi="맑은 고딕" w:eastAsia="맑은 고딕"/>
-          <w:b w:val="0"/>
-          <w:sz w:val="17"/>
-          <w:u w:val="none"/>
-        </w:rPr>
-        <w:t>&lt;보기&gt;</w:t>
-      </w:r>
-    </w:p>
-    <w:p>
-      <w:pPr>
-        <w:spacing w:before="0" w:after="60" w:line="336" w:lineRule="auto"/>
-        <w:ind w:left="40"/>
-        <w:snapToGrid w:val="0"/>
-        <w:pBdr>
-          <w:top w:val="single" w:sz="4" w:space="2" w:color="555555"/>
-          <w:left w:val="single" w:sz="4" w:space="2" w:color="555555"/>
-          <w:bottom w:val="single" w:sz="4" w:space="2" w:color="555555"/>
-          <w:right w:val="single" w:sz="4" w:space="2" w:color="555555"/>
-        </w:pBdr>
-        <w:shd w:val="clear" w:color="auto" w:fill="FFFFFF"/>
-      </w:pPr>
-      <w:r>
-        <w:rPr>
-          <w:rFonts w:ascii="맑은 고딕" w:hAnsi="맑은 고딕" w:eastAsia="맑은 고딕"/>
-          <w:b w:val="0"/>
-          <w:sz w:val="17"/>
-          <w:u w:val="none"/>
-        </w:rPr>
-        <w:t>if / I / want / send / a satellite / to orbit / just above the sun / then / I / would need / know / distances / accurate</w:t>
-      </w:r>
-    </w:p>
-    <w:p>
-      <w:pPr>
-        <w:spacing w:before="0" w:after="0" w:line="336" w:lineRule="auto"/>
-        <w:ind w:left="40"/>
-        <w:snapToGrid w:val="0"/>
-        <w:pBdr>
-          <w:top w:val="single" w:sz="4" w:space="2" w:color="555555"/>
-          <w:left w:val="single" w:sz="4" w:space="2" w:color="555555"/>
-          <w:bottom w:val="single" w:sz="4" w:space="2" w:color="555555"/>
-          <w:right w:val="single" w:sz="4" w:space="2" w:color="555555"/>
-        </w:pBdr>
-        <w:shd w:val="clear" w:color="auto" w:fill="FFFFFF"/>
-      </w:pPr>
-      <w:r>
-        <w:rPr>
-          <w:rFonts w:ascii="맑은 고딕" w:hAnsi="맑은 고딕" w:eastAsia="맑은 고딕"/>
-          <w:b/>
-          <w:sz w:val="17"/>
-          <w:u w:val="none"/>
-        </w:rPr>
-        <w:t>조건 · 보기</w:t>
-      </w:r>
-    </w:p>
-    <w:p>
-      <w:pPr>
-        <w:spacing w:before="0" w:after="0" w:line="336" w:lineRule="auto"/>
-        <w:ind w:left="40"/>
-        <w:snapToGrid w:val="0"/>
-        <w:pBdr>
-          <w:top w:val="single" w:sz="4" w:space="2" w:color="555555"/>
-          <w:left w:val="single" w:sz="4" w:space="2" w:color="555555"/>
-          <w:bottom w:val="single" w:sz="4" w:space="2" w:color="555555"/>
-          <w:right w:val="single" w:sz="4" w:space="2" w:color="555555"/>
-        </w:pBdr>
-        <w:shd w:val="clear" w:color="auto" w:fill="FFFFFF"/>
-      </w:pPr>
-      <w:r>
-        <w:rPr>
-          <w:rFonts w:ascii="맑은 고딕" w:hAnsi="맑은 고딕" w:eastAsia="맑은 고딕"/>
-          <w:b w:val="0"/>
-          <w:sz w:val="17"/>
-          <w:u w:val="none"/>
-        </w:rPr>
-        <w:t>&lt;조건&gt;</w:t>
-      </w:r>
-    </w:p>
-    <w:p>
-      <w:pPr>
-        <w:spacing w:before="0" w:after="0" w:line="336" w:lineRule="auto"/>
-        <w:ind w:left="40"/>
-        <w:snapToGrid w:val="0"/>
-        <w:pBdr>
-          <w:top w:val="single" w:sz="4" w:space="2" w:color="555555"/>
-          <w:left w:val="single" w:sz="4" w:space="2" w:color="555555"/>
-          <w:bottom w:val="single" w:sz="4" w:space="2" w:color="555555"/>
-          <w:right w:val="single" w:sz="4" w:space="2" w:color="555555"/>
-        </w:pBdr>
-        <w:shd w:val="clear" w:color="auto" w:fill="FFFFFF"/>
-      </w:pPr>
-      <w:r>
-        <w:rPr>
-          <w:rFonts w:ascii="맑은 고딕" w:hAnsi="맑은 고딕" w:eastAsia="맑은 고딕"/>
-          <w:b w:val="0"/>
-          <w:sz w:val="17"/>
-          <w:u w:val="none"/>
-        </w:rPr>
-        <w:t>1. If절은 현재시제, 주절은 would need를 사용할 것</w:t>
-      </w:r>
-    </w:p>
-    <w:p>
-      <w:pPr>
-        <w:spacing w:before="0" w:after="0" w:line="336" w:lineRule="auto"/>
-        <w:ind w:left="40"/>
-        <w:snapToGrid w:val="0"/>
-        <w:pBdr>
-          <w:top w:val="single" w:sz="4" w:space="2" w:color="555555"/>
-          <w:left w:val="single" w:sz="4" w:space="2" w:color="555555"/>
-          <w:bottom w:val="single" w:sz="4" w:space="2" w:color="555555"/>
-          <w:right w:val="single" w:sz="4" w:space="2" w:color="555555"/>
-        </w:pBdr>
-        <w:shd w:val="clear" w:color="auto" w:fill="FFFFFF"/>
-      </w:pPr>
-      <w:r>
-        <w:rPr>
-          <w:rFonts w:ascii="맑은 고딕" w:hAnsi="맑은 고딕" w:eastAsia="맑은 고딕"/>
-          <w:b w:val="0"/>
-          <w:sz w:val="17"/>
-          <w:u w:val="none"/>
-        </w:rPr>
-        <w:t>2. 부사의 비교급을 사용할 것</w:t>
-      </w:r>
-    </w:p>
-    <w:p>
-      <w:pPr>
-        <w:spacing w:before="0" w:after="60" w:line="336" w:lineRule="auto"/>
-        <w:ind w:left="40"/>
-        <w:snapToGrid w:val="0"/>
-        <w:pBdr>
-          <w:top w:val="single" w:sz="4" w:space="2" w:color="555555"/>
-          <w:left w:val="single" w:sz="4" w:space="2" w:color="555555"/>
-          <w:bottom w:val="single" w:sz="4" w:space="2" w:color="555555"/>
-          <w:right w:val="single" w:sz="4" w:space="2" w:color="555555"/>
-        </w:pBdr>
-        <w:shd w:val="clear" w:color="auto" w:fill="FFFFFF"/>
-      </w:pPr>
-      <w:r>
-        <w:rPr>
-          <w:rFonts w:ascii="맑은 고딕" w:hAnsi="맑은 고딕" w:eastAsia="맑은 고딕"/>
-          <w:b w:val="0"/>
-          <w:sz w:val="17"/>
-          <w:u w:val="none"/>
-        </w:rPr>
-        <w:t>3. &lt;보기&gt;의 어구를 모두 사용하되, 어형 변형이 필요한 것은 알맞게 바꿀 것</w:t>
-      </w:r>
-    </w:p>
-    <w:p>
-      <w:pPr>
-        <w:spacing w:before="0" w:after="40" w:line="360" w:lineRule="auto"/>
-        <w:snapToGrid w:val="0"/>
-      </w:pPr>
-      <w:r>
-        <w:rPr>
-          <w:rFonts w:ascii="맑은 고딕" w:hAnsi="맑은 고딕" w:eastAsia="맑은 고딕"/>
-          <w:b w:val="0"/>
-          <w:sz w:val="17"/>
-          <w:u w:val="none"/>
-        </w:rPr>
-        <w:t>→ ______________________________________________________________</w:t>
-      </w:r>
-    </w:p>
-    <w:p>
-      <w:pPr>
-        <w:spacing w:before="0" w:after="40" w:line="360" w:lineRule="auto"/>
-        <w:snapToGrid w:val="0"/>
-      </w:pPr>
-      <w:r>
-        <w:rPr>
-          <w:rFonts w:ascii="맑은 고딕" w:hAnsi="맑은 고딕" w:eastAsia="맑은 고딕"/>
-          <w:b w:val="0"/>
-          <w:sz w:val="17"/>
-          <w:u w:val="none"/>
-        </w:rPr>
-        <w:t>______________________________________________________________</w:t>
-      </w:r>
-    </w:p>
-    <w:p>
-      <w:pPr>
-        <w:keepNext/>
-        <w:spacing w:before="80" w:after="40" w:line="276" w:lineRule="auto"/>
-        <w:snapToGrid w:val="0"/>
-        <w:shd w:val="clear" w:color="auto" w:fill="8A3A12"/>
-      </w:pPr>
-      <w:r>
-        <w:rPr>
-          <w:rFonts w:ascii="맑은 고딕" w:hAnsi="맑은 고딕" w:eastAsia="맑은 고딕"/>
-          <w:b/>
-          <w:color w:val="FFFFFF"/>
-          <w:sz w:val="17"/>
-          <w:u w:val="none"/>
-        </w:rPr>
-        <w:t>서답형  33-서1 ~ 33-서1</w:t>
-      </w:r>
-    </w:p>
-    <w:p>
-      <w:pPr>
-        <w:keepNext/>
-        <w:spacing w:before="80" w:after="20" w:line="276" w:lineRule="auto"/>
-        <w:snapToGrid w:val="0"/>
-      </w:pPr>
-      <w:r>
-        <w:rPr>
-          <w:rFonts w:ascii="맑은 고딕" w:hAnsi="맑은 고딕" w:eastAsia="맑은 고딕"/>
-          <w:b/>
-          <w:sz w:val="17"/>
-          <w:u w:val="none"/>
-        </w:rPr>
-        <w:t>33-서1.</w:t>
-      </w:r>
-      <w:r>
-        <w:rPr>
-          <w:rFonts w:ascii="맑은 고딕" w:hAnsi="맑은 고딕" w:eastAsia="맑은 고딕"/>
-          <w:b w:val="0"/>
-          <w:sz w:val="17"/>
-          <w:u w:val="none"/>
-        </w:rPr>
-        <w:t xml:space="preserve"> 다음 글의 밑줄 친 ⓐ~ⓕ 중 어법상 </w:t>
-      </w:r>
-      <w:r>
-        <w:rPr>
-          <w:rFonts w:ascii="맑은 고딕" w:hAnsi="맑은 고딕" w:eastAsia="맑은 고딕"/>
-          <w:b/>
-          <w:sz w:val="17"/>
-          <w:u w:val="none"/>
-        </w:rPr>
-        <w:t>틀린 것 2개</w:t>
-      </w:r>
-      <w:r>
-        <w:rPr>
-          <w:rFonts w:ascii="맑은 고딕" w:hAnsi="맑은 고딕" w:eastAsia="맑은 고딕"/>
-          <w:b w:val="0"/>
-          <w:sz w:val="17"/>
-          <w:u w:val="none"/>
-        </w:rPr>
-        <w:t xml:space="preserve">를 찾아, 각각 </w:t>
-      </w:r>
-      <w:r>
-        <w:rPr>
-          <w:rFonts w:ascii="맑은 고딕" w:hAnsi="맑은 고딕" w:eastAsia="맑은 고딕"/>
-          <w:b/>
-          <w:sz w:val="17"/>
-          <w:u w:val="none"/>
-        </w:rPr>
-        <w:t>한 단어</w:t>
-      </w:r>
-      <w:r>
-        <w:rPr>
-          <w:rFonts w:ascii="맑은 고딕" w:hAnsi="맑은 고딕" w:eastAsia="맑은 고딕"/>
-          <w:b w:val="0"/>
-          <w:sz w:val="17"/>
-          <w:u w:val="none"/>
-        </w:rPr>
-        <w:t>로 고쳐 쓰시오. [4.0점]</w:t>
-      </w:r>
-    </w:p>
-    <w:p>
-      <w:pPr>
-        <w:spacing w:before="0" w:after="60" w:line="288" w:lineRule="auto"/>
-        <w:ind w:left="40"/>
-        <w:snapToGrid w:val="0"/>
-        <w:pBdr>
-          <w:top w:val="single" w:sz="4" w:space="2" w:color="999999"/>
-          <w:left w:val="single" w:sz="4" w:space="2" w:color="999999"/>
-          <w:bottom w:val="single" w:sz="4" w:space="2" w:color="999999"/>
-          <w:right w:val="single" w:sz="4" w:space="2" w:color="999999"/>
-        </w:pBdr>
-        <w:shd w:val="clear" w:color="auto" w:fill="F6F3EA"/>
-      </w:pPr>
-      <w:r>
-        <w:rPr>
-          <w:rFonts w:ascii="맑은 고딕" w:hAnsi="맑은 고딕" w:eastAsia="맑은 고딕"/>
-          <w:b w:val="0"/>
-          <w:sz w:val="17"/>
-          <w:u w:val="none"/>
-        </w:rPr>
-        <w:t>However, if the next digit is uncertain, that means the uncertainty in ⓐknowing the precise Earth-sun distance is ⓑlarger than the distance between New York and Chicago! ⓒWhether or not the quoted number is “precise” therefore ⓓdepend on ⓔthat I'm intending to do with ⓕit.</w:t>
-      </w:r>
-    </w:p>
-    <w:p>
-      <w:pPr>
-        <w:spacing w:before="0" w:after="40" w:line="360" w:lineRule="auto"/>
-        <w:snapToGrid w:val="0"/>
-      </w:pPr>
-      <w:r>
-        <w:rPr>
-          <w:rFonts w:ascii="맑은 고딕" w:hAnsi="맑은 고딕" w:eastAsia="맑은 고딕"/>
-          <w:b w:val="0"/>
-          <w:sz w:val="17"/>
-          <w:u w:val="none"/>
-        </w:rPr>
-        <w:t>(1) 기호 ______  →  ______________</w:t>
-      </w:r>
-    </w:p>
-    <w:p>
-      <w:pPr>
-        <w:spacing w:before="0" w:after="40" w:line="360" w:lineRule="auto"/>
-        <w:snapToGrid w:val="0"/>
-      </w:pPr>
-      <w:r>
-        <w:rPr>
-          <w:rFonts w:ascii="맑은 고딕" w:hAnsi="맑은 고딕" w:eastAsia="맑은 고딕"/>
-          <w:b w:val="0"/>
-          <w:sz w:val="17"/>
-          <w:u w:val="none"/>
-        </w:rPr>
-        <w:t>(2) 기호 ______  →  ______________</w:t>
-      </w:r>
-    </w:p>
-    <w:p>
-      <w:pPr>
-        <w:keepNext/>
-        <w:spacing w:before="80" w:after="40" w:line="276" w:lineRule="auto"/>
-        <w:snapToGrid w:val="0"/>
-        <w:shd w:val="clear" w:color="auto" w:fill="6B21A8"/>
-      </w:pPr>
-      <w:r>
-        <w:rPr>
-          <w:rFonts w:ascii="맑은 고딕" w:hAnsi="맑은 고딕" w:eastAsia="맑은 고딕"/>
-          <w:b/>
-          <w:color w:val="FFFFFF"/>
-          <w:sz w:val="17"/>
-          <w:u w:val="none"/>
-        </w:rPr>
-        <w:t>[지문 구조]  ※ 앞 문항을 모두 푼 뒤에 풀 것</w:t>
-      </w:r>
-    </w:p>
-    <w:p>
-      <w:pPr>
-        <w:keepNext/>
-        <w:spacing w:before="80" w:after="20" w:line="276" w:lineRule="auto"/>
-        <w:snapToGrid w:val="0"/>
-      </w:pPr>
-      <w:r>
-        <w:rPr>
-          <w:rFonts w:ascii="맑은 고딕" w:hAnsi="맑은 고딕" w:eastAsia="맑은 고딕"/>
-          <w:b/>
-          <w:sz w:val="17"/>
-          <w:u w:val="none"/>
-        </w:rPr>
-        <w:t>33-위치1.</w:t>
-      </w:r>
-      <w:r>
-        <w:rPr>
-          <w:rFonts w:ascii="맑은 고딕" w:hAnsi="맑은 고딕" w:eastAsia="맑은 고딕"/>
-          <w:b w:val="0"/>
-          <w:sz w:val="17"/>
-          <w:u w:val="none"/>
-        </w:rPr>
-        <w:t xml:space="preserve"> 글의 흐름으로 보아, 주어진 문장이 들어가기에 가장 적절한 곳은? [2.9점]</w:t>
-      </w:r>
-    </w:p>
-    <w:p>
-      <w:pPr>
-        <w:spacing w:before="0" w:after="0" w:line="336" w:lineRule="auto"/>
-        <w:ind w:left="40"/>
-        <w:snapToGrid w:val="0"/>
-        <w:pBdr>
-          <w:top w:val="single" w:sz="4" w:space="2" w:color="555555"/>
-          <w:left w:val="single" w:sz="4" w:space="2" w:color="555555"/>
-          <w:bottom w:val="single" w:sz="4" w:space="2" w:color="555555"/>
-          <w:right w:val="single" w:sz="4" w:space="2" w:color="555555"/>
-        </w:pBdr>
-        <w:shd w:val="clear" w:color="auto" w:fill="FFFFFF"/>
-      </w:pPr>
-      <w:r>
-        <w:rPr>
-          <w:rFonts w:ascii="맑은 고딕" w:hAnsi="맑은 고딕" w:eastAsia="맑은 고딕"/>
-          <w:b/>
-          <w:sz w:val="17"/>
-          <w:u w:val="none"/>
-        </w:rPr>
-        <w:t>조건 · 보기</w:t>
-      </w:r>
-    </w:p>
-    <w:p>
-      <w:pPr>
-        <w:spacing w:before="0" w:after="60" w:line="336" w:lineRule="auto"/>
-        <w:ind w:left="40"/>
-        <w:snapToGrid w:val="0"/>
-        <w:pBdr>
-          <w:top w:val="single" w:sz="4" w:space="2" w:color="555555"/>
-          <w:left w:val="single" w:sz="4" w:space="2" w:color="555555"/>
-          <w:bottom w:val="single" w:sz="4" w:space="2" w:color="555555"/>
-          <w:right w:val="single" w:sz="4" w:space="2" w:color="555555"/>
-        </w:pBdr>
-        <w:shd w:val="clear" w:color="auto" w:fill="FFFFFF"/>
-      </w:pPr>
-      <w:r>
-        <w:rPr>
-          <w:rFonts w:ascii="맑은 고딕" w:hAnsi="맑은 고딕" w:eastAsia="맑은 고딕"/>
-          <w:b w:val="0"/>
-          <w:sz w:val="17"/>
-          <w:u w:val="none"/>
-        </w:rPr>
-        <w:t>Now suppose the seventh digit is in doubt.</w:t>
-      </w:r>
-    </w:p>
-    <w:p>
-      <w:pPr>
-        <w:spacing w:before="0" w:after="60" w:line="288" w:lineRule="auto"/>
-        <w:ind w:left="40"/>
-        <w:snapToGrid w:val="0"/>
-        <w:pBdr>
-          <w:top w:val="single" w:sz="4" w:space="2" w:color="999999"/>
-          <w:left w:val="single" w:sz="4" w:space="2" w:color="999999"/>
-          <w:bottom w:val="single" w:sz="4" w:space="2" w:color="999999"/>
-          <w:right w:val="single" w:sz="4" w:space="2" w:color="999999"/>
-        </w:pBdr>
-        <w:shd w:val="clear" w:color="auto" w:fill="F6F3EA"/>
-      </w:pPr>
-      <w:r>
-        <w:rPr>
-          <w:rFonts w:ascii="맑은 고딕" w:hAnsi="맑은 고딕" w:eastAsia="맑은 고딕"/>
-          <w:b w:val="0"/>
-          <w:sz w:val="17"/>
-          <w:u w:val="none"/>
-        </w:rPr>
-        <w:t>The public has trouble with uncertainty because its importance is never fixed. ( ① ) Take the Earth-sun distance, quoted as 1.49597 × 10⁸ km. ( ② ) With six significant digits, the figure is known to about one part in a million, which sounds very exact. ( ③ ) That single uncertain digit represents an error larger than the distance between New York and Chicago. ( ④ ) So whether the number is precise depends entirely on what it is for. ( ⑤ ) It will do for predicting tomorrow's sunrise; it will not do for sending a satellite into orbit just above the sun.</w:t>
-      </w:r>
-    </w:p>
-    <w:p>
-      <w:pPr>
-        <w:keepNext/>
-        <w:spacing w:before="80" w:after="20" w:line="276" w:lineRule="auto"/>
-        <w:snapToGrid w:val="0"/>
-      </w:pPr>
-      <w:r>
-        <w:rPr>
-          <w:rFonts w:ascii="맑은 고딕" w:hAnsi="맑은 고딕" w:eastAsia="맑은 고딕"/>
-          <w:b/>
-          <w:sz w:val="17"/>
-          <w:u w:val="none"/>
-        </w:rPr>
-        <w:t>33-위치2.</w:t>
-      </w:r>
-      <w:r>
-        <w:rPr>
-          <w:rFonts w:ascii="맑은 고딕" w:hAnsi="맑은 고딕" w:eastAsia="맑은 고딕"/>
-          <w:b w:val="0"/>
-          <w:sz w:val="17"/>
-          <w:u w:val="none"/>
-        </w:rPr>
-        <w:t xml:space="preserve"> 주어진 글 다음에 이어질 글의 순서로 가장 적절한 것은? [2.8점]</w:t>
-      </w:r>
-    </w:p>
-    <w:p>
-      <w:pPr>
-        <w:spacing w:before="0" w:after="0" w:line="336" w:lineRule="auto"/>
-        <w:ind w:left="40"/>
-        <w:snapToGrid w:val="0"/>
-        <w:pBdr>
-          <w:top w:val="single" w:sz="4" w:space="2" w:color="555555"/>
-          <w:left w:val="single" w:sz="4" w:space="2" w:color="555555"/>
-          <w:bottom w:val="single" w:sz="4" w:space="2" w:color="555555"/>
-          <w:right w:val="single" w:sz="4" w:space="2" w:color="555555"/>
-        </w:pBdr>
-        <w:shd w:val="clear" w:color="auto" w:fill="FFFFFF"/>
-      </w:pPr>
-      <w:r>
-        <w:rPr>
-          <w:rFonts w:ascii="맑은 고딕" w:hAnsi="맑은 고딕" w:eastAsia="맑은 고딕"/>
-          <w:b/>
-          <w:sz w:val="17"/>
-          <w:u w:val="none"/>
-        </w:rPr>
-        <w:t>조건 · 보기</w:t>
-      </w:r>
-    </w:p>
-    <w:p>
-      <w:pPr>
-        <w:spacing w:before="0" w:after="60" w:line="336" w:lineRule="auto"/>
-        <w:ind w:left="40"/>
-        <w:snapToGrid w:val="0"/>
-        <w:pBdr>
-          <w:top w:val="single" w:sz="4" w:space="2" w:color="555555"/>
-          <w:left w:val="single" w:sz="4" w:space="2" w:color="555555"/>
-          <w:bottom w:val="single" w:sz="4" w:space="2" w:color="555555"/>
-          <w:right w:val="single" w:sz="4" w:space="2" w:color="555555"/>
-        </w:pBdr>
-        <w:shd w:val="clear" w:color="auto" w:fill="FFFFFF"/>
-      </w:pPr>
-      <w:r>
-        <w:rPr>
-          <w:rFonts w:ascii="맑은 고딕" w:hAnsi="맑은 고딕" w:eastAsia="맑은 고딕"/>
-          <w:b w:val="0"/>
-          <w:sz w:val="17"/>
-          <w:u w:val="none"/>
-        </w:rPr>
-        <w:t>Uncertainty is hard for the public to judge because how much it matters is relative.</w:t>
-      </w:r>
-    </w:p>
-    <w:p>
-      <w:pPr>
-        <w:spacing w:before="0" w:after="60" w:line="288" w:lineRule="auto"/>
-        <w:ind w:left="40"/>
-        <w:snapToGrid w:val="0"/>
-        <w:pBdr>
-          <w:top w:val="single" w:sz="4" w:space="2" w:color="999999"/>
-          <w:left w:val="single" w:sz="4" w:space="2" w:color="999999"/>
-          <w:bottom w:val="single" w:sz="4" w:space="2" w:color="999999"/>
-          <w:right w:val="single" w:sz="4" w:space="2" w:color="999999"/>
-        </w:pBdr>
-        <w:shd w:val="clear" w:color="auto" w:fill="F6F3EA"/>
-      </w:pPr>
-      <w:r>
-        <w:rPr>
-          <w:rFonts w:ascii="맑은 고딕" w:hAnsi="맑은 고딕" w:eastAsia="맑은 고딕"/>
-          <w:b w:val="0"/>
-          <w:sz w:val="17"/>
-          <w:u w:val="none"/>
-        </w:rPr>
-        <w:t>(A) Which of the two is right? Both — and that is the point: a number is precise or not only in relation to what you intend to do with it.</w:t>
-      </w:r>
-    </w:p>
-    <w:p>
-      <w:pPr>
-        <w:spacing w:before="0" w:after="60" w:line="288" w:lineRule="auto"/>
-        <w:ind w:left="40"/>
-        <w:snapToGrid w:val="0"/>
-        <w:pBdr>
-          <w:top w:val="single" w:sz="4" w:space="2" w:color="999999"/>
-          <w:left w:val="single" w:sz="4" w:space="2" w:color="999999"/>
-          <w:bottom w:val="single" w:sz="4" w:space="2" w:color="999999"/>
-          <w:right w:val="single" w:sz="4" w:space="2" w:color="999999"/>
-        </w:pBdr>
-        <w:shd w:val="clear" w:color="auto" w:fill="F6F3EA"/>
-      </w:pPr>
-      <w:r>
-        <w:rPr>
-          <w:rFonts w:ascii="맑은 고딕" w:hAnsi="맑은 고딕" w:eastAsia="맑은 고딕"/>
-          <w:b w:val="0"/>
-          <w:sz w:val="17"/>
-          <w:u w:val="none"/>
-        </w:rPr>
-        <w:t>(B) The Earth-sun distance, given to six significant digits, illustrates this. To someone forecasting sunrise it is more than precise enough.</w:t>
-      </w:r>
-    </w:p>
-    <w:p>
-      <w:pPr>
-        <w:spacing w:before="0" w:after="60" w:line="288" w:lineRule="auto"/>
-        <w:ind w:left="40"/>
-        <w:snapToGrid w:val="0"/>
-        <w:pBdr>
-          <w:top w:val="single" w:sz="4" w:space="2" w:color="999999"/>
-          <w:left w:val="single" w:sz="4" w:space="2" w:color="999999"/>
-          <w:bottom w:val="single" w:sz="4" w:space="2" w:color="999999"/>
-          <w:right w:val="single" w:sz="4" w:space="2" w:color="999999"/>
-        </w:pBdr>
-        <w:shd w:val="clear" w:color="auto" w:fill="F6F3EA"/>
-      </w:pPr>
-      <w:r>
-        <w:rPr>
-          <w:rFonts w:ascii="맑은 고딕" w:hAnsi="맑은 고딕" w:eastAsia="맑은 고딕"/>
-          <w:b w:val="0"/>
-          <w:sz w:val="17"/>
-          <w:u w:val="none"/>
-        </w:rPr>
-        <w:t>(C) To someone steering a satellite close to the sun, the same figure is hopelessly rough, since an uncertain seventh digit hides an error larger than the gap between two big cities.</w:t>
+        <w:t>⑤ (C) - (B) - (A)</w:t>
       </w:r>
     </w:p>
     <w:p>
@@ -4186,7 +4155,7 @@
           <w:sz w:val="15"/>
           <w:u w:val="none"/>
         </w:rPr>
-        <w:t xml:space="preserve"> 정답 ⑤</w:t>
+        <w:t xml:space="preserve"> 정답 ① — (a) ○ (b) ✕ (c) ✕ (d) ○ (e) ✕</w:t>
       </w:r>
     </w:p>
     <w:p>
@@ -4211,7 +4180,7 @@
           <w:sz w:val="15"/>
           <w:u w:val="none"/>
         </w:rPr>
-        <w:t xml:space="preserve"> 정답 ⑤</w:t>
+        <w:t xml:space="preserve"> 정답 ④ — ⓐ difficultly → difficult / ⓒ what → that / ⓓ mean → means</w:t>
       </w:r>
     </w:p>
     <w:p>
@@ -4236,7 +4205,7 @@
           <w:sz w:val="15"/>
           <w:u w:val="none"/>
         </w:rPr>
-        <w:t xml:space="preserve"> 정답 ④</w:t>
+        <w:t xml:space="preserve"> 정답 ⑤ — less → more</w:t>
       </w:r>
     </w:p>
     <w:p>
@@ -4261,7 +4230,7 @@
           <w:sz w:val="15"/>
           <w:u w:val="none"/>
         </w:rPr>
-        <w:t xml:space="preserve"> ④ relative → relatively</w:t>
+        <w:t xml:space="preserve"> 정답 ②</w:t>
       </w:r>
     </w:p>
     <w:p>
@@ -4286,7 +4255,7 @@
           <w:sz w:val="15"/>
           <w:u w:val="none"/>
         </w:rPr>
-        <w:t xml:space="preserve"> 정답 ①</w:t>
+        <w:t xml:space="preserve"> 정답 ②</w:t>
       </w:r>
     </w:p>
     <w:p>
@@ -4336,7 +4305,7 @@
           <w:sz w:val="15"/>
           <w:u w:val="none"/>
         </w:rPr>
-        <w:t xml:space="preserve"> ② (ⓐ, ⓒ, ⓔ)</w:t>
+        <w:t xml:space="preserve"> 정답 ③</w:t>
       </w:r>
     </w:p>
     <w:p>
@@ -4352,7 +4321,7 @@
           <w:sz w:val="15"/>
           <w:u w:val="none"/>
         </w:rPr>
-        <w:t>33-8</w:t>
+        <w:t>33-서1</w:t>
       </w:r>
       <w:r>
         <w:rPr>
@@ -4361,7 +4330,7 @@
           <w:sz w:val="15"/>
           <w:u w:val="none"/>
         </w:rPr>
-        <w:t xml:space="preserve"> 정답 ④</w:t>
+        <w:t xml:space="preserve"> (1) precision  (2) accurate  (3) significantly</w:t>
       </w:r>
     </w:p>
     <w:p>
@@ -4377,7 +4346,7 @@
           <w:sz w:val="15"/>
           <w:u w:val="none"/>
         </w:rPr>
-        <w:t>33-서1</w:t>
+        <w:t>33-서2</w:t>
       </w:r>
       <w:r>
         <w:rPr>
@@ -4386,7 +4355,7 @@
           <w:sz w:val="15"/>
           <w:u w:val="none"/>
         </w:rPr>
-        <w:t xml:space="preserve"> ⓓ depend → depends / ⓔ that → what</w:t>
+        <w:t xml:space="preserve"> What I intend to do with the number determines whether it is precise or not.</w:t>
       </w:r>
     </w:p>
     <w:p>
@@ -4402,7 +4371,7 @@
           <w:sz w:val="15"/>
           <w:u w:val="none"/>
         </w:rPr>
-        <w:t>33-추1</w:t>
+        <w:t>33-8</w:t>
       </w:r>
       <w:r>
         <w:rPr>
@@ -4411,107 +4380,7 @@
           <w:sz w:val="15"/>
           <w:u w:val="none"/>
         </w:rPr>
-        <w:t xml:space="preserve"> (A) precise  (B) used  (C) accuracy  (D) uncertainty</w:t>
-      </w:r>
-    </w:p>
-    <w:p>
-      <w:pPr>
-        <w:spacing w:before="0" w:after="0" w:line="259" w:lineRule="auto"/>
-        <w:ind w:left="160" w:hanging="160"/>
-        <w:snapToGrid w:val="0"/>
-      </w:pPr>
-      <w:r>
-        <w:rPr>
-          <w:rFonts w:ascii="맑은 고딕" w:hAnsi="맑은 고딕" w:eastAsia="맑은 고딕"/>
-          <w:b/>
-          <w:sz w:val="15"/>
-          <w:u w:val="none"/>
-        </w:rPr>
-        <w:t>33-추2</w:t>
-      </w:r>
-      <w:r>
-        <w:rPr>
-          <w:rFonts w:ascii="맑은 고딕" w:hAnsi="맑은 고딕" w:eastAsia="맑은 고딕"/>
-          <w:b w:val="0"/>
-          <w:sz w:val="15"/>
-          <w:u w:val="none"/>
-        </w:rPr>
-        <w:t xml:space="preserve"> (1) precise  (2) digit  (3) satellite  (4) accuracy</w:t>
-      </w:r>
-    </w:p>
-    <w:p>
-      <w:pPr>
-        <w:spacing w:before="0" w:after="0" w:line="259" w:lineRule="auto"/>
-        <w:ind w:left="160" w:hanging="160"/>
-        <w:snapToGrid w:val="0"/>
-      </w:pPr>
-      <w:r>
-        <w:rPr>
-          <w:rFonts w:ascii="맑은 고딕" w:hAnsi="맑은 고딕" w:eastAsia="맑은 고딕"/>
-          <w:b/>
-          <w:sz w:val="15"/>
-          <w:u w:val="none"/>
-        </w:rPr>
-        <w:t>33-추3</w:t>
-      </w:r>
-      <w:r>
-        <w:rPr>
-          <w:rFonts w:ascii="맑은 고딕" w:hAnsi="맑은 고딕" w:eastAsia="맑은 고딕"/>
-          <w:b w:val="0"/>
-          <w:sz w:val="15"/>
-          <w:u w:val="none"/>
-        </w:rPr>
-        <w:t xml:space="preserve"> If I want to send a satellite to orbit just above the sun, then I would need to know distances more accurately.</w:t>
-      </w:r>
-    </w:p>
-    <w:p>
-      <w:pPr>
-        <w:spacing w:before="0" w:after="0" w:line="259" w:lineRule="auto"/>
-        <w:ind w:left="160" w:hanging="160"/>
-        <w:snapToGrid w:val="0"/>
-      </w:pPr>
-      <w:r>
-        <w:rPr>
-          <w:rFonts w:ascii="맑은 고딕" w:hAnsi="맑은 고딕" w:eastAsia="맑은 고딕"/>
-          <w:b/>
-          <w:sz w:val="15"/>
-          <w:u w:val="none"/>
-        </w:rPr>
-        <w:t>33-위치1</w:t>
-      </w:r>
-      <w:r>
-        <w:rPr>
-          <w:rFonts w:ascii="맑은 고딕" w:hAnsi="맑은 고딕" w:eastAsia="맑은 고딕"/>
-          <w:b w:val="0"/>
-          <w:sz w:val="15"/>
-          <w:u w:val="none"/>
-        </w:rPr>
-        <w:t xml:space="preserve"> 정답 ③</w:t>
-      </w:r>
-    </w:p>
-    <w:p>
-      <w:pPr>
-        <w:spacing w:before="0" w:after="0" w:line="259" w:lineRule="auto"/>
-        <w:ind w:left="160" w:hanging="160"/>
-        <w:snapToGrid w:val="0"/>
-      </w:pPr>
-      <w:r>
-        <w:rPr>
-          <w:rFonts w:ascii="맑은 고딕" w:hAnsi="맑은 고딕" w:eastAsia="맑은 고딕"/>
-          <w:b/>
-          <w:sz w:val="15"/>
-          <w:u w:val="none"/>
-        </w:rPr>
-        <w:t>33-위치2</w:t>
-      </w:r>
-      <w:r>
-        <w:rPr>
-          <w:rFonts w:ascii="맑은 고딕" w:hAnsi="맑은 고딕" w:eastAsia="맑은 고딕"/>
-          <w:b w:val="0"/>
-          <w:sz w:val="15"/>
-          <w:u w:val="none"/>
-        </w:rPr>
-        <w:t xml:space="preserve"> 정답 ③</w:t>
+        <w:t xml:space="preserve"> 정답 ④</w:t>
       </w:r>
     </w:p>
     <w:p>
@@ -4552,7 +4421,7 @@
           <w:sz w:val="14"/>
           <w:u w:val="none"/>
         </w:rPr>
-        <w:t xml:space="preserve"> 위성 궤도에는 '</w:t>
+        <w:t xml:space="preserve"> </w:t>
       </w:r>
       <w:r>
         <w:rPr>
@@ -4561,7 +4430,7 @@
           <w:sz w:val="14"/>
           <w:u w:val="none"/>
         </w:rPr>
-        <w:t>턱없이 부족</w:t>
+        <w:t>(c) [주어 자리 함정]</w:t>
       </w:r>
       <w:r>
         <w:rPr>
@@ -4570,7 +4439,25 @@
           <w:sz w:val="14"/>
           <w:u w:val="none"/>
         </w:rPr>
-        <w:t>(nowhere near enough)'하다고 했다. ⑤ any는 절대어 격상. ③는 '일곱째 자리'라는 조건을 정확히 담은 한 끗 선지로 일치.</w:t>
+        <w:t xml:space="preserve"> 목적어 자리에서는 if = whether지만 주어 자리에서는 불가 — 이를 놓치면 ③. </w:t>
+      </w:r>
+      <w:r>
+        <w:rPr>
+          <w:rFonts w:ascii="맑은 고딕" w:hAnsi="맑은 고딕" w:eastAsia="맑은 고딕"/>
+          <w:b/>
+          <w:sz w:val="14"/>
+          <w:u w:val="none"/>
+        </w:rPr>
+        <w:t>(d) [옳은 어휘 decoy]</w:t>
+      </w:r>
+      <w:r>
+        <w:rPr>
+          <w:rFonts w:ascii="맑은 고딕" w:hAnsi="맑은 고딕" w:eastAsia="맑은 고딕"/>
+          <w:b w:val="0"/>
+          <w:sz w:val="14"/>
+          <w:u w:val="none"/>
+        </w:rPr>
+        <w:t xml:space="preserve"> ④⑤는 이것까지 틀렸다고 본 선지.</w:t>
       </w:r>
     </w:p>
     <w:p>
@@ -4595,7 +4482,7 @@
           <w:sz w:val="14"/>
           <w:u w:val="none"/>
         </w:rPr>
-        <w:t xml:space="preserve"> 해 뜨는 시각만 원하는 사람에게는 '</w:t>
+        <w:t xml:space="preserve"> </w:t>
       </w:r>
       <w:r>
         <w:rPr>
@@ -4604,7 +4491,7 @@
           <w:sz w:val="14"/>
           <w:u w:val="none"/>
         </w:rPr>
-        <w:t>충분하다</w:t>
+        <w:t>ⓒ ↔ ⓕ [같은 what, 다른 판정]</w:t>
       </w:r>
       <w:r>
         <w:rPr>
@@ -4613,7 +4500,25 @@
           <w:sz w:val="14"/>
           <w:u w:val="none"/>
         </w:rPr>
-        <w:t>(fine)'. ⑤는 두 용도의 판정을 맞바꾼 주체 교차 오답.</w:t>
+        <w:t xml:space="preserve"> 뒤가 완전한 절이면 that, 불완전하면 what. </w:t>
+      </w:r>
+      <w:r>
+        <w:rPr>
+          <w:rFonts w:ascii="맑은 고딕" w:hAnsi="맑은 고딕" w:eastAsia="맑은 고딕"/>
+          <w:b/>
+          <w:sz w:val="14"/>
+          <w:u w:val="none"/>
+        </w:rPr>
+        <w:t>ⓓ [수일치 함정]</w:t>
+      </w:r>
+      <w:r>
+        <w:rPr>
+          <w:rFonts w:ascii="맑은 고딕" w:hAnsi="맑은 고딕" w:eastAsia="맑은 고딕"/>
+          <w:b w:val="0"/>
+          <w:sz w:val="14"/>
+          <w:u w:val="none"/>
+        </w:rPr>
+        <w:t xml:space="preserve"> 바로 앞 복수 digits에 끌린다 — ①은 ⓓ를 놓친 선지.</w:t>
       </w:r>
     </w:p>
     <w:p>
@@ -4638,7 +4543,7 @@
           <w:sz w:val="14"/>
           <w:u w:val="none"/>
         </w:rPr>
-        <w:t xml:space="preserve"> 일출 시각만 알면 되는 경우 그 숫자는 </w:t>
+        <w:t xml:space="preserve"> </w:t>
       </w:r>
       <w:r>
         <w:rPr>
@@ -4647,7 +4552,7 @@
           <w:sz w:val="14"/>
           <w:u w:val="none"/>
         </w:rPr>
-        <w:t>충분하다</w:t>
+        <w:t>④ [decoy]</w:t>
       </w:r>
       <w:r>
         <w:rPr>
@@ -4656,7 +4561,7 @@
           <w:sz w:val="14"/>
           <w:u w:val="none"/>
         </w:rPr>
-        <w:t>(원문 fine). inadequate(불충분한)는 이어지는 if절(위성)의 판정을 앞 조건에 잘못 옮긴 오염. ① appreciate(제대로 이해하다), ② precise, ③ accuracy, ⑤ accurately는 프린트 A 표적 표현으로 적절.</w:t>
+        <w:t xml:space="preserve"> fine을 ‘좋은 날씨’로 착각하면 틀렸다고 고른다 — 여기선 ‘충분한’. however가 앞 문장과의 대비(일출 ↔ 위성)를 표시한다.</w:t>
       </w:r>
     </w:p>
     <w:p>
@@ -4681,7 +4586,7 @@
           <w:sz w:val="14"/>
           <w:u w:val="none"/>
         </w:rPr>
-        <w:t xml:space="preserve"> 형용사 precise를 수식하므로 </w:t>
+        <w:t xml:space="preserve"> </w:t>
       </w:r>
       <w:r>
         <w:rPr>
@@ -4690,7 +4595,7 @@
           <w:sz w:val="14"/>
           <w:u w:val="none"/>
         </w:rPr>
-        <w:t>부사</w:t>
+        <w:t>③ [비교 반전]</w:t>
       </w:r>
       <w:r>
         <w:rPr>
@@ -4699,7 +4604,25 @@
           <w:sz w:val="14"/>
           <w:u w:val="none"/>
         </w:rPr>
-        <w:t xml:space="preserve"> relatively(프린트 A-2 표적 relatively precise). ① things를 수식하는 관계대명사, ② difficult ... to appreciate(to부정사 부사적 용법), ③ as (it was) measured 분사, ⑤ 주어 using ...(동명사구 단수) → means는 옳다.</w:t>
+        <w:t xml:space="preserve"> larger를 ‘작다’로. </w:t>
+      </w:r>
+      <w:r>
+        <w:rPr>
+          <w:rFonts w:ascii="맑은 고딕" w:hAnsi="맑은 고딕" w:eastAsia="맑은 고딕"/>
+          <w:b/>
+          <w:sz w:val="14"/>
+          <w:u w:val="none"/>
+        </w:rPr>
+        <w:t>④⑤ [용도 반전]</w:t>
+      </w:r>
+      <w:r>
+        <w:rPr>
+          <w:rFonts w:ascii="맑은 고딕" w:hAnsi="맑은 고딕" w:eastAsia="맑은 고딕"/>
+          <w:b w:val="0"/>
+          <w:sz w:val="14"/>
+          <w:u w:val="none"/>
+        </w:rPr>
+        <w:t xml:space="preserve"> 일출에는 충분, 위성에는 부족 — 두 용도를 서로 바꿨다.</w:t>
       </w:r>
     </w:p>
     <w:p>
@@ -4724,7 +4647,7 @@
           <w:sz w:val="14"/>
           <w:u w:val="none"/>
         </w:rPr>
-        <w:t xml:space="preserve"> 빈칸 뒤 문장이 '일출 예측에는 충분, 위성에는 불충분'으로 </w:t>
+        <w:t xml:space="preserve"> </w:t>
       </w:r>
       <w:r>
         <w:rPr>
@@ -4733,7 +4656,7 @@
           <w:sz w:val="14"/>
           <w:u w:val="none"/>
         </w:rPr>
-        <w:t>용도별 판정</w:t>
+        <w:t>① [과잉 일반화]</w:t>
       </w:r>
       <w:r>
         <w:rPr>
@@ -4742,7 +4665,25 @@
           <w:sz w:val="14"/>
           <w:u w:val="none"/>
         </w:rPr>
-        <w:t>을 대비시켜 2단계 재진술한다. ②은 '자릿수가 많으면 정확'이라는 첫 문장 이후 반박된 통념이라 최강 함정.</w:t>
+        <w:t xml:space="preserve"> 필자는 ‘항상’이 아니라 ‘목적에 따라’를 말한다. </w:t>
+      </w:r>
+      <w:r>
+        <w:rPr>
+          <w:rFonts w:ascii="맑은 고딕" w:hAnsi="맑은 고딕" w:eastAsia="맑은 고딕"/>
+          <w:b/>
+          <w:sz w:val="14"/>
+          <w:u w:val="none"/>
+        </w:rPr>
+        <w:t>④ [부분 진리]</w:t>
+      </w:r>
+      <w:r>
+        <w:rPr>
+          <w:rFonts w:ascii="맑은 고딕" w:hAnsi="맑은 고딕" w:eastAsia="맑은 고딕"/>
+          <w:b w:val="0"/>
+          <w:sz w:val="14"/>
+          <w:u w:val="none"/>
+        </w:rPr>
+        <w:t xml:space="preserve"> 일상(빵·일출)에는 괜찮지만 ‘결코’는 아니다.</w:t>
       </w:r>
     </w:p>
     <w:p>
@@ -4767,7 +4708,43 @@
           <w:sz w:val="14"/>
           <w:u w:val="none"/>
         </w:rPr>
-        <w:t xml:space="preserve"> (A) 일출 예측에는 '완벽히' 쓰인다 → sufficient. (B) 정확도는 용도로 판단 → relative(원본 빈칸 정답의 핵심어). ② fixed는 rather than absolute와 충돌.</w:t>
+        <w:t xml:space="preserve"> </w:t>
+      </w:r>
+      <w:r>
+        <w:rPr>
+          <w:rFonts w:ascii="맑은 고딕" w:hAnsi="맑은 고딕" w:eastAsia="맑은 고딕"/>
+          <w:b/>
+          <w:sz w:val="14"/>
+          <w:u w:val="none"/>
+        </w:rPr>
+        <w:t>② [앞 문단 함정]</w:t>
+      </w:r>
+      <w:r>
+        <w:rPr>
+          <w:rFonts w:ascii="맑은 고딕" w:hAnsi="맑은 고딕" w:eastAsia="맑은 고딕"/>
+          <w:b w:val="0"/>
+          <w:sz w:val="14"/>
+          <w:u w:val="none"/>
+        </w:rPr>
+        <w:t xml:space="preserve"> six significant digits에 끌린 선지 — 필자는 자릿수가 많아도 부족할 수 있다고 했다. </w:t>
+      </w:r>
+      <w:r>
+        <w:rPr>
+          <w:rFonts w:ascii="맑은 고딕" w:hAnsi="맑은 고딕" w:eastAsia="맑은 고딕"/>
+          <w:b/>
+          <w:sz w:val="14"/>
+          <w:u w:val="none"/>
+        </w:rPr>
+        <w:t>④</w:t>
+      </w:r>
+      <w:r>
+        <w:rPr>
+          <w:rFonts w:ascii="맑은 고딕" w:hAnsi="맑은 고딕" w:eastAsia="맑은 고딕"/>
+          <w:b w:val="0"/>
+          <w:sz w:val="14"/>
+          <w:u w:val="none"/>
+        </w:rPr>
+        <w:t xml:space="preserve"> 뉴욕–시카고는 비교의 예일 뿐.</w:t>
       </w:r>
     </w:p>
     <w:p>
@@ -4792,7 +4769,7 @@
           <w:sz w:val="14"/>
           <w:u w:val="none"/>
         </w:rPr>
-        <w:t xml:space="preserve"> ⓑ complete certainty: 백만분의 1 '정도'의 정확도이지 완전한 확실성이 아니다(프린트 T/F 2번 축). ⓓ always: 첫 문장은 대중이 이해하기 </w:t>
+        <w:t xml:space="preserve"> </w:t>
       </w:r>
       <w:r>
         <w:rPr>
@@ -4801,7 +4778,7 @@
           <w:sz w:val="14"/>
           <w:u w:val="none"/>
         </w:rPr>
-        <w:t>어렵다</w:t>
+        <w:t>③ [소재어 재사용 함정]</w:t>
       </w:r>
       <w:r>
         <w:rPr>
@@ -4810,7 +4787,7 @@
           <w:sz w:val="14"/>
           <w:u w:val="none"/>
         </w:rPr>
-        <w:t>고 했다. ⓒ may, ⓔ can의 강도가 본문과 일치.</w:t>
+        <w:t xml:space="preserve"> 바로 앞 문장의 Chicago를 이어받아 자연스러워 보이지만, 도시는 ‘거리 비교의 척도’였을 뿐이다.</w:t>
       </w:r>
     </w:p>
     <w:p>
@@ -4826,7 +4803,7 @@
           <w:sz w:val="14"/>
           <w:u w:val="none"/>
         </w:rPr>
-        <w:t>33-8</w:t>
+        <w:t>33-서1</w:t>
       </w:r>
       <w:r>
         <w:rPr>
@@ -4835,25 +4812,7 @@
           <w:sz w:val="14"/>
           <w:u w:val="none"/>
         </w:rPr>
-        <w:t xml:space="preserve"> B는 위성 배치에는 '</w:t>
-      </w:r>
-      <w:r>
-        <w:rPr>
-          <w:rFonts w:ascii="맑은 고딕" w:hAnsi="맑은 고딕" w:eastAsia="맑은 고딕"/>
-          <w:b/>
-          <w:sz w:val="14"/>
-          <w:u w:val="none"/>
-        </w:rPr>
-        <w:t>너무 거칠다</w:t>
-      </w:r>
-      <w:r>
-        <w:rPr>
-          <w:rFonts w:ascii="맑은 고딕" w:hAnsi="맑은 고딕" w:eastAsia="맑은 고딕"/>
-          <w:b w:val="0"/>
-          <w:sz w:val="14"/>
-          <w:u w:val="none"/>
-        </w:rPr>
-        <w:t>(far too rough)'고 했다. ④은 A의 통념('exact는 그냥 exact')을 표에 옮긴 오답.</w:t>
+        <w:t xml:space="preserve"> (1) precise ✕ — 명사 자리. (2) accuracy ✕ — 형용사 보어. (3) significant ✕ — 부사 자리. [채점] 각 1점.</w:t>
       </w:r>
     </w:p>
     <w:p>
@@ -4869,7 +4828,7 @@
           <w:sz w:val="14"/>
           <w:u w:val="none"/>
         </w:rPr>
-        <w:t>33-서1</w:t>
+        <w:t>33-서2</w:t>
       </w:r>
       <w:r>
         <w:rPr>
@@ -4878,7 +4837,7 @@
           <w:sz w:val="14"/>
           <w:u w:val="none"/>
         </w:rPr>
-        <w:t xml:space="preserve"> ⓓ 주어는 Whether절(단수) → depends. ⓔ on 뒤 절에서 do의 목적어가 없으므로 </w:t>
+        <w:t xml:space="preserve"> </w:t>
       </w:r>
       <w:r>
         <w:rPr>
@@ -4887,7 +4846,7 @@
           <w:sz w:val="14"/>
           <w:u w:val="none"/>
         </w:rPr>
-        <w:t>what</w:t>
+        <w:t>whether is it precise</w:t>
       </w:r>
       <w:r>
         <w:rPr>
@@ -4896,7 +4855,25 @@
           <w:sz w:val="14"/>
           <w:u w:val="none"/>
         </w:rPr>
-        <w:t>(전치사 + that절 불가). ⓐ in + 동명사, ⓑ 비교급 + than, ⓒ 명사절 주어 Whether or not, ⓕ it = the quoted number는 옳다.</w:t>
+        <w:t xml:space="preserve"> ✕ — 간접의문문 어순(주어 + 동사). </w:t>
+      </w:r>
+      <w:r>
+        <w:rPr>
+          <w:rFonts w:ascii="맑은 고딕" w:hAnsi="맑은 고딕" w:eastAsia="맑은 고딕"/>
+          <w:b/>
+          <w:sz w:val="14"/>
+          <w:u w:val="none"/>
+        </w:rPr>
+        <w:t>What determines I intend …</w:t>
+      </w:r>
+      <w:r>
+        <w:rPr>
+          <w:rFonts w:ascii="맑은 고딕" w:hAnsi="맑은 고딕" w:eastAsia="맑은 고딕"/>
+          <w:b w:val="0"/>
+          <w:sz w:val="14"/>
+          <w:u w:val="none"/>
+        </w:rPr>
+        <w:t xml:space="preserve"> ✕ — 명사절 주어가 먼저 완성된 뒤 동사. [채점] 명사절 주어 구조 1.5 / 어순 1 / 단어 수·철자 0.5.</w:t>
       </w:r>
     </w:p>
     <w:p>
@@ -4912,7 +4889,7 @@
           <w:sz w:val="14"/>
           <w:u w:val="none"/>
         </w:rPr>
-        <w:t>33-추1</w:t>
+        <w:t>33-8</w:t>
       </w:r>
       <w:r>
         <w:rPr>
@@ -4921,7 +4898,7 @@
           <w:sz w:val="14"/>
           <w:u w:val="none"/>
         </w:rPr>
-        <w:t xml:space="preserve"> (A) 형용사 그대로. (B) will be used 수동. (C) an + </w:t>
+        <w:t xml:space="preserve"> </w:t>
       </w:r>
       <w:r>
         <w:rPr>
@@ -4930,7 +4907,7 @@
           <w:sz w:val="14"/>
           <w:u w:val="none"/>
         </w:rPr>
-        <w:t>명사</w:t>
+        <w:t>② [한 끗]</w:t>
       </w:r>
       <w:r>
         <w:rPr>
@@ -4939,179 +4916,7 @@
           <w:sz w:val="14"/>
           <w:u w:val="none"/>
         </w:rPr>
-        <w:t xml:space="preserve"> accuracy(accurate→accuracy 품사 전환). (D) the remaining + 명사 uncertainty(uncertain→uncertainty). measure·send는 프린트 요약 정답어 미끼.</w:t>
-      </w:r>
-    </w:p>
-    <w:p>
-      <w:pPr>
-        <w:spacing w:before="0" w:after="20" w:line="259" w:lineRule="auto"/>
-        <w:jc w:val="both"/>
-        <w:snapToGrid w:val="0"/>
-      </w:pPr>
-      <w:r>
-        <w:rPr>
-          <w:rFonts w:ascii="맑은 고딕" w:hAnsi="맑은 고딕" w:eastAsia="맑은 고딕"/>
-          <w:b/>
-          <w:sz w:val="14"/>
-          <w:u w:val="none"/>
-        </w:rPr>
-        <w:t>33-추2</w:t>
-      </w:r>
-      <w:r>
-        <w:rPr>
-          <w:rFonts w:ascii="맑은 고딕" w:hAnsi="맑은 고딕" w:eastAsia="맑은 고딕"/>
-          <w:b w:val="0"/>
-          <w:sz w:val="14"/>
-          <w:u w:val="none"/>
-        </w:rPr>
-        <w:t xml:space="preserve"> 프린트 A 표적 4행(2·3·4·6). (2) digit=자릿수(significant digit 유효숫자). (4) accuracy는 명사 — 전치사 an 뒤 명사 자리.</w:t>
-      </w:r>
-    </w:p>
-    <w:p>
-      <w:pPr>
-        <w:spacing w:before="0" w:after="20" w:line="259" w:lineRule="auto"/>
-        <w:jc w:val="both"/>
-        <w:snapToGrid w:val="0"/>
-      </w:pPr>
-      <w:r>
-        <w:rPr>
-          <w:rFonts w:ascii="맑은 고딕" w:hAnsi="맑은 고딕" w:eastAsia="맑은 고딕"/>
-          <w:b/>
-          <w:sz w:val="14"/>
-          <w:u w:val="none"/>
-        </w:rPr>
-        <w:t>33-추3</w:t>
-      </w:r>
-      <w:r>
-        <w:rPr>
-          <w:rFonts w:ascii="맑은 고딕" w:hAnsi="맑은 고딕" w:eastAsia="맑은 고딕"/>
-          <w:b w:val="0"/>
-          <w:sz w:val="14"/>
-          <w:u w:val="none"/>
-        </w:rPr>
-        <w:t xml:space="preserve"> </w:t>
-      </w:r>
-      <w:r>
-        <w:rPr>
-          <w:rFonts w:ascii="맑은 고딕" w:hAnsi="맑은 고딕" w:eastAsia="맑은 고딕"/>
-          <w:b/>
-          <w:sz w:val="14"/>
-          <w:u w:val="none"/>
-        </w:rPr>
-        <w:t>조성 지점 3곳</w:t>
-      </w:r>
-      <w:r>
-        <w:rPr>
-          <w:rFonts w:ascii="맑은 고딕" w:hAnsi="맑은 고딕" w:eastAsia="맑은 고딕"/>
-          <w:b w:val="0"/>
-          <w:sz w:val="14"/>
-          <w:u w:val="none"/>
-        </w:rPr>
-        <w:t xml:space="preserve"> — want + </w:t>
-      </w:r>
-      <w:r>
-        <w:rPr>
-          <w:rFonts w:ascii="맑은 고딕" w:hAnsi="맑은 고딕" w:eastAsia="맑은 고딕"/>
-          <w:b/>
-          <w:sz w:val="14"/>
-          <w:u w:val="none"/>
-        </w:rPr>
-        <w:t>to send</w:t>
-      </w:r>
-      <w:r>
-        <w:rPr>
-          <w:rFonts w:ascii="맑은 고딕" w:hAnsi="맑은 고딕" w:eastAsia="맑은 고딕"/>
-          <w:b w:val="0"/>
-          <w:sz w:val="14"/>
-          <w:u w:val="none"/>
-        </w:rPr>
-        <w:t xml:space="preserve">, would need + </w:t>
-      </w:r>
-      <w:r>
-        <w:rPr>
-          <w:rFonts w:ascii="맑은 고딕" w:hAnsi="맑은 고딕" w:eastAsia="맑은 고딕"/>
-          <w:b/>
-          <w:sz w:val="14"/>
-          <w:u w:val="none"/>
-        </w:rPr>
-        <w:t>to know</w:t>
-      </w:r>
-      <w:r>
-        <w:rPr>
-          <w:rFonts w:ascii="맑은 고딕" w:hAnsi="맑은 고딕" w:eastAsia="맑은 고딕"/>
-          <w:b w:val="0"/>
-          <w:sz w:val="14"/>
-          <w:u w:val="none"/>
-        </w:rPr>
-        <w:t xml:space="preserve">, accurate → </w:t>
-      </w:r>
-      <w:r>
-        <w:rPr>
-          <w:rFonts w:ascii="맑은 고딕" w:hAnsi="맑은 고딕" w:eastAsia="맑은 고딕"/>
-          <w:b/>
-          <w:sz w:val="14"/>
-          <w:u w:val="none"/>
-        </w:rPr>
-        <w:t>more accurately</w:t>
-      </w:r>
-      <w:r>
-        <w:rPr>
-          <w:rFonts w:ascii="맑은 고딕" w:hAnsi="맑은 고딕" w:eastAsia="맑은 고딕"/>
-          <w:b w:val="0"/>
-          <w:sz w:val="14"/>
-          <w:u w:val="none"/>
-        </w:rPr>
-        <w:t>(부사 비교급). to orbit은 satellite를 수식하는 to부정사(궤도를 돌) — 보기 그대로.</w:t>
-      </w:r>
-    </w:p>
-    <w:p>
-      <w:pPr>
-        <w:spacing w:before="0" w:after="20" w:line="259" w:lineRule="auto"/>
-        <w:jc w:val="both"/>
-        <w:snapToGrid w:val="0"/>
-      </w:pPr>
-      <w:r>
-        <w:rPr>
-          <w:rFonts w:ascii="맑은 고딕" w:hAnsi="맑은 고딕" w:eastAsia="맑은 고딕"/>
-          <w:b/>
-          <w:sz w:val="14"/>
-          <w:u w:val="none"/>
-        </w:rPr>
-        <w:t>33-위치1</w:t>
-      </w:r>
-      <w:r>
-        <w:rPr>
-          <w:rFonts w:ascii="맑은 고딕" w:hAnsi="맑은 고딕" w:eastAsia="맑은 고딕"/>
-          <w:b w:val="0"/>
-          <w:sz w:val="14"/>
-          <w:u w:val="none"/>
-        </w:rPr>
-        <w:t xml:space="preserve"> ③ 뒤의 That single uncertain digit이 주어진 문장의 the seventh digit을 받는다. 주어진 문장은 '여섯 자리(③ 앞)'가 나온 뒤에야 '일곱째'가 성립하므로 ②은 불가.</w:t>
-      </w:r>
-    </w:p>
-    <w:p>
-      <w:pPr>
-        <w:spacing w:before="0" w:after="20" w:line="259" w:lineRule="auto"/>
-        <w:jc w:val="both"/>
-        <w:snapToGrid w:val="0"/>
-      </w:pPr>
-      <w:r>
-        <w:rPr>
-          <w:rFonts w:ascii="맑은 고딕" w:hAnsi="맑은 고딕" w:eastAsia="맑은 고딕"/>
-          <w:b/>
-          <w:sz w:val="14"/>
-          <w:u w:val="none"/>
-        </w:rPr>
-        <w:t>33-위치2</w:t>
-      </w:r>
-      <w:r>
-        <w:rPr>
-          <w:rFonts w:ascii="맑은 고딕" w:hAnsi="맑은 고딕" w:eastAsia="맑은 고딕"/>
-          <w:b w:val="0"/>
-          <w:sz w:val="14"/>
-          <w:u w:val="none"/>
-        </w:rPr>
-        <w:t xml:space="preserve"> 주어진 글(상대적) → (B) this를 받는 사례 도입 + 첫 번째 판정(충분) → (C) the same figure로 두 번째 판정(부족) → (A) the two를 받아 결론. (A)의 the two는 (B)(C) 두 판정이 있어야 성립.</w:t>
+        <w:t xml:space="preserve"> (B)를 먼저 두면 the quoted number가 가리킬 숫자가 아직 없다. therefore는 앞의 대비(A↔C)를 결론짓는 신호.</w:t>
       </w:r>
     </w:p>
     <w:p>

--- a/shinmok1/pack/2509/H1MOGO25-09_33_SET.docx
+++ b/shinmok1/pack/2509/H1MOGO25-09_33_SET.docx
@@ -107,7 +107,7 @@
     </w:p>
     <w:p>
       <w:pPr>
-        <w:spacing w:before="0" w:after="20" w:line="360" w:lineRule="auto"/>
+        <w:spacing w:before="0" w:after="20" w:line="300" w:lineRule="auto"/>
         <w:jc w:val="both"/>
         <w:snapToGrid w:val="0"/>
       </w:pPr>
@@ -118,7 +118,7 @@
           <w:sz w:val="17"/>
           <w:u w:val="none"/>
         </w:rPr>
-        <w:t xml:space="preserve">One of the things that makes uncertainty difficult for members of the public </w:t>
+        <w:t xml:space="preserve">One of the things that makes uncertainty difficult for members of the public to </w:t>
       </w:r>
       <w:r>
         <w:rPr>
@@ -134,20 +134,11 @@
       <w:r>
         <w:rPr>
           <w:rFonts w:ascii="맑은 고딕" w:hAnsi="맑은 고딕" w:eastAsia="맑은 고딕"/>
-          <w:b/>
-          <w:sz w:val="17"/>
-          <w:u w:val="none"/>
-        </w:rPr>
-        <w:t>[ to appreciate / appreciating ]</w:t>
-      </w:r>
-      <w:r>
-        <w:rPr>
-          <w:rFonts w:ascii="맑은 고딕" w:hAnsi="맑은 고딕" w:eastAsia="맑은 고딕"/>
           <w:b w:val="0"/>
           <w:sz w:val="17"/>
           <w:u w:val="none"/>
         </w:rPr>
-        <w:t xml:space="preserve"> </w:t>
+        <w:t xml:space="preserve">________(appreciation) is </w:t>
       </w:r>
       <w:r>
         <w:rPr>
@@ -167,7 +158,7 @@
           <w:sz w:val="17"/>
           <w:u w:val="none"/>
         </w:rPr>
-        <w:t>[ is / are ]</w:t>
+        <w:t>[ that / what ]</w:t>
       </w:r>
       <w:r>
         <w:rPr>
@@ -176,7 +167,7 @@
           <w:sz w:val="17"/>
           <w:u w:val="none"/>
         </w:rPr>
-        <w:t xml:space="preserve"> that the </w:t>
+        <w:t xml:space="preserve"> the </w:t>
       </w:r>
       <w:r>
         <w:rPr>
@@ -225,7 +216,7 @@
           <w:sz w:val="17"/>
           <w:u w:val="none"/>
         </w:rPr>
-        <w:t xml:space="preserve">. Take, for example, the distance between Earth and the sun: 1.49597 × 10⁸ km, as </w:t>
+        <w:t xml:space="preserve">. Take, for example, the </w:t>
       </w:r>
       <w:r>
         <w:rPr>
@@ -241,20 +232,11 @@
       <w:r>
         <w:rPr>
           <w:rFonts w:ascii="맑은 고딕" w:hAnsi="맑은 고딕" w:eastAsia="맑은 고딕"/>
-          <w:b/>
-          <w:sz w:val="17"/>
-          <w:u w:val="none"/>
-        </w:rPr>
-        <w:t>[ measured / measuring ]</w:t>
-      </w:r>
-      <w:r>
-        <w:rPr>
-          <w:rFonts w:ascii="맑은 고딕" w:hAnsi="맑은 고딕" w:eastAsia="맑은 고딕"/>
           <w:b w:val="0"/>
           <w:sz w:val="17"/>
           <w:u w:val="none"/>
         </w:rPr>
-        <w:t xml:space="preserve"> at one point during the year. This seems </w:t>
+        <w:t xml:space="preserve">d________ between Earth and the sun: 1.49597 × 10⁸ km, as </w:t>
       </w:r>
       <w:r>
         <w:rPr>
@@ -274,7 +256,7 @@
           <w:sz w:val="17"/>
           <w:u w:val="none"/>
         </w:rPr>
-        <w:t>[ relatively / relative ]</w:t>
+        <w:t>[ measured / measuring ]</w:t>
       </w:r>
       <w:r>
         <w:rPr>
@@ -283,7 +265,7 @@
           <w:sz w:val="17"/>
           <w:u w:val="none"/>
         </w:rPr>
-        <w:t xml:space="preserve"> precise; after all, using six significant </w:t>
+        <w:t xml:space="preserve"> at one point during the year. This seems relatively </w:t>
       </w:r>
       <w:r>
         <w:rPr>
@@ -299,11 +281,20 @@
       <w:r>
         <w:rPr>
           <w:rFonts w:ascii="맑은 고딕" w:hAnsi="맑은 고딕" w:eastAsia="맑은 고딕"/>
+          <w:b/>
+          <w:sz w:val="17"/>
+          <w:u w:val="none"/>
+        </w:rPr>
+        <w:t>[ precise / vague ]</w:t>
+      </w:r>
+      <w:r>
+        <w:rPr>
+          <w:rFonts w:ascii="맑은 고딕" w:hAnsi="맑은 고딕" w:eastAsia="맑은 고딕"/>
           <w:b w:val="0"/>
           <w:sz w:val="17"/>
           <w:u w:val="none"/>
         </w:rPr>
-        <w:t xml:space="preserve">d________ </w:t>
+        <w:t xml:space="preserve">; after all, </w:t>
       </w:r>
       <w:r>
         <w:rPr>
@@ -323,7 +314,7 @@
           <w:sz w:val="17"/>
           <w:u w:val="none"/>
         </w:rPr>
-        <w:t>[ means / mean ]</w:t>
+        <w:t>[ using / used ]</w:t>
       </w:r>
       <w:r>
         <w:rPr>
@@ -332,7 +323,7 @@
           <w:sz w:val="17"/>
           <w:u w:val="none"/>
         </w:rPr>
-        <w:t xml:space="preserve"> I know the distance to an </w:t>
+        <w:t xml:space="preserve"> six </w:t>
       </w:r>
       <w:r>
         <w:rPr>
@@ -352,7 +343,7 @@
           <w:sz w:val="17"/>
           <w:u w:val="none"/>
         </w:rPr>
-        <w:t xml:space="preserve">________(accurate) of one part in a million or so. However, if the next digit is </w:t>
+        <w:t xml:space="preserve">s________ digits means I know the distance to an </w:t>
       </w:r>
       <w:r>
         <w:rPr>
@@ -368,20 +359,11 @@
       <w:r>
         <w:rPr>
           <w:rFonts w:ascii="맑은 고딕" w:hAnsi="맑은 고딕" w:eastAsia="맑은 고딕"/>
-          <w:b/>
-          <w:sz w:val="17"/>
-          <w:u w:val="none"/>
-        </w:rPr>
-        <w:t>[ uncertain / certain ]</w:t>
-      </w:r>
-      <w:r>
-        <w:rPr>
-          <w:rFonts w:ascii="맑은 고딕" w:hAnsi="맑은 고딕" w:eastAsia="맑은 고딕"/>
           <w:b w:val="0"/>
           <w:sz w:val="17"/>
           <w:u w:val="none"/>
         </w:rPr>
-        <w:t xml:space="preserve">, that means the </w:t>
+        <w:t xml:space="preserve">________(accurate) of one part in a </w:t>
       </w:r>
       <w:r>
         <w:rPr>
@@ -401,7 +383,7 @@
           <w:sz w:val="17"/>
           <w:u w:val="none"/>
         </w:rPr>
-        <w:t xml:space="preserve">________(certain) in knowing the </w:t>
+        <w:t xml:space="preserve">m________ or so. However, if the next digit </w:t>
       </w:r>
       <w:r>
         <w:rPr>
@@ -421,7 +403,7 @@
           <w:sz w:val="17"/>
           <w:u w:val="none"/>
         </w:rPr>
-        <w:t>[ precise / rough ]</w:t>
+        <w:t>[ is / will be ]</w:t>
       </w:r>
       <w:r>
         <w:rPr>
@@ -430,7 +412,7 @@
           <w:sz w:val="17"/>
           <w:u w:val="none"/>
         </w:rPr>
-        <w:t xml:space="preserve"> Earth-sun distance </w:t>
+        <w:t xml:space="preserve"> uncertain, that means the uncertainty in </w:t>
       </w:r>
       <w:r>
         <w:rPr>
@@ -446,20 +428,11 @@
       <w:r>
         <w:rPr>
           <w:rFonts w:ascii="맑은 고딕" w:hAnsi="맑은 고딕" w:eastAsia="맑은 고딕"/>
-          <w:b/>
-          <w:sz w:val="17"/>
-          <w:u w:val="none"/>
-        </w:rPr>
-        <w:t>[ is / are ]</w:t>
-      </w:r>
-      <w:r>
-        <w:rPr>
-          <w:rFonts w:ascii="맑은 고딕" w:hAnsi="맑은 고딕" w:eastAsia="맑은 고딕"/>
           <w:b w:val="0"/>
           <w:sz w:val="17"/>
           <w:u w:val="none"/>
         </w:rPr>
-        <w:t xml:space="preserve"> larger than the distance between New York and </w:t>
+        <w:t xml:space="preserve">________(know) the precise Earth-sun distance is </w:t>
       </w:r>
       <w:r>
         <w:rPr>
@@ -475,11 +448,20 @@
       <w:r>
         <w:rPr>
           <w:rFonts w:ascii="맑은 고딕" w:hAnsi="맑은 고딕" w:eastAsia="맑은 고딕"/>
+          <w:b/>
+          <w:sz w:val="17"/>
+          <w:u w:val="none"/>
+        </w:rPr>
+        <w:t>[ larger / smaller ]</w:t>
+      </w:r>
+      <w:r>
+        <w:rPr>
+          <w:rFonts w:ascii="맑은 고딕" w:hAnsi="맑은 고딕" w:eastAsia="맑은 고딕"/>
           <w:b w:val="0"/>
           <w:sz w:val="17"/>
           <w:u w:val="none"/>
         </w:rPr>
-        <w:t xml:space="preserve">C________! Whether or not the quoted number is “precise” therefore </w:t>
+        <w:t xml:space="preserve"> than the distance between New York and Chicago! </w:t>
       </w:r>
       <w:r>
         <w:rPr>
@@ -499,7 +481,7 @@
           <w:sz w:val="17"/>
           <w:u w:val="none"/>
         </w:rPr>
-        <w:t>[ depends / depend ]</w:t>
+        <w:t>[ Whether / If ]</w:t>
       </w:r>
       <w:r>
         <w:rPr>
@@ -508,7 +490,7 @@
           <w:sz w:val="17"/>
           <w:u w:val="none"/>
         </w:rPr>
-        <w:t xml:space="preserve"> on </w:t>
+        <w:t xml:space="preserve"> or not the quoted number is “precise” therefore </w:t>
       </w:r>
       <w:r>
         <w:rPr>
@@ -528,7 +510,7 @@
           <w:sz w:val="17"/>
           <w:u w:val="none"/>
         </w:rPr>
-        <w:t>[ what / that ]</w:t>
+        <w:t>[ depends / depend ]</w:t>
       </w:r>
       <w:r>
         <w:rPr>
@@ -537,7 +519,7 @@
           <w:sz w:val="17"/>
           <w:u w:val="none"/>
         </w:rPr>
-        <w:t xml:space="preserve"> I’m intending to do with it. If I care only about what </w:t>
+        <w:t xml:space="preserve"> on what I’m </w:t>
       </w:r>
       <w:r>
         <w:rPr>
@@ -557,7 +539,7 @@
           <w:sz w:val="17"/>
           <w:u w:val="none"/>
         </w:rPr>
-        <w:t xml:space="preserve">m________ the sun will rise tomorrow, then the number </w:t>
+        <w:t xml:space="preserve">________(intend) to do with it. If I care only about what </w:t>
       </w:r>
       <w:r>
         <w:rPr>
@@ -577,7 +559,7 @@
           <w:sz w:val="17"/>
           <w:u w:val="none"/>
         </w:rPr>
-        <w:t xml:space="preserve">________(quote) here is fine. If I want to send a satellite to orbit just above the </w:t>
+        <w:t xml:space="preserve">m________ the sun will rise tomorrow, then the number </w:t>
       </w:r>
       <w:r>
         <w:rPr>
@@ -593,11 +575,20 @@
       <w:r>
         <w:rPr>
           <w:rFonts w:ascii="맑은 고딕" w:hAnsi="맑은 고딕" w:eastAsia="맑은 고딕"/>
+          <w:b/>
+          <w:sz w:val="17"/>
+          <w:u w:val="none"/>
+        </w:rPr>
+        <w:t>[ quoted / quoting ]</w:t>
+      </w:r>
+      <w:r>
+        <w:rPr>
+          <w:rFonts w:ascii="맑은 고딕" w:hAnsi="맑은 고딕" w:eastAsia="맑은 고딕"/>
           <w:b w:val="0"/>
           <w:sz w:val="17"/>
           <w:u w:val="none"/>
         </w:rPr>
-        <w:t xml:space="preserve">s________, however, then I would need </w:t>
+        <w:t xml:space="preserve"> here is fine. If I want </w:t>
       </w:r>
       <w:r>
         <w:rPr>
@@ -617,7 +608,7 @@
           <w:sz w:val="17"/>
           <w:u w:val="none"/>
         </w:rPr>
-        <w:t>[ to know / knowing ]</w:t>
+        <w:t>[ to send / sending ]</w:t>
       </w:r>
       <w:r>
         <w:rPr>
@@ -626,7 +617,7 @@
           <w:sz w:val="17"/>
           <w:u w:val="none"/>
         </w:rPr>
-        <w:t xml:space="preserve"> distances more </w:t>
+        <w:t xml:space="preserve"> a satellite to orbit just above the sun, however, then I would need to know distances more </w:t>
       </w:r>
       <w:r>
         <w:rPr>
@@ -642,11 +633,20 @@
       <w:r>
         <w:rPr>
           <w:rFonts w:ascii="맑은 고딕" w:hAnsi="맑은 고딕" w:eastAsia="맑은 고딕"/>
+          <w:b/>
+          <w:sz w:val="17"/>
+          <w:u w:val="none"/>
+        </w:rPr>
+        <w:t>[ accurately / accurate ]</w:t>
+      </w:r>
+      <w:r>
+        <w:rPr>
+          <w:rFonts w:ascii="맑은 고딕" w:hAnsi="맑은 고딕" w:eastAsia="맑은 고딕"/>
           <w:b w:val="0"/>
           <w:sz w:val="17"/>
           <w:u w:val="none"/>
         </w:rPr>
-        <w:t>________(accurate).</w:t>
+        <w:t>.</w:t>
       </w:r>
     </w:p>
     <w:p>
@@ -698,7 +698,7 @@
           <w:sz w:val="17"/>
           <w:u w:val="none"/>
         </w:rPr>
-        <w:t xml:space="preserve">… I know the distance to an accuracy of one part in a million </w:t>
+        <w:t xml:space="preserve">This seems </w:t>
       </w:r>
       <w:r>
         <w:rPr>
@@ -707,7 +707,7 @@
           <w:sz w:val="17"/>
           <w:u w:val="single"/>
         </w:rPr>
-        <w:t>or so</w:t>
+        <w:t>relatively precise</w:t>
       </w:r>
       <w:r>
         <w:rPr>
@@ -716,7 +716,7 @@
           <w:sz w:val="17"/>
           <w:u w:val="none"/>
         </w:rPr>
-        <w:t xml:space="preserve">.  → 제시 교정: </w:t>
+        <w:t xml:space="preserve">; after all, using six significant digits means I know the distance to an accuracy of one part in a million or so.  → 제시 교정: </w:t>
       </w:r>
       <w:r>
         <w:rPr>
@@ -725,7 +725,7 @@
           <w:sz w:val="17"/>
           <w:u w:val="none"/>
         </w:rPr>
-        <w:t>or thereabouts</w:t>
+        <w:t>fairly precise</w:t>
       </w:r>
       <w:r>
         <w:rPr>
@@ -760,7 +760,7 @@
           <w:sz w:val="17"/>
           <w:u w:val="none"/>
         </w:rPr>
-        <w:t xml:space="preserve">Whether or not the quoted number is “precise” therefore depends on </w:t>
+        <w:t xml:space="preserve">… the uncertainty in knowing the precise Earth-sun distance is larger than </w:t>
       </w:r>
       <w:r>
         <w:rPr>
@@ -769,7 +769,7 @@
           <w:sz w:val="17"/>
           <w:u w:val="single"/>
         </w:rPr>
-        <w:t>what</w:t>
+        <w:t>the distance between New York and Chicago</w:t>
       </w:r>
       <w:r>
         <w:rPr>
@@ -778,7 +778,7 @@
           <w:sz w:val="17"/>
           <w:u w:val="none"/>
         </w:rPr>
-        <w:t xml:space="preserve"> I’m intending to do with it.  → 제시 교정: </w:t>
+        <w:t xml:space="preserve">!  → 제시 교정: </w:t>
       </w:r>
       <w:r>
         <w:rPr>
@@ -787,7 +787,7 @@
           <w:sz w:val="17"/>
           <w:u w:val="none"/>
         </w:rPr>
-        <w:t>that</w:t>
+        <w:t>that between New York and Chicago</w:t>
       </w:r>
       <w:r>
         <w:rPr>
@@ -822,7 +822,7 @@
           <w:sz w:val="17"/>
           <w:u w:val="none"/>
         </w:rPr>
-        <w:t xml:space="preserve">If I want to send a satellite to orbit just above the sun, </w:t>
+        <w:t xml:space="preserve">Whether or not the quoted number is “precise” therefore </w:t>
       </w:r>
       <w:r>
         <w:rPr>
@@ -831,7 +831,7 @@
           <w:sz w:val="17"/>
           <w:u w:val="single"/>
         </w:rPr>
-        <w:t>however</w:t>
+        <w:t>depends on what</w:t>
       </w:r>
       <w:r>
         <w:rPr>
@@ -840,7 +840,7 @@
           <w:sz w:val="17"/>
           <w:u w:val="none"/>
         </w:rPr>
-        <w:t xml:space="preserve">, …  → 제시 교정: </w:t>
+        <w:t xml:space="preserve"> I’m intending to do with it.  → 제시 교정: </w:t>
       </w:r>
       <w:r>
         <w:rPr>
@@ -849,7 +849,7 @@
           <w:sz w:val="17"/>
           <w:u w:val="none"/>
         </w:rPr>
-        <w:t>on the other hand</w:t>
+        <w:t>depends on that</w:t>
       </w:r>
       <w:r>
         <w:rPr>
@@ -910,7 +910,7 @@
           <w:sz w:val="17"/>
           <w:u w:val="none"/>
         </w:rPr>
-        <w:t>인용된 수가 ‘정확한지’ 여부는 내가 그것으로 무엇을 하려는지에 달려 있다.</w:t>
+        <w:t>대중이 불확실성을 제대로 이해하기 어렵게 만드는 것 중 하나는, 불확실성의 중요성이 상대적이라는 점이다.</w:t>
       </w:r>
     </w:p>
     <w:p>
@@ -927,7 +927,7 @@
           <w:sz w:val="17"/>
           <w:u w:val="none"/>
         </w:rPr>
-        <w:t>whether / or not / the quoted number / is / precise / depend / on / I’m / intend / to do / with it / that</w:t>
+        <w:t>that / uncertainty / make / one of the things / difficult / for members of the public / to appreciate / is / of uncertainty / relative / the significance / absolute / that</w:t>
       </w:r>
     </w:p>
     <w:p>
@@ -962,7 +962,7 @@
           <w:sz w:val="17"/>
           <w:u w:val="none"/>
         </w:rPr>
-        <w:t>내일 해가 몇 분에 뜰지만 신경 쓴다면, 여기 인용된 수는 괜찮다.</w:t>
+        <w:t>하지만 다음 자릿수가 불확실하다면, 그것은 정확한 지구-태양 거리를 아는 데 있어서의 불확실성이 뉴욕과 시카고 사이의 거리보다 크다는 뜻이다!</w:t>
       </w:r>
     </w:p>
     <w:p>
@@ -979,7 +979,7 @@
           <w:sz w:val="17"/>
           <w:u w:val="none"/>
         </w:rPr>
-        <w:t>if / I / care / only / what minute / the sun / will / rise / tomorrow / then / the number / quote / here / is / fine / raise</w:t>
+        <w:t>if / is / the next digit / that / uncertain / Earth-sun distance / however / the uncertainty / in / mean / know / the precise / is / between / larger than / the distance / New York / Chicago / smaller</w:t>
       </w:r>
     </w:p>
     <w:p>
@@ -1040,7 +1040,7 @@
           <w:sz w:val="17"/>
           <w:u w:val="none"/>
         </w:rPr>
-        <w:t>나는 거리를 더 정확하게 알아야 할 것이다.</w:t>
+        <w:t>내일 해가 몇 분에 뜰지에만 관심이 있다면, 여기 인용된 숫자로 충분하다.</w:t>
       </w:r>
     </w:p>
     <w:p>
@@ -1057,7 +1057,7 @@
           <w:sz w:val="17"/>
           <w:u w:val="none"/>
         </w:rPr>
-        <w:t>I / would / need / to know / distances / more / accurate</w:t>
+        <w:t>only / if / I / care / about / what minute / will rise / then / tomorrow / the number / is fine / quote / here / the sun</w:t>
       </w:r>
     </w:p>
     <w:p>
@@ -1127,7 +1127,7 @@
           <w:sz w:val="17"/>
           <w:u w:val="none"/>
         </w:rPr>
-        <w:t xml:space="preserve"> seems relatively precise — This가 가리키는 것을 우리말로: ______________________________________</w:t>
+        <w:t xml:space="preserve"> seems relatively precise — This가 가리키는 것을 우리말로(숫자 포함): ____________________________________________</w:t>
       </w:r>
     </w:p>
     <w:p>
@@ -1149,11 +1149,20 @@
       <w:r>
         <w:rPr>
           <w:rFonts w:ascii="맑은 고딕" w:hAnsi="맑은 고딕" w:eastAsia="맑은 고딕"/>
+          <w:b w:val="0"/>
+          <w:sz w:val="17"/>
+          <w:u w:val="none"/>
+        </w:rPr>
+        <w:t xml:space="preserve">what I’m intending to do with </w:t>
+      </w:r>
+      <w:r>
+        <w:rPr>
+          <w:rFonts w:ascii="맑은 고딕" w:hAnsi="맑은 고딕" w:eastAsia="맑은 고딕"/>
           <w:b/>
           <w:sz w:val="17"/>
           <w:u w:val="none"/>
         </w:rPr>
-        <w:t>that</w:t>
+        <w:t>it</w:t>
       </w:r>
       <w:r>
         <w:rPr>
@@ -1162,7 +1171,7 @@
           <w:sz w:val="17"/>
           <w:u w:val="none"/>
         </w:rPr>
-        <w:t xml:space="preserve"> means the uncertainty … is larger — that이 가리키는 내용을 우리말로: ______________________________________</w:t>
+        <w:t xml:space="preserve"> — it이 가리키는 말을 본문에서(3단어): ______________________</w:t>
       </w:r>
     </w:p>
     <w:p>
@@ -1188,7 +1197,7 @@
           <w:sz w:val="17"/>
           <w:u w:val="none"/>
         </w:rPr>
-        <w:t xml:space="preserve">what I’m intending to do with </w:t>
+        <w:t xml:space="preserve">the number quoted </w:t>
       </w:r>
       <w:r>
         <w:rPr>
@@ -1197,7 +1206,7 @@
           <w:sz w:val="17"/>
           <w:u w:val="none"/>
         </w:rPr>
-        <w:t>it</w:t>
+        <w:t>here</w:t>
       </w:r>
       <w:r>
         <w:rPr>
@@ -1206,7 +1215,7 @@
           <w:sz w:val="17"/>
           <w:u w:val="none"/>
         </w:rPr>
-        <w:t xml:space="preserve"> — it이 가리키는 말을 본문에서(3단어): ______________________</w:t>
+        <w:t xml:space="preserve"> is fine — here가 가리키는 숫자를 그대로 쓰시오: ______________________</w:t>
       </w:r>
     </w:p>
     <w:p>
@@ -1232,7 +1241,25 @@
           <w:sz w:val="17"/>
           <w:u w:val="none"/>
         </w:rPr>
-        <w:t>larger than the distance between New York and Chicago — 이 비교가 보여 주는 것을 우리말로: ______________________________________</w:t>
+        <w:t xml:space="preserve">then I would need to know distances </w:t>
+      </w:r>
+      <w:r>
+        <w:rPr>
+          <w:rFonts w:ascii="맑은 고딕" w:hAnsi="맑은 고딕" w:eastAsia="맑은 고딕"/>
+          <w:b/>
+          <w:sz w:val="17"/>
+          <w:u w:val="none"/>
+        </w:rPr>
+        <w:t>more accurately</w:t>
+      </w:r>
+      <w:r>
+        <w:rPr>
+          <w:rFonts w:ascii="맑은 고딕" w:hAnsi="맑은 고딕" w:eastAsia="맑은 고딕"/>
+          <w:b w:val="0"/>
+          <w:sz w:val="17"/>
+          <w:u w:val="none"/>
+        </w:rPr>
+        <w:t xml:space="preserve"> — 더 정확해야 하는 이유를 우리말로: ____________________________________________</w:t>
       </w:r>
     </w:p>
     <w:p>
@@ -1263,7 +1290,7 @@
     </w:p>
     <w:p>
       <w:pPr>
-        <w:spacing w:before="0" w:after="20" w:line="360" w:lineRule="auto"/>
+        <w:spacing w:before="0" w:after="20" w:line="300" w:lineRule="auto"/>
         <w:jc w:val="both"/>
         <w:snapToGrid w:val="0"/>
       </w:pPr>
@@ -1274,7 +1301,7 @@
           <w:sz w:val="17"/>
           <w:u w:val="none"/>
         </w:rPr>
-        <w:t xml:space="preserve">A kitchen scale shows the same point. A scale that </w:t>
+        <w:t xml:space="preserve">The same rule applies in a kitchen. A home cook who measures flour on a kitchen scale is satisfied if the display reads 500 grams, even though the true weight may be a few grams more or less; the cake will not notice. A pharmacist </w:t>
       </w:r>
       <w:r>
         <w:rPr>
@@ -1294,7 +1321,7 @@
           <w:sz w:val="17"/>
           <w:u w:val="none"/>
         </w:rPr>
-        <w:t>[ reads / read ]</w:t>
+        <w:t>[ weighing / weighed ]</w:t>
       </w:r>
       <w:r>
         <w:rPr>
@@ -1303,7 +1330,7 @@
           <w:sz w:val="17"/>
           <w:u w:val="none"/>
         </w:rPr>
-        <w:t xml:space="preserve"> to the nearest gram is perfectly precise for baking bread, yet a pharmacist </w:t>
+        <w:t xml:space="preserve"> the active ingredient for a tablet cannot accept an error of even a few milligrams, since too little will not treat the patient and too much may harm </w:t>
       </w:r>
       <w:r>
         <w:rPr>
@@ -1323,7 +1350,7 @@
           <w:sz w:val="17"/>
           <w:u w:val="none"/>
         </w:rPr>
-        <w:t>[ measuring / measured ]</w:t>
+        <w:t>[ him / them ]</w:t>
       </w:r>
       <w:r>
         <w:rPr>
@@ -1332,7 +1359,7 @@
           <w:sz w:val="17"/>
           <w:u w:val="none"/>
         </w:rPr>
-        <w:t xml:space="preserve"> medicine would find it dangerously rough. The same number can be accurate enough or not accurate enough, depending on the job it </w:t>
+        <w:t xml:space="preserve">. The scale in each case may be equally good; what </w:t>
       </w:r>
       <w:r>
         <w:rPr>
@@ -1352,7 +1379,7 @@
           <w:sz w:val="17"/>
           <w:u w:val="none"/>
         </w:rPr>
-        <w:t>[ is / was ]</w:t>
+        <w:t>[ differs / differ ]</w:t>
       </w:r>
       <w:r>
         <w:rPr>
@@ -1361,7 +1388,7 @@
           <w:sz w:val="17"/>
           <w:u w:val="none"/>
         </w:rPr>
-        <w:t xml:space="preserve"> used for.</w:t>
+        <w:t xml:space="preserve"> is how much error the purpose can tolerate.</w:t>
       </w:r>
     </w:p>
     <w:p>
@@ -1413,7 +1440,7 @@
           <w:sz w:val="17"/>
           <w:u w:val="none"/>
         </w:rPr>
-        <w:t>Whether a number counts as precise depends on the p____________ for which it is used.</w:t>
+        <w:t>How precise a measurement needs to be depends on the p____________ it will serve.</w:t>
       </w:r>
     </w:p>
     <w:p>
@@ -1497,43 +1524,7 @@
           <w:sz w:val="17"/>
           <w:u w:val="none"/>
         </w:rPr>
-        <w:t>One of the things that makes uncertainty difficult for members of the public to appreciate is that the significance of uncertainty is relative. Take, for example, the distance between Earth and the sun: 1.49597 × 10⁸ km, as measured at one point during the year. This seems relatively ⓑ</w:t>
-      </w:r>
-      <w:r>
-        <w:rPr>
-          <w:rFonts w:ascii="맑은 고딕" w:hAnsi="맑은 고딕" w:eastAsia="맑은 고딕"/>
-          <w:b w:val="0"/>
-          <w:sz w:val="17"/>
-          <w:u w:val="single"/>
-        </w:rPr>
-        <w:t>precise</w:t>
-      </w:r>
-      <w:r>
-        <w:rPr>
-          <w:rFonts w:ascii="맑은 고딕" w:hAnsi="맑은 고딕" w:eastAsia="맑은 고딕"/>
-          <w:b w:val="0"/>
-          <w:sz w:val="17"/>
-          <w:u w:val="none"/>
-        </w:rPr>
-        <w:t>; after all, using six significant digits means I know the distance to an accuracy of one part in a million or so. (A) ________, if the next digit is uncertain, that means the uncertainty in knowing the precise Earth-sun distance is larger than the distance between New York and Chicago! ⓐ</w:t>
-      </w:r>
-      <w:r>
-        <w:rPr>
-          <w:rFonts w:ascii="맑은 고딕" w:hAnsi="맑은 고딕" w:eastAsia="맑은 고딕"/>
-          <w:b w:val="0"/>
-          <w:sz w:val="17"/>
-          <w:u w:val="single"/>
-        </w:rPr>
-        <w:t>Whether or not</w:t>
-      </w:r>
-      <w:r>
-        <w:rPr>
-          <w:rFonts w:ascii="맑은 고딕" w:hAnsi="맑은 고딕" w:eastAsia="맑은 고딕"/>
-          <w:b w:val="0"/>
-          <w:sz w:val="17"/>
-          <w:u w:val="none"/>
-        </w:rPr>
-        <w:t xml:space="preserve"> the quoted number is “precise” therefore depends on what I'm intending to do with it. If I care only about what minute the sun will rise tomorrow, then the number quoted here is fine. If I want to send a satellite to orbit just above the sun, however, then I would need to know distances more accurately.</w:t>
+        <w:t>Part of what makes uncertainty hard for ordinary people to grasp is that how much an uncertainty matters is never fixed; it changes with the situation. Consider the Earth-sun distance, recorded at one moment of the year as 1.49597 × 10⁸ km. That looks quite exact — six significant figures mean the value is known to roughly one part in a million. Yet if the seventh figure cannot be trusted, the gap between what we know and the true distance is wider than the stretch from New York to Chicago! So whether this figure deserves to be called “precise” comes down to the use (ⓐ) [which / what] I have in mind for it. For someone who merely wants to know the minute of tomorrow’s sunrise, the number is more than good enough. For someone planning to place a satellite in orbit close to the sun, however, far more exact distances would be required.</w:t>
       </w:r>
     </w:p>
     <w:p>
@@ -1579,7 +1570,7 @@
           <w:sz w:val="17"/>
           <w:u w:val="none"/>
         </w:rPr>
-        <w:t>(a) The writer says that the importance of uncertainty depends on the situation.</w:t>
+        <w:t>(A) The Earth-sun distance is used as an example to show that the same number can be precise enough for one purpose and not for another.</w:t>
       </w:r>
     </w:p>
     <w:p>
@@ -1602,7 +1593,7 @@
           <w:sz w:val="17"/>
           <w:u w:val="none"/>
         </w:rPr>
-        <w:t>(b) ‘Therefore’ is an appropriate expression for (A).</w:t>
+        <w:t>(B) ‘which’ is the right choice for (ⓐ), because it refers back to ‘the use’ and serves as the object of ‘have’.</w:t>
       </w:r>
     </w:p>
     <w:p>
@@ -1625,7 +1616,276 @@
           <w:sz w:val="17"/>
           <w:u w:val="none"/>
         </w:rPr>
-        <w:t>(c) ⓐ ‘Whether or not’ can be replaced by ‘If’ without any grammatical problem.</w:t>
+        <w:t>(C) The sentence ‘That looks quite exact’ means the writer is convinced that six significant figures are always sufficient.</w:t>
+      </w:r>
+    </w:p>
+    <w:p>
+      <w:pPr>
+        <w:spacing w:before="0" w:after="60" w:line="288" w:lineRule="auto"/>
+        <w:ind w:left="40"/>
+        <w:snapToGrid w:val="0"/>
+        <w:pBdr>
+          <w:top w:val="single" w:sz="4" w:space="2" w:color="9B6BD0"/>
+          <w:left w:val="single" w:sz="4" w:space="2" w:color="9B6BD0"/>
+          <w:bottom w:val="single" w:sz="4" w:space="2" w:color="9B6BD0"/>
+          <w:right w:val="single" w:sz="4" w:space="2" w:color="9B6BD0"/>
+        </w:pBdr>
+        <w:shd w:val="clear" w:color="auto" w:fill="FAF5FF"/>
+      </w:pPr>
+      <w:r>
+        <w:rPr>
+          <w:rFonts w:ascii="맑은 고딕" w:hAnsi="맑은 고딕" w:eastAsia="맑은 고딕"/>
+          <w:b w:val="0"/>
+          <w:sz w:val="17"/>
+          <w:u w:val="none"/>
+        </w:rPr>
+        <w:t>(D) In the summary ‘Whether a measurement counts as precise depend on its purpose’, the verb ‘depend’ agrees with its subject.</w:t>
+      </w:r>
+    </w:p>
+    <w:p>
+      <w:pPr>
+        <w:spacing w:before="0" w:after="20" w:line="276" w:lineRule="auto"/>
+        <w:ind w:left="80"/>
+        <w:snapToGrid w:val="0"/>
+      </w:pPr>
+      <w:r>
+        <w:rPr>
+          <w:rFonts w:ascii="맑은 고딕" w:hAnsi="맑은 고딕" w:eastAsia="맑은 고딕"/>
+          <w:b w:val="0"/>
+          <w:sz w:val="17"/>
+          <w:u w:val="none"/>
+        </w:rPr>
+        <w:t>① (A), (B)    ② (B), (C)    ③ (C), (D)    ④ (A), (D)    ⑤ (B), (C), (D)</w:t>
+      </w:r>
+    </w:p>
+    <w:p>
+      <w:pPr>
+        <w:keepNext/>
+        <w:spacing w:before="80" w:after="20" w:line="276" w:lineRule="auto"/>
+        <w:snapToGrid w:val="0"/>
+      </w:pPr>
+      <w:r>
+        <w:rPr>
+          <w:rFonts w:ascii="맑은 고딕" w:hAnsi="맑은 고딕" w:eastAsia="맑은 고딕"/>
+          <w:b/>
+          <w:sz w:val="17"/>
+          <w:u w:val="none"/>
+        </w:rPr>
+        <w:t>33-2.</w:t>
+      </w:r>
+      <w:r>
+        <w:rPr>
+          <w:rFonts w:ascii="맑은 고딕" w:hAnsi="맑은 고딕" w:eastAsia="맑은 고딕"/>
+          <w:b w:val="0"/>
+          <w:sz w:val="17"/>
+          <w:u w:val="none"/>
+        </w:rPr>
+        <w:t xml:space="preserve"> 윗글의 밑줄 친 부분을 이해한 것으로 적절하지 </w:t>
+      </w:r>
+      <w:r>
+        <w:rPr>
+          <w:rFonts w:ascii="맑은 고딕" w:hAnsi="맑은 고딕" w:eastAsia="맑은 고딕"/>
+          <w:b w:val="0"/>
+          <w:sz w:val="17"/>
+          <w:u w:val="single"/>
+        </w:rPr>
+        <w:t>않은</w:t>
+      </w:r>
+      <w:r>
+        <w:rPr>
+          <w:rFonts w:ascii="맑은 고딕" w:hAnsi="맑은 고딕" w:eastAsia="맑은 고딕"/>
+          <w:b w:val="0"/>
+          <w:sz w:val="17"/>
+          <w:u w:val="none"/>
+        </w:rPr>
+        <w:t xml:space="preserve"> 것은? [2.9점]</w:t>
+      </w:r>
+    </w:p>
+    <w:p>
+      <w:pPr>
+        <w:spacing w:before="0" w:after="60" w:line="288" w:lineRule="auto"/>
+        <w:ind w:left="40"/>
+        <w:snapToGrid w:val="0"/>
+        <w:pBdr>
+          <w:top w:val="single" w:sz="4" w:space="2" w:color="999999"/>
+          <w:left w:val="single" w:sz="4" w:space="2" w:color="999999"/>
+          <w:bottom w:val="single" w:sz="4" w:space="2" w:color="999999"/>
+          <w:right w:val="single" w:sz="4" w:space="2" w:color="999999"/>
+        </w:pBdr>
+        <w:shd w:val="clear" w:color="auto" w:fill="F6F3EA"/>
+      </w:pPr>
+      <w:r>
+        <w:rPr>
+          <w:rFonts w:ascii="맑은 고딕" w:hAnsi="맑은 고딕" w:eastAsia="맑은 고딕"/>
+          <w:b w:val="0"/>
+          <w:sz w:val="17"/>
+          <w:u w:val="none"/>
+        </w:rPr>
+        <w:t xml:space="preserve">Take, for example, the distance between Earth and the sun: 1.49597 × 10⁸ km, as measured at one point during the year. This seems relatively precise; after all, using six significant digits means I know the distance to an accuracy of one part in a million or so. However, if the next digit is uncertain, that means the uncertainty in knowing the precise Earth-sun distance is </w:t>
+      </w:r>
+      <w:r>
+        <w:rPr>
+          <w:rFonts w:ascii="맑은 고딕" w:hAnsi="맑은 고딕" w:eastAsia="맑은 고딕"/>
+          <w:b w:val="0"/>
+          <w:sz w:val="17"/>
+          <w:u w:val="single"/>
+        </w:rPr>
+        <w:t>larger than the distance between New York and Chicago</w:t>
+      </w:r>
+      <w:r>
+        <w:rPr>
+          <w:rFonts w:ascii="맑은 고딕" w:hAnsi="맑은 고딕" w:eastAsia="맑은 고딕"/>
+          <w:b w:val="0"/>
+          <w:sz w:val="17"/>
+          <w:u w:val="none"/>
+        </w:rPr>
+        <w:t>!</w:t>
+      </w:r>
+    </w:p>
+    <w:p>
+      <w:pPr>
+        <w:spacing w:before="0" w:after="0" w:line="269" w:lineRule="auto"/>
+        <w:ind w:left="180" w:hanging="180"/>
+        <w:snapToGrid w:val="0"/>
+      </w:pPr>
+      <w:r>
+        <w:rPr>
+          <w:rFonts w:ascii="맑은 고딕" w:hAnsi="맑은 고딕" w:eastAsia="맑은 고딕"/>
+          <w:b w:val="0"/>
+          <w:sz w:val="17"/>
+          <w:u w:val="none"/>
+        </w:rPr>
+        <w:t>① A number that sounds precise can hide an error that is enormous by everyday standards.</w:t>
+      </w:r>
+    </w:p>
+    <w:p>
+      <w:pPr>
+        <w:spacing w:before="0" w:after="0" w:line="269" w:lineRule="auto"/>
+        <w:ind w:left="180" w:hanging="180"/>
+        <w:snapToGrid w:val="0"/>
+      </w:pPr>
+      <w:r>
+        <w:rPr>
+          <w:rFonts w:ascii="맑은 고딕" w:hAnsi="맑은 고딕" w:eastAsia="맑은 고딕"/>
+          <w:b w:val="0"/>
+          <w:sz w:val="17"/>
+          <w:u w:val="none"/>
+        </w:rPr>
+        <w:t>② An uncertainty in the next digit of such a huge figure amounts to hundreds of kilometers or more.</w:t>
+      </w:r>
+    </w:p>
+    <w:p>
+      <w:pPr>
+        <w:spacing w:before="0" w:after="0" w:line="269" w:lineRule="auto"/>
+        <w:ind w:left="180" w:hanging="180"/>
+        <w:snapToGrid w:val="0"/>
+      </w:pPr>
+      <w:r>
+        <w:rPr>
+          <w:rFonts w:ascii="맑은 고딕" w:hAnsi="맑은 고딕" w:eastAsia="맑은 고딕"/>
+          <w:b w:val="0"/>
+          <w:sz w:val="17"/>
+          <w:u w:val="none"/>
+        </w:rPr>
+        <w:t>③ The comparison is meant to make an abstract uncertainty feel concrete to the reader.</w:t>
+      </w:r>
+    </w:p>
+    <w:p>
+      <w:pPr>
+        <w:spacing w:before="0" w:after="0" w:line="269" w:lineRule="auto"/>
+        <w:ind w:left="180" w:hanging="180"/>
+        <w:snapToGrid w:val="0"/>
+      </w:pPr>
+      <w:r>
+        <w:rPr>
+          <w:rFonts w:ascii="맑은 고딕" w:hAnsi="맑은 고딕" w:eastAsia="맑은 고딕"/>
+          <w:b w:val="0"/>
+          <w:sz w:val="17"/>
+          <w:u w:val="none"/>
+        </w:rPr>
+        <w:t>④ The writer believes the measurement is wrong by at least the width of the United States.</w:t>
+      </w:r>
+    </w:p>
+    <w:p>
+      <w:pPr>
+        <w:spacing w:before="0" w:after="0" w:line="269" w:lineRule="auto"/>
+        <w:ind w:left="180" w:hanging="180"/>
+        <w:snapToGrid w:val="0"/>
+      </w:pPr>
+      <w:r>
+        <w:rPr>
+          <w:rFonts w:ascii="맑은 고딕" w:hAnsi="맑은 고딕" w:eastAsia="맑은 고딕"/>
+          <w:b w:val="0"/>
+          <w:sz w:val="17"/>
+          <w:u w:val="none"/>
+        </w:rPr>
+        <w:t>⑤ The exclamation mark signals that the size of the error is surprising.</w:t>
+      </w:r>
+    </w:p>
+    <w:p>
+      <w:pPr>
+        <w:keepNext/>
+        <w:spacing w:before="80" w:after="20" w:line="276" w:lineRule="auto"/>
+        <w:snapToGrid w:val="0"/>
+      </w:pPr>
+      <w:r>
+        <w:rPr>
+          <w:rFonts w:ascii="맑은 고딕" w:hAnsi="맑은 고딕" w:eastAsia="맑은 고딕"/>
+          <w:b/>
+          <w:sz w:val="17"/>
+          <w:u w:val="none"/>
+        </w:rPr>
+        <w:t>33-3.</w:t>
+      </w:r>
+      <w:r>
+        <w:rPr>
+          <w:rFonts w:ascii="맑은 고딕" w:hAnsi="맑은 고딕" w:eastAsia="맑은 고딕"/>
+          <w:b w:val="0"/>
+          <w:sz w:val="17"/>
+          <w:u w:val="none"/>
+        </w:rPr>
+        <w:t xml:space="preserve"> 윗글의 필자가 ‘여기 인용된 숫자(1.49597 × 10⁸ km)로 충분하다’고 판단할 사례를 &lt;보기&gt;에서 </w:t>
+      </w:r>
+      <w:r>
+        <w:rPr>
+          <w:rFonts w:ascii="맑은 고딕" w:hAnsi="맑은 고딕" w:eastAsia="맑은 고딕"/>
+          <w:b w:val="0"/>
+          <w:sz w:val="17"/>
+          <w:u w:val="single"/>
+        </w:rPr>
+        <w:t>모두</w:t>
+      </w:r>
+      <w:r>
+        <w:rPr>
+          <w:rFonts w:ascii="맑은 고딕" w:hAnsi="맑은 고딕" w:eastAsia="맑은 고딕"/>
+          <w:b w:val="0"/>
+          <w:sz w:val="17"/>
+          <w:u w:val="none"/>
+        </w:rPr>
+        <w:t xml:space="preserve"> 고른 것은? [3.2점]</w:t>
+      </w:r>
+    </w:p>
+    <w:p>
+      <w:pPr>
+        <w:spacing w:before="0" w:after="60" w:line="288" w:lineRule="auto"/>
+        <w:ind w:left="40"/>
+        <w:snapToGrid w:val="0"/>
+        <w:pBdr>
+          <w:top w:val="single" w:sz="4" w:space="2" w:color="999999"/>
+          <w:left w:val="single" w:sz="4" w:space="2" w:color="999999"/>
+          <w:bottom w:val="single" w:sz="4" w:space="2" w:color="999999"/>
+          <w:right w:val="single" w:sz="4" w:space="2" w:color="999999"/>
+        </w:pBdr>
+        <w:shd w:val="clear" w:color="auto" w:fill="F6F3EA"/>
+      </w:pPr>
+      <w:r>
+        <w:rPr>
+          <w:rFonts w:ascii="맑은 고딕" w:hAnsi="맑은 고딕" w:eastAsia="맑은 고딕"/>
+          <w:b w:val="0"/>
+          <w:sz w:val="17"/>
+          <w:u w:val="none"/>
+        </w:rPr>
+        <w:t>That looks quite exact — six significant figures mean the value is known to roughly one part in a million. Yet if the seventh figure cannot be trusted, the gap between what we know and the true distance is wider than the stretch from New York to Chicago! So whether this figure deserves to be called “precise” comes down to the use I have in mind for it. For someone who merely wants to know the minute of tomorrow’s sunrise, the number is more than good enough. For someone planning to place a satellite in orbit close to the sun, however, far more exact distances would be required.</w:t>
       </w:r>
     </w:p>
     <w:p>
@@ -1644,11 +1904,103 @@
       <w:r>
         <w:rPr>
           <w:rFonts w:ascii="맑은 고딕" w:hAnsi="맑은 고딕" w:eastAsia="맑은 고딕"/>
+          <w:b/>
+          <w:sz w:val="17"/>
+          <w:u w:val="none"/>
+        </w:rPr>
+        <w:t>&lt;보 기&gt;</w:t>
+      </w:r>
+    </w:p>
+    <w:p>
+      <w:pPr>
+        <w:spacing w:before="0" w:after="0" w:line="288" w:lineRule="auto"/>
+        <w:ind w:left="40"/>
+        <w:snapToGrid w:val="0"/>
+        <w:pBdr>
+          <w:top w:val="single" w:sz="4" w:space="2" w:color="9B6BD0"/>
+          <w:left w:val="single" w:sz="4" w:space="2" w:color="9B6BD0"/>
+          <w:bottom w:val="single" w:sz="4" w:space="2" w:color="9B6BD0"/>
+          <w:right w:val="single" w:sz="4" w:space="2" w:color="9B6BD0"/>
+        </w:pBdr>
+        <w:shd w:val="clear" w:color="auto" w:fill="FAF5FF"/>
+      </w:pPr>
+      <w:r>
+        <w:rPr>
+          <w:rFonts w:ascii="맑은 고딕" w:hAnsi="맑은 고딕" w:eastAsia="맑은 고딕"/>
           <w:b w:val="0"/>
           <w:sz w:val="17"/>
           <w:u w:val="none"/>
         </w:rPr>
-        <w:t>(d) In the context, ⓑ ‘precise’ can be replaced by ‘exact’.</w:t>
+        <w:t>(a) A photographer who wants to be on the beach a few minutes before sunrise tomorrow.</w:t>
+      </w:r>
+    </w:p>
+    <w:p>
+      <w:pPr>
+        <w:spacing w:before="0" w:after="0" w:line="288" w:lineRule="auto"/>
+        <w:ind w:left="40"/>
+        <w:snapToGrid w:val="0"/>
+        <w:pBdr>
+          <w:top w:val="single" w:sz="4" w:space="2" w:color="9B6BD0"/>
+          <w:left w:val="single" w:sz="4" w:space="2" w:color="9B6BD0"/>
+          <w:bottom w:val="single" w:sz="4" w:space="2" w:color="9B6BD0"/>
+          <w:right w:val="single" w:sz="4" w:space="2" w:color="9B6BD0"/>
+        </w:pBdr>
+        <w:shd w:val="clear" w:color="auto" w:fill="FAF5FF"/>
+      </w:pPr>
+      <w:r>
+        <w:rPr>
+          <w:rFonts w:ascii="맑은 고딕" w:hAnsi="맑은 고딕" w:eastAsia="맑은 고딕"/>
+          <w:b w:val="0"/>
+          <w:sz w:val="17"/>
+          <w:u w:val="none"/>
+        </w:rPr>
+        <w:t>(b) An engineer calculating the exact path of a probe that must skim the sun’s outer atmosphere.</w:t>
+      </w:r>
+    </w:p>
+    <w:p>
+      <w:pPr>
+        <w:spacing w:before="0" w:after="0" w:line="288" w:lineRule="auto"/>
+        <w:ind w:left="40"/>
+        <w:snapToGrid w:val="0"/>
+        <w:pBdr>
+          <w:top w:val="single" w:sz="4" w:space="2" w:color="9B6BD0"/>
+          <w:left w:val="single" w:sz="4" w:space="2" w:color="9B6BD0"/>
+          <w:bottom w:val="single" w:sz="4" w:space="2" w:color="9B6BD0"/>
+          <w:right w:val="single" w:sz="4" w:space="2" w:color="9B6BD0"/>
+        </w:pBdr>
+        <w:shd w:val="clear" w:color="auto" w:fill="FAF5FF"/>
+      </w:pPr>
+      <w:r>
+        <w:rPr>
+          <w:rFonts w:ascii="맑은 고딕" w:hAnsi="맑은 고딕" w:eastAsia="맑은 고딕"/>
+          <w:b w:val="0"/>
+          <w:sz w:val="17"/>
+          <w:u w:val="none"/>
+        </w:rPr>
+        <w:t>(c) A science textbook giving students a general sense of how far away the sun is.</w:t>
+      </w:r>
+    </w:p>
+    <w:p>
+      <w:pPr>
+        <w:spacing w:before="0" w:after="0" w:line="288" w:lineRule="auto"/>
+        <w:ind w:left="40"/>
+        <w:snapToGrid w:val="0"/>
+        <w:pBdr>
+          <w:top w:val="single" w:sz="4" w:space="2" w:color="9B6BD0"/>
+          <w:left w:val="single" w:sz="4" w:space="2" w:color="9B6BD0"/>
+          <w:bottom w:val="single" w:sz="4" w:space="2" w:color="9B6BD0"/>
+          <w:right w:val="single" w:sz="4" w:space="2" w:color="9B6BD0"/>
+        </w:pBdr>
+        <w:shd w:val="clear" w:color="auto" w:fill="FAF5FF"/>
+      </w:pPr>
+      <w:r>
+        <w:rPr>
+          <w:rFonts w:ascii="맑은 고딕" w:hAnsi="맑은 고딕" w:eastAsia="맑은 고딕"/>
+          <w:b w:val="0"/>
+          <w:sz w:val="17"/>
+          <w:u w:val="none"/>
+        </w:rPr>
+        <w:t>(d) A mission team that needs to know the distance to within a few kilometers for a solar orbit.</w:t>
       </w:r>
     </w:p>
     <w:p>
@@ -1671,7 +2023,7 @@
           <w:sz w:val="17"/>
           <w:u w:val="none"/>
         </w:rPr>
-        <w:t>(e) According to the writer, the quoted number is accurate enough to send a satellite to orbit just above the sun.</w:t>
+        <w:t>(e) A reader who has not yet decided what, if anything, to do with the number.</w:t>
       </w:r>
     </w:p>
     <w:p>
@@ -1687,7 +2039,7 @@
           <w:sz w:val="17"/>
           <w:u w:val="none"/>
         </w:rPr>
-        <w:t>① (b), (c), (e)    ② (a), (d)    ③ (b), (e)    ④ (a), (c), (d)    ⑤ (c), (d), (e)</w:t>
+        <w:t>① (b), (d)    ② (a), (c)    ③ (a), (c), (e)    ④ (c), (e)    ⑤ (a), (b)</w:t>
       </w:r>
     </w:p>
     <w:p>
@@ -1703,7 +2055,7 @@
           <w:sz w:val="17"/>
           <w:u w:val="none"/>
         </w:rPr>
-        <w:t>33-2.</w:t>
+        <w:t>33-4.</w:t>
       </w:r>
       <w:r>
         <w:rPr>
@@ -1712,25 +2064,7 @@
           <w:sz w:val="17"/>
           <w:u w:val="none"/>
         </w:rPr>
-        <w:t xml:space="preserve"> 다음 글의 밑줄 친 ⓐ ~ ⓕ 중, 어법상 </w:t>
-      </w:r>
-      <w:r>
-        <w:rPr>
-          <w:rFonts w:ascii="맑은 고딕" w:hAnsi="맑은 고딕" w:eastAsia="맑은 고딕"/>
-          <w:b w:val="0"/>
-          <w:sz w:val="17"/>
-          <w:u w:val="single"/>
-        </w:rPr>
-        <w:t>틀린</w:t>
-      </w:r>
-      <w:r>
-        <w:rPr>
-          <w:rFonts w:ascii="맑은 고딕" w:hAnsi="맑은 고딕" w:eastAsia="맑은 고딕"/>
-          <w:b w:val="0"/>
-          <w:sz w:val="17"/>
-          <w:u w:val="none"/>
-        </w:rPr>
-        <w:t xml:space="preserve"> 것을 모두 고른 것은? [3.1점]</w:t>
+        <w:t xml:space="preserve"> 다음 글의 빈칸에 들어갈 말로 가장 적절한 것은? [3.0점]</w:t>
       </w:r>
     </w:p>
     <w:p>
@@ -1753,7 +2087,112 @@
           <w:sz w:val="17"/>
           <w:u w:val="none"/>
         </w:rPr>
-        <w:t>One of the things that makes uncertainty ⓐ</w:t>
+        <w:t>Part of what makes uncertainty hard for ordinary people to grasp is that how much an uncertainty matters is never fixed; it changes with the situation. Consider the Earth-sun distance, recorded at one moment of the year as 1.49597 × 10⁸ km. That looks quite exact — six significant figures mean the value is known to roughly one part in a million. Yet if the seventh figure cannot be trusted, the gap between what we know and the true distance is wider than the stretch from New York to Chicago! Whether or not the quoted number is “precise” therefore ______________________________. For someone who merely wants to know the minute of tomorrow’s sunrise, the number is more than good enough. For someone planning to place a satellite in orbit close to the sun, however, far more exact distances would be required.</w:t>
+      </w:r>
+    </w:p>
+    <w:p>
+      <w:pPr>
+        <w:spacing w:before="0" w:after="0" w:line="269" w:lineRule="auto"/>
+        <w:ind w:left="180" w:hanging="180"/>
+        <w:snapToGrid w:val="0"/>
+      </w:pPr>
+      <w:r>
+        <w:rPr>
+          <w:rFonts w:ascii="맑은 고딕" w:hAnsi="맑은 고딕" w:eastAsia="맑은 고딕"/>
+          <w:b w:val="0"/>
+          <w:sz w:val="17"/>
+          <w:u w:val="none"/>
+        </w:rPr>
+        <w:t>① depends on the purpose I have in mind for it</w:t>
+      </w:r>
+    </w:p>
+    <w:p>
+      <w:pPr>
+        <w:spacing w:before="0" w:after="0" w:line="269" w:lineRule="auto"/>
+        <w:ind w:left="180" w:hanging="180"/>
+        <w:snapToGrid w:val="0"/>
+      </w:pPr>
+      <w:r>
+        <w:rPr>
+          <w:rFonts w:ascii="맑은 고딕" w:hAnsi="맑은 고딕" w:eastAsia="맑은 고딕"/>
+          <w:b w:val="0"/>
+          <w:sz w:val="17"/>
+          <w:u w:val="none"/>
+        </w:rPr>
+        <w:t>② is decided by the scientists who first measured it</w:t>
+      </w:r>
+    </w:p>
+    <w:p>
+      <w:pPr>
+        <w:spacing w:before="0" w:after="0" w:line="269" w:lineRule="auto"/>
+        <w:ind w:left="180" w:hanging="180"/>
+        <w:snapToGrid w:val="0"/>
+      </w:pPr>
+      <w:r>
+        <w:rPr>
+          <w:rFonts w:ascii="맑은 고딕" w:hAnsi="맑은 고딕" w:eastAsia="맑은 고딕"/>
+          <w:b w:val="0"/>
+          <w:sz w:val="17"/>
+          <w:u w:val="none"/>
+        </w:rPr>
+        <w:t>③ can be settled by adding one more significant figure</w:t>
+      </w:r>
+    </w:p>
+    <w:p>
+      <w:pPr>
+        <w:spacing w:before="0" w:after="0" w:line="269" w:lineRule="auto"/>
+        <w:ind w:left="180" w:hanging="180"/>
+        <w:snapToGrid w:val="0"/>
+      </w:pPr>
+      <w:r>
+        <w:rPr>
+          <w:rFonts w:ascii="맑은 고딕" w:hAnsi="맑은 고딕" w:eastAsia="맑은 고딕"/>
+          <w:b w:val="0"/>
+          <w:sz w:val="17"/>
+          <w:u w:val="none"/>
+        </w:rPr>
+        <w:t>④ has nothing to do with how the number will be used</w:t>
+      </w:r>
+    </w:p>
+    <w:p>
+      <w:pPr>
+        <w:spacing w:before="0" w:after="0" w:line="269" w:lineRule="auto"/>
+        <w:ind w:left="180" w:hanging="180"/>
+        <w:snapToGrid w:val="0"/>
+      </w:pPr>
+      <w:r>
+        <w:rPr>
+          <w:rFonts w:ascii="맑은 고딕" w:hAnsi="맑은 고딕" w:eastAsia="맑은 고딕"/>
+          <w:b w:val="0"/>
+          <w:sz w:val="17"/>
+          <w:u w:val="none"/>
+        </w:rPr>
+        <w:t>⑤ is a question that the public is unable to understand</w:t>
+      </w:r>
+    </w:p>
+    <w:p>
+      <w:pPr>
+        <w:keepNext/>
+        <w:spacing w:before="80" w:after="20" w:line="276" w:lineRule="auto"/>
+        <w:snapToGrid w:val="0"/>
+      </w:pPr>
+      <w:r>
+        <w:rPr>
+          <w:rFonts w:ascii="맑은 고딕" w:hAnsi="맑은 고딕" w:eastAsia="맑은 고딕"/>
+          <w:b/>
+          <w:sz w:val="17"/>
+          <w:u w:val="none"/>
+        </w:rPr>
+        <w:t>33-5.</w:t>
+      </w:r>
+      <w:r>
+        <w:rPr>
+          <w:rFonts w:ascii="맑은 고딕" w:hAnsi="맑은 고딕" w:eastAsia="맑은 고딕"/>
+          <w:b w:val="0"/>
+          <w:sz w:val="17"/>
+          <w:u w:val="none"/>
+        </w:rPr>
+        <w:t xml:space="preserve"> According to the passage, which of the following is </w:t>
       </w:r>
       <w:r>
         <w:rPr>
@@ -1762,7 +2201,7 @@
           <w:sz w:val="17"/>
           <w:u w:val="single"/>
         </w:rPr>
-        <w:t>difficultly</w:t>
+        <w:t>NOT</w:t>
       </w:r>
       <w:r>
         <w:rPr>
@@ -1771,156 +2210,7 @@
           <w:sz w:val="17"/>
           <w:u w:val="none"/>
         </w:rPr>
-        <w:t xml:space="preserve"> for members of the public ⓑ</w:t>
-      </w:r>
-      <w:r>
-        <w:rPr>
-          <w:rFonts w:ascii="맑은 고딕" w:hAnsi="맑은 고딕" w:eastAsia="맑은 고딕"/>
-          <w:b w:val="0"/>
-          <w:sz w:val="17"/>
-          <w:u w:val="single"/>
-        </w:rPr>
-        <w:t>to appreciate</w:t>
-      </w:r>
-      <w:r>
-        <w:rPr>
-          <w:rFonts w:ascii="맑은 고딕" w:hAnsi="맑은 고딕" w:eastAsia="맑은 고딕"/>
-          <w:b w:val="0"/>
-          <w:sz w:val="17"/>
-          <w:u w:val="none"/>
-        </w:rPr>
-        <w:t xml:space="preserve"> is ⓒ</w:t>
-      </w:r>
-      <w:r>
-        <w:rPr>
-          <w:rFonts w:ascii="맑은 고딕" w:hAnsi="맑은 고딕" w:eastAsia="맑은 고딕"/>
-          <w:b w:val="0"/>
-          <w:sz w:val="17"/>
-          <w:u w:val="single"/>
-        </w:rPr>
-        <w:t>what</w:t>
-      </w:r>
-      <w:r>
-        <w:rPr>
-          <w:rFonts w:ascii="맑은 고딕" w:hAnsi="맑은 고딕" w:eastAsia="맑은 고딕"/>
-          <w:b w:val="0"/>
-          <w:sz w:val="17"/>
-          <w:u w:val="none"/>
-        </w:rPr>
-        <w:t xml:space="preserve"> the significance of uncertainty is relative. Take, for example, the distance between Earth and the sun: 1.49597 × 10⁸ km, as measured at one point during the year. This seems relatively precise; after all, using six significant digits ⓓ</w:t>
-      </w:r>
-      <w:r>
-        <w:rPr>
-          <w:rFonts w:ascii="맑은 고딕" w:hAnsi="맑은 고딕" w:eastAsia="맑은 고딕"/>
-          <w:b w:val="0"/>
-          <w:sz w:val="17"/>
-          <w:u w:val="single"/>
-        </w:rPr>
-        <w:t>mean</w:t>
-      </w:r>
-      <w:r>
-        <w:rPr>
-          <w:rFonts w:ascii="맑은 고딕" w:hAnsi="맑은 고딕" w:eastAsia="맑은 고딕"/>
-          <w:b w:val="0"/>
-          <w:sz w:val="17"/>
-          <w:u w:val="none"/>
-        </w:rPr>
-        <w:t xml:space="preserve"> I know the distance to an accuracy of one part in a million or so. However, if the next digit is uncertain, that means the uncertainty in knowing the precise Earth-sun distance ⓔ</w:t>
-      </w:r>
-      <w:r>
-        <w:rPr>
-          <w:rFonts w:ascii="맑은 고딕" w:hAnsi="맑은 고딕" w:eastAsia="맑은 고딕"/>
-          <w:b w:val="0"/>
-          <w:sz w:val="17"/>
-          <w:u w:val="single"/>
-        </w:rPr>
-        <w:t>is</w:t>
-      </w:r>
-      <w:r>
-        <w:rPr>
-          <w:rFonts w:ascii="맑은 고딕" w:hAnsi="맑은 고딕" w:eastAsia="맑은 고딕"/>
-          <w:b w:val="0"/>
-          <w:sz w:val="17"/>
-          <w:u w:val="none"/>
-        </w:rPr>
-        <w:t xml:space="preserve"> larger than the distance between New York and Chicago! Whether or not the quoted number is “precise” therefore depends on ⓕ</w:t>
-      </w:r>
-      <w:r>
-        <w:rPr>
-          <w:rFonts w:ascii="맑은 고딕" w:hAnsi="맑은 고딕" w:eastAsia="맑은 고딕"/>
-          <w:b w:val="0"/>
-          <w:sz w:val="17"/>
-          <w:u w:val="single"/>
-        </w:rPr>
-        <w:t>what</w:t>
-      </w:r>
-      <w:r>
-        <w:rPr>
-          <w:rFonts w:ascii="맑은 고딕" w:hAnsi="맑은 고딕" w:eastAsia="맑은 고딕"/>
-          <w:b w:val="0"/>
-          <w:sz w:val="17"/>
-          <w:u w:val="none"/>
-        </w:rPr>
-        <w:t xml:space="preserve"> I'm intending to do with it. If I care only about what minute the sun will rise tomorrow, then the number quoted here is fine. If I want to send a satellite to orbit just above the sun, however, then I would need to know distances more accurately.</w:t>
-      </w:r>
-    </w:p>
-    <w:p>
-      <w:pPr>
-        <w:spacing w:before="0" w:after="20" w:line="276" w:lineRule="auto"/>
-        <w:ind w:left="80"/>
-        <w:snapToGrid w:val="0"/>
-      </w:pPr>
-      <w:r>
-        <w:rPr>
-          <w:rFonts w:ascii="맑은 고딕" w:hAnsi="맑은 고딕" w:eastAsia="맑은 고딕"/>
-          <w:b w:val="0"/>
-          <w:sz w:val="17"/>
-          <w:u w:val="none"/>
-        </w:rPr>
-        <w:t>① ⓐ, ⓒ    ② ⓑ, ⓓ, ⓔ    ③ ⓒ, ⓓ, ⓕ    ④ ⓐ, ⓒ, ⓓ    ⑤ ⓐ, ⓔ, ⓕ</w:t>
-      </w:r>
-    </w:p>
-    <w:p>
-      <w:pPr>
-        <w:keepNext/>
-        <w:spacing w:before="80" w:after="20" w:line="276" w:lineRule="auto"/>
-        <w:snapToGrid w:val="0"/>
-      </w:pPr>
-      <w:r>
-        <w:rPr>
-          <w:rFonts w:ascii="맑은 고딕" w:hAnsi="맑은 고딕" w:eastAsia="맑은 고딕"/>
-          <w:b/>
-          <w:sz w:val="17"/>
-          <w:u w:val="none"/>
-        </w:rPr>
-        <w:t>33-3.</w:t>
-      </w:r>
-      <w:r>
-        <w:rPr>
-          <w:rFonts w:ascii="맑은 고딕" w:hAnsi="맑은 고딕" w:eastAsia="맑은 고딕"/>
-          <w:b w:val="0"/>
-          <w:sz w:val="17"/>
-          <w:u w:val="none"/>
-        </w:rPr>
-        <w:t xml:space="preserve"> 다음 글의 밑줄 친 부분 중, 문맥상 낱말의 쓰임이 적절하지 </w:t>
-      </w:r>
-      <w:r>
-        <w:rPr>
-          <w:rFonts w:ascii="맑은 고딕" w:hAnsi="맑은 고딕" w:eastAsia="맑은 고딕"/>
-          <w:b w:val="0"/>
-          <w:sz w:val="17"/>
-          <w:u w:val="single"/>
-        </w:rPr>
-        <w:t>않은</w:t>
-      </w:r>
-      <w:r>
-        <w:rPr>
-          <w:rFonts w:ascii="맑은 고딕" w:hAnsi="맑은 고딕" w:eastAsia="맑은 고딕"/>
-          <w:b w:val="0"/>
-          <w:sz w:val="17"/>
-          <w:u w:val="none"/>
-        </w:rPr>
-        <w:t xml:space="preserve"> 것은? [3.0점]</w:t>
+        <w:t xml:space="preserve"> true? [2.9점]</w:t>
       </w:r>
     </w:p>
     <w:p>
@@ -1943,17 +2233,31 @@
           <w:sz w:val="17"/>
           <w:u w:val="none"/>
         </w:rPr>
-        <w:t>One of the things that makes uncertainty difficult for members of the public to appreciate is that the significance of uncertainty is ①</w:t>
-      </w:r>
+        <w:t>Part of what makes uncertainty hard for ordinary people to grasp is that how much an uncertainty matters is never fixed; it changes with the situation. Consider the Earth-sun distance, recorded at one moment of the year as 1.49597 × 10⁸ km. That looks quite exact — six significant figures mean the value is known to roughly one part in a million. Yet if the seventh figure cannot be trusted, the gap between what we know and the true distance is wider than the stretch from New York to Chicago! So whether this figure deserves to be called “precise” comes down to the use I have in mind for it. For someone who merely wants to know the minute of tomorrow’s sunrise, the number is more than good enough. For someone planning to place a satellite in orbit close to the sun, however, far more exact distances would be required.</w:t>
+      </w:r>
+    </w:p>
+    <w:p>
+      <w:pPr>
+        <w:spacing w:before="0" w:after="0" w:line="269" w:lineRule="auto"/>
+        <w:ind w:left="180" w:hanging="180"/>
+        <w:snapToGrid w:val="0"/>
+      </w:pPr>
       <w:r>
         <w:rPr>
           <w:rFonts w:ascii="맑은 고딕" w:hAnsi="맑은 고딕" w:eastAsia="맑은 고딕"/>
           <w:b w:val="0"/>
           <w:sz w:val="17"/>
-          <w:u w:val="single"/>
-        </w:rPr>
-        <w:t>relative</w:t>
-      </w:r>
+          <w:u w:val="none"/>
+        </w:rPr>
+        <w:t>① How much an uncertainty matters varies from one situation to another.</w:t>
+      </w:r>
+    </w:p>
+    <w:p>
+      <w:pPr>
+        <w:spacing w:before="0" w:after="0" w:line="269" w:lineRule="auto"/>
+        <w:ind w:left="180" w:hanging="180"/>
+        <w:snapToGrid w:val="0"/>
+      </w:pPr>
       <w:r>
         <w:rPr>
           <w:rFonts w:ascii="맑은 고딕" w:hAnsi="맑은 고딕" w:eastAsia="맑은 고딕"/>
@@ -1961,17 +2265,31 @@
           <w:sz w:val="17"/>
           <w:u w:val="none"/>
         </w:rPr>
-        <w:t>. Take, for example, the distance between Earth and the sun: 1.49597 × 10⁸ km, as measured at one point during the year. This seems relatively ②</w:t>
-      </w:r>
+        <w:t>② Six significant figures put the Earth-sun distance within about one part in a million.</w:t>
+      </w:r>
+    </w:p>
+    <w:p>
+      <w:pPr>
+        <w:spacing w:before="0" w:after="0" w:line="269" w:lineRule="auto"/>
+        <w:ind w:left="180" w:hanging="180"/>
+        <w:snapToGrid w:val="0"/>
+      </w:pPr>
       <w:r>
         <w:rPr>
           <w:rFonts w:ascii="맑은 고딕" w:hAnsi="맑은 고딕" w:eastAsia="맑은 고딕"/>
           <w:b w:val="0"/>
           <w:sz w:val="17"/>
-          <w:u w:val="single"/>
-        </w:rPr>
-        <w:t>precise</w:t>
-      </w:r>
+          <w:u w:val="none"/>
+        </w:rPr>
+        <w:t>③ An untrustworthy seventh figure leaves a gap larger than the distance from New York to Chicago.</w:t>
+      </w:r>
+    </w:p>
+    <w:p>
+      <w:pPr>
+        <w:spacing w:before="0" w:after="0" w:line="269" w:lineRule="auto"/>
+        <w:ind w:left="180" w:hanging="180"/>
+        <w:snapToGrid w:val="0"/>
+      </w:pPr>
       <w:r>
         <w:rPr>
           <w:rFonts w:ascii="맑은 고딕" w:hAnsi="맑은 고딕" w:eastAsia="맑은 고딕"/>
@@ -1979,77 +2297,23 @@
           <w:sz w:val="17"/>
           <w:u w:val="none"/>
         </w:rPr>
-        <w:t>; after all, using six significant digits means I know the distance to an accuracy of one part in a million or so. However, if the next digit is ③</w:t>
-      </w:r>
+        <w:t>④ Someone who only wants to know tomorrow’s sunrise time would need a far more exact figure.</w:t>
+      </w:r>
+    </w:p>
+    <w:p>
+      <w:pPr>
+        <w:spacing w:before="0" w:after="0" w:line="269" w:lineRule="auto"/>
+        <w:ind w:left="180" w:hanging="180"/>
+        <w:snapToGrid w:val="0"/>
+      </w:pPr>
       <w:r>
         <w:rPr>
           <w:rFonts w:ascii="맑은 고딕" w:hAnsi="맑은 고딕" w:eastAsia="맑은 고딕"/>
           <w:b w:val="0"/>
           <w:sz w:val="17"/>
-          <w:u w:val="single"/>
-        </w:rPr>
-        <w:t>uncertain</w:t>
-      </w:r>
-      <w:r>
-        <w:rPr>
-          <w:rFonts w:ascii="맑은 고딕" w:hAnsi="맑은 고딕" w:eastAsia="맑은 고딕"/>
-          <w:b w:val="0"/>
-          <w:sz w:val="17"/>
-          <w:u w:val="none"/>
-        </w:rPr>
-        <w:t>, that means the uncertainty in knowing the precise Earth-sun distance is larger than the distance between New York and Chicago! Whether or not the quoted number is “precise” therefore depends on what I'm intending to do with it. If I care only about what minute the sun will rise tomorrow, then the number quoted here is ④</w:t>
-      </w:r>
-      <w:r>
-        <w:rPr>
-          <w:rFonts w:ascii="맑은 고딕" w:hAnsi="맑은 고딕" w:eastAsia="맑은 고딕"/>
-          <w:b w:val="0"/>
-          <w:sz w:val="17"/>
-          <w:u w:val="single"/>
-        </w:rPr>
-        <w:t>fine</w:t>
-      </w:r>
-      <w:r>
-        <w:rPr>
-          <w:rFonts w:ascii="맑은 고딕" w:hAnsi="맑은 고딕" w:eastAsia="맑은 고딕"/>
-          <w:b w:val="0"/>
-          <w:sz w:val="17"/>
-          <w:u w:val="none"/>
-        </w:rPr>
-        <w:t>. If I want to send a satellite to orbit just above the sun, however, then I would need to know distances ⑤</w:t>
-      </w:r>
-      <w:r>
-        <w:rPr>
-          <w:rFonts w:ascii="맑은 고딕" w:hAnsi="맑은 고딕" w:eastAsia="맑은 고딕"/>
-          <w:b w:val="0"/>
-          <w:sz w:val="17"/>
-          <w:u w:val="single"/>
-        </w:rPr>
-        <w:t>less</w:t>
-      </w:r>
-      <w:r>
-        <w:rPr>
-          <w:rFonts w:ascii="맑은 고딕" w:hAnsi="맑은 고딕" w:eastAsia="맑은 고딕"/>
-          <w:b w:val="0"/>
-          <w:sz w:val="17"/>
-          <w:u w:val="none"/>
-        </w:rPr>
-        <w:t xml:space="preserve"> accurately.</w:t>
-      </w:r>
-    </w:p>
-    <w:p>
-      <w:pPr>
-        <w:spacing w:before="0" w:after="20" w:line="276" w:lineRule="auto"/>
-        <w:ind w:left="80"/>
-        <w:snapToGrid w:val="0"/>
-      </w:pPr>
-      <w:r>
-        <w:rPr>
-          <w:rFonts w:ascii="맑은 고딕" w:hAnsi="맑은 고딕" w:eastAsia="맑은 고딕"/>
-          <w:b w:val="0"/>
-          <w:sz w:val="17"/>
-          <w:u w:val="none"/>
-        </w:rPr>
-        <w:t>① ①    ② ②    ③ ③    ④ ④    ⑤ ⑤</w:t>
+          <w:u w:val="none"/>
+        </w:rPr>
+        <w:t>⑤ The writer regards the public’s difficulty with uncertainty as partly due to its relative nature.</w:t>
       </w:r>
     </w:p>
     <w:p>
@@ -2065,7 +2329,7 @@
           <w:sz w:val="17"/>
           <w:u w:val="none"/>
         </w:rPr>
-        <w:t>33-4.</w:t>
+        <w:t>33-6.</w:t>
       </w:r>
       <w:r>
         <w:rPr>
@@ -2074,7 +2338,7 @@
           <w:sz w:val="17"/>
           <w:u w:val="none"/>
         </w:rPr>
-        <w:t xml:space="preserve"> 윗글의 내용과 일치하는 것은? [2.8점]</w:t>
+        <w:t xml:space="preserve"> What is the main idea of the passage? [2.8점]</w:t>
       </w:r>
     </w:p>
     <w:p>
@@ -2097,7 +2361,7 @@
           <w:sz w:val="17"/>
           <w:u w:val="none"/>
         </w:rPr>
-        <w:t>One of the things that makes uncertainty difficult for members of the public to appreciate is that the significance of uncertainty is relative. Take, for example, the distance between Earth and the sun: 1.49597 × 10⁸ km, as measured at one point during the year. This seems relatively precise; after all, using six significant digits means I know the distance to an accuracy of one part in a million or so. However, if the next digit is uncertain, that means the uncertainty in knowing the precise Earth-sun distance is larger than the distance between New York and Chicago! Whether or not the quoted number is “precise” therefore depends on what I'm intending to do with it. If I care only about what minute the sun will rise tomorrow, then the number quoted here is fine. If I want to send a satellite to orbit just above the sun, however, then I would need to know distances more accurately.</w:t>
+        <w:t>Part of what makes uncertainty hard for ordinary people to grasp is that how much an uncertainty matters is never fixed; it changes with the situation. Consider the Earth-sun distance, recorded at one moment of the year as 1.49597 × 10⁸ km. That looks quite exact — six significant figures mean the value is known to roughly one part in a million. Yet if the seventh figure cannot be trusted, the gap between what we know and the true distance is wider than the stretch from New York to Chicago! So whether this figure deserves to be called “precise” comes down to the use I have in mind for it. For someone who merely wants to know the minute of tomorrow’s sunrise, the number is more than good enough. For someone planning to place a satellite in orbit close to the sun, however, far more exact distances would be required.</w:t>
       </w:r>
     </w:p>
     <w:p>
@@ -2113,7 +2377,7 @@
           <w:sz w:val="17"/>
           <w:u w:val="none"/>
         </w:rPr>
-        <w:t>① 지구와 태양 사이의 거리는 1년 내내 정확히 같다고 언급된다.</w:t>
+        <w:t>① The distance between Earth and the sun cannot be measured accurately.</w:t>
       </w:r>
     </w:p>
     <w:p>
@@ -2129,7 +2393,7 @@
           <w:sz w:val="17"/>
           <w:u w:val="none"/>
         </w:rPr>
-        <w:t>② 유효숫자 여섯 자리는 대략 백만분의 1의 정확도를 뜻한다.</w:t>
+        <w:t>② A measurement with six significant figures is precise enough for any purpose.</w:t>
       </w:r>
     </w:p>
     <w:p>
@@ -2145,7 +2409,7 @@
           <w:sz w:val="17"/>
           <w:u w:val="none"/>
         </w:rPr>
-        <w:t>③ 다음 자릿수의 불확실성은 뉴욕과 시카고 사이 거리보다 작다.</w:t>
+        <w:t>③ Satellites require more exact measurements than any other technology.</w:t>
       </w:r>
     </w:p>
     <w:p>
@@ -2161,7 +2425,7 @@
           <w:sz w:val="17"/>
           <w:u w:val="none"/>
         </w:rPr>
-        <w:t>④ 인용된 숫자로는 내일 해 뜨는 시각을 알 수 없다.</w:t>
+        <w:t>④ Scientists should always report measurements with as many digits as possible.</w:t>
       </w:r>
     </w:p>
     <w:p>
@@ -2177,7 +2441,7 @@
           <w:sz w:val="17"/>
           <w:u w:val="none"/>
         </w:rPr>
-        <w:t>⑤ 위성을 보내는 데에는 인용된 숫자로 충분하다.</w:t>
+        <w:t>⑤ Whether a measurement is precise enough depends on what it will be used for.</w:t>
       </w:r>
     </w:p>
     <w:p>
@@ -2193,7 +2457,7 @@
           <w:sz w:val="17"/>
           <w:u w:val="none"/>
         </w:rPr>
-        <w:t>33-5.</w:t>
+        <w:t>33-7.</w:t>
       </w:r>
       <w:r>
         <w:rPr>
@@ -2202,7 +2466,25 @@
           <w:sz w:val="17"/>
           <w:u w:val="none"/>
         </w:rPr>
-        <w:t xml:space="preserve"> [A]와 [B]를 읽고 이해한 것으로 가장 적절한 것은? [3.2점]</w:t>
+        <w:t xml:space="preserve"> 다음 글의 밑줄 친 부분 중, 문맥상 낱말의 쓰임이 적절하지 </w:t>
+      </w:r>
+      <w:r>
+        <w:rPr>
+          <w:rFonts w:ascii="맑은 고딕" w:hAnsi="맑은 고딕" w:eastAsia="맑은 고딕"/>
+          <w:b w:val="0"/>
+          <w:sz w:val="17"/>
+          <w:u w:val="single"/>
+        </w:rPr>
+        <w:t>않은</w:t>
+      </w:r>
+      <w:r>
+        <w:rPr>
+          <w:rFonts w:ascii="맑은 고딕" w:hAnsi="맑은 고딕" w:eastAsia="맑은 고딕"/>
+          <w:b w:val="0"/>
+          <w:sz w:val="17"/>
+          <w:u w:val="none"/>
+        </w:rPr>
+        <w:t xml:space="preserve"> 것은? [3.2점]</w:t>
       </w:r>
     </w:p>
     <w:p>
@@ -2225,21 +2507,104 @@
           <w:sz w:val="17"/>
           <w:u w:val="none"/>
         </w:rPr>
-        <w:t>[A] Whether or not the quoted number is “precise” therefore depends on what I'm intending to do with it. If I care only about what minute the sun will rise tomorrow, then the number quoted here is fine. If I want to send a satellite to orbit just above the sun, however, then I would need to know distances more accurately.</w:t>
+        <w:t>One of the things that makes uncertainty difficult for members of the public to appreciate is that the significance of uncertainty is ①</w:t>
+      </w:r>
+      <w:r>
+        <w:rPr>
+          <w:rFonts w:ascii="맑은 고딕" w:hAnsi="맑은 고딕" w:eastAsia="맑은 고딕"/>
+          <w:b w:val="0"/>
+          <w:sz w:val="17"/>
+          <w:u w:val="single"/>
+        </w:rPr>
+        <w:t>absolute</w:t>
+      </w:r>
+      <w:r>
+        <w:rPr>
+          <w:rFonts w:ascii="맑은 고딕" w:hAnsi="맑은 고딕" w:eastAsia="맑은 고딕"/>
+          <w:b w:val="0"/>
+          <w:sz w:val="17"/>
+          <w:u w:val="none"/>
+        </w:rPr>
+        <w:t>. Take, for example, the distance between Earth and the sun: 1.49597 × 10⁸ km, as measured at one point during the year. This seems relatively ②</w:t>
+      </w:r>
+      <w:r>
+        <w:rPr>
+          <w:rFonts w:ascii="맑은 고딕" w:hAnsi="맑은 고딕" w:eastAsia="맑은 고딕"/>
+          <w:b w:val="0"/>
+          <w:sz w:val="17"/>
+          <w:u w:val="single"/>
+        </w:rPr>
+        <w:t>precise</w:t>
+      </w:r>
+      <w:r>
+        <w:rPr>
+          <w:rFonts w:ascii="맑은 고딕" w:hAnsi="맑은 고딕" w:eastAsia="맑은 고딕"/>
+          <w:b w:val="0"/>
+          <w:sz w:val="17"/>
+          <w:u w:val="none"/>
+        </w:rPr>
+        <w:t>; after all, using six significant digits means I know the distance to an accuracy of one part in a million or so. However, if the next digit is ③</w:t>
+      </w:r>
+      <w:r>
+        <w:rPr>
+          <w:rFonts w:ascii="맑은 고딕" w:hAnsi="맑은 고딕" w:eastAsia="맑은 고딕"/>
+          <w:b w:val="0"/>
+          <w:sz w:val="17"/>
+          <w:u w:val="single"/>
+        </w:rPr>
+        <w:t>uncertain</w:t>
+      </w:r>
+      <w:r>
+        <w:rPr>
+          <w:rFonts w:ascii="맑은 고딕" w:hAnsi="맑은 고딕" w:eastAsia="맑은 고딕"/>
+          <w:b w:val="0"/>
+          <w:sz w:val="17"/>
+          <w:u w:val="none"/>
+        </w:rPr>
+        <w:t>, that means the uncertainty in knowing the precise Earth-sun distance is larger than the distance between New York and Chicago! So whether this figure deserves to be called “precise” comes down to the use I have in mind for it. If I care only about what minute the sun will rise tomorrow, then the number quoted here is ④</w:t>
+      </w:r>
+      <w:r>
+        <w:rPr>
+          <w:rFonts w:ascii="맑은 고딕" w:hAnsi="맑은 고딕" w:eastAsia="맑은 고딕"/>
+          <w:b w:val="0"/>
+          <w:sz w:val="17"/>
+          <w:u w:val="single"/>
+        </w:rPr>
+        <w:t>fine</w:t>
+      </w:r>
+      <w:r>
+        <w:rPr>
+          <w:rFonts w:ascii="맑은 고딕" w:hAnsi="맑은 고딕" w:eastAsia="맑은 고딕"/>
+          <w:b w:val="0"/>
+          <w:sz w:val="17"/>
+          <w:u w:val="none"/>
+        </w:rPr>
+        <w:t>. For someone planning to place a satellite in orbit close to the sun, however, far more ⑤</w:t>
+      </w:r>
+      <w:r>
+        <w:rPr>
+          <w:rFonts w:ascii="맑은 고딕" w:hAnsi="맑은 고딕" w:eastAsia="맑은 고딕"/>
+          <w:b w:val="0"/>
+          <w:sz w:val="17"/>
+          <w:u w:val="single"/>
+        </w:rPr>
+        <w:t>exact</w:t>
+      </w:r>
+      <w:r>
+        <w:rPr>
+          <w:rFonts w:ascii="맑은 고딕" w:hAnsi="맑은 고딕" w:eastAsia="맑은 고딕"/>
+          <w:b w:val="0"/>
+          <w:sz w:val="17"/>
+          <w:u w:val="none"/>
+        </w:rPr>
+        <w:t xml:space="preserve"> distances would be required.</w:t>
       </w:r>
     </w:p>
     <w:p>
       <w:pPr>
-        <w:spacing w:before="0" w:after="60" w:line="288" w:lineRule="auto"/>
-        <w:ind w:left="40"/>
+        <w:spacing w:before="0" w:after="20" w:line="276" w:lineRule="auto"/>
+        <w:ind w:left="80"/>
         <w:snapToGrid w:val="0"/>
-        <w:pBdr>
-          <w:top w:val="single" w:sz="4" w:space="2" w:color="6B7FB8"/>
-          <w:left w:val="single" w:sz="4" w:space="2" w:color="6B7FB8"/>
-          <w:bottom w:val="single" w:sz="4" w:space="2" w:color="6B7FB8"/>
-          <w:right w:val="single" w:sz="4" w:space="2" w:color="6B7FB8"/>
-        </w:pBdr>
-        <w:shd w:val="clear" w:color="auto" w:fill="EEF2FF"/>
       </w:pPr>
       <w:r>
         <w:rPr>
@@ -2248,87 +2613,25 @@
           <w:sz w:val="17"/>
           <w:u w:val="none"/>
         </w:rPr>
-        <w:t>[B] A kitchen scale that is off by one gram is perfectly good for baking bread. The same scale, however, would be useless for a pharmacist who must measure tiny amounts of medicine for a baby.</w:t>
+        <w:t>① ①    ② ②    ③ ③    ④ ④    ⑤ ⑤</w:t>
       </w:r>
     </w:p>
     <w:p>
       <w:pPr>
-        <w:spacing w:before="0" w:after="0" w:line="269" w:lineRule="auto"/>
-        <w:ind w:left="180" w:hanging="180"/>
+        <w:keepNext/>
+        <w:spacing w:before="80" w:after="40" w:line="276" w:lineRule="auto"/>
         <w:snapToGrid w:val="0"/>
-      </w:pPr>
-      <w:r>
-        <w:rPr>
-          <w:rFonts w:ascii="맑은 고딕" w:hAnsi="맑은 고딕" w:eastAsia="맑은 고딕"/>
-          <w:b w:val="0"/>
+        <w:shd w:val="clear" w:color="auto" w:fill="8A3A12"/>
+      </w:pPr>
+      <w:r>
+        <w:rPr>
+          <w:rFonts w:ascii="맑은 고딕" w:hAnsi="맑은 고딕" w:eastAsia="맑은 고딕"/>
+          <w:b/>
+          <w:color w:val="FFFFFF"/>
           <w:sz w:val="17"/>
           <w:u w:val="none"/>
         </w:rPr>
-        <w:t>① [A] argues that scientists should always use more digits.</w:t>
-      </w:r>
-    </w:p>
-    <w:p>
-      <w:pPr>
-        <w:spacing w:before="0" w:after="0" w:line="269" w:lineRule="auto"/>
-        <w:ind w:left="180" w:hanging="180"/>
-        <w:snapToGrid w:val="0"/>
-      </w:pPr>
-      <w:r>
-        <w:rPr>
-          <w:rFonts w:ascii="맑은 고딕" w:hAnsi="맑은 고딕" w:eastAsia="맑은 고딕"/>
-          <w:b w:val="0"/>
-          <w:sz w:val="17"/>
-          <w:u w:val="none"/>
-        </w:rPr>
-        <w:t>② Both texts suggest that whether a measurement is accurate enough depends on its purpose.</w:t>
-      </w:r>
-    </w:p>
-    <w:p>
-      <w:pPr>
-        <w:spacing w:before="0" w:after="0" w:line="269" w:lineRule="auto"/>
-        <w:ind w:left="180" w:hanging="180"/>
-        <w:snapToGrid w:val="0"/>
-      </w:pPr>
-      <w:r>
-        <w:rPr>
-          <w:rFonts w:ascii="맑은 고딕" w:hAnsi="맑은 고딕" w:eastAsia="맑은 고딕"/>
-          <w:b w:val="0"/>
-          <w:sz w:val="17"/>
-          <w:u w:val="none"/>
-        </w:rPr>
-        <w:t>③ [B] claims that kitchen scales are more accurate than a pharmacist's tools.</w:t>
-      </w:r>
-    </w:p>
-    <w:p>
-      <w:pPr>
-        <w:spacing w:before="0" w:after="0" w:line="269" w:lineRule="auto"/>
-        <w:ind w:left="180" w:hanging="180"/>
-        <w:snapToGrid w:val="0"/>
-      </w:pPr>
-      <w:r>
-        <w:rPr>
-          <w:rFonts w:ascii="맑은 고딕" w:hAnsi="맑은 고딕" w:eastAsia="맑은 고딕"/>
-          <w:b w:val="0"/>
-          <w:sz w:val="17"/>
-          <w:u w:val="none"/>
-        </w:rPr>
-        <w:t>④ Both texts argue that small errors never matter in daily life.</w:t>
-      </w:r>
-    </w:p>
-    <w:p>
-      <w:pPr>
-        <w:spacing w:before="0" w:after="0" w:line="269" w:lineRule="auto"/>
-        <w:ind w:left="180" w:hanging="180"/>
-        <w:snapToGrid w:val="0"/>
-      </w:pPr>
-      <w:r>
-        <w:rPr>
-          <w:rFonts w:ascii="맑은 고딕" w:hAnsi="맑은 고딕" w:eastAsia="맑은 고딕"/>
-          <w:b w:val="0"/>
-          <w:sz w:val="17"/>
-          <w:u w:val="none"/>
-        </w:rPr>
-        <w:t>⑤ [A] focuses on baking, while [B] focuses on space travel.</w:t>
+        <w:t>서답형  33-서1 ~ 33-서2</w:t>
       </w:r>
     </w:p>
     <w:p>
@@ -2344,7 +2647,7 @@
           <w:sz w:val="17"/>
           <w:u w:val="none"/>
         </w:rPr>
-        <w:t>33-6.</w:t>
+        <w:t>33-서1.</w:t>
       </w:r>
       <w:r>
         <w:rPr>
@@ -2353,7 +2656,7 @@
           <w:sz w:val="17"/>
           <w:u w:val="none"/>
         </w:rPr>
-        <w:t xml:space="preserve"> 다음 빈칸에 들어갈 말로 가장 적절한 것은? [2.9점]</w:t>
+        <w:t xml:space="preserve"> 다음 글의 밑줄 친 문장과 같은 뜻이 되도록 &lt;보기&gt;의 표현을 모두 사용하여 &lt;조건&gt;에 맞게 영작하시오. [3점] [3.0점]</w:t>
       </w:r>
     </w:p>
     <w:p>
@@ -2376,15 +2679,40 @@
           <w:sz w:val="17"/>
           <w:u w:val="none"/>
         </w:rPr>
-        <w:t>One of the things that makes uncertainty difficult for members of the public to appreciate is that the significance of uncertainty is relative. Take, for example, the distance between Earth and the sun: 1.49597 × 10⁸ km, as measured at one point during the year. This seems relatively precise; after all, using six significant digits means I know the distance to an accuracy of one part in a million or so. However, if the next digit is uncertain, that means the uncertainty in knowing the precise Earth-sun distance is larger than the distance between New York and Chicago! Whether or not the quoted number is “precise” therefore depends on ____________________. If I care only about what minute the sun will rise tomorrow, then the number quoted here is fine. If I want to send a satellite to orbit just above the sun, however, then I would need to know distances more accurately.</w:t>
+        <w:t xml:space="preserve">If I care only about what minute the sun will rise tomorrow, then the number quoted here is fine. </w:t>
+      </w:r>
+      <w:r>
+        <w:rPr>
+          <w:rFonts w:ascii="맑은 고딕" w:hAnsi="맑은 고딕" w:eastAsia="맑은 고딕"/>
+          <w:b w:val="0"/>
+          <w:sz w:val="17"/>
+          <w:u w:val="single"/>
+        </w:rPr>
+        <w:t>If I want to send a satellite to orbit just above the sun, however, then I would need to know distances more accurately.</w:t>
       </w:r>
     </w:p>
     <w:p>
       <w:pPr>
-        <w:spacing w:before="0" w:after="0" w:line="269" w:lineRule="auto"/>
-        <w:ind w:left="180" w:hanging="180"/>
+        <w:spacing w:before="0" w:after="60" w:line="288" w:lineRule="auto"/>
+        <w:ind w:left="40"/>
         <w:snapToGrid w:val="0"/>
-      </w:pPr>
+        <w:pBdr>
+          <w:top w:val="single" w:sz="4" w:space="2" w:color="9B6BD0"/>
+          <w:left w:val="single" w:sz="4" w:space="2" w:color="9B6BD0"/>
+          <w:bottom w:val="single" w:sz="4" w:space="2" w:color="9B6BD0"/>
+          <w:right w:val="single" w:sz="4" w:space="2" w:color="9B6BD0"/>
+        </w:pBdr>
+        <w:shd w:val="clear" w:color="auto" w:fill="FAF5FF"/>
+      </w:pPr>
+      <w:r>
+        <w:rPr>
+          <w:rFonts w:ascii="맑은 고딕" w:hAnsi="맑은 고딕" w:eastAsia="맑은 고딕"/>
+          <w:b/>
+          <w:sz w:val="17"/>
+          <w:u w:val="none"/>
+        </w:rPr>
+        <w:t>&lt;보 기&gt;</w:t>
+      </w:r>
       <w:r>
         <w:rPr>
           <w:rFonts w:ascii="맑은 고딕" w:hAnsi="맑은 고딕" w:eastAsia="맑은 고딕"/>
@@ -2392,14 +2720,44 @@
           <w:sz w:val="17"/>
           <w:u w:val="none"/>
         </w:rPr>
-        <w:t>① what we intend to use it for</w:t>
+        <w:t xml:space="preserve"> want / to send / a satellite / to orbit / just above the sun / however / I / would need / to know / distances / more accurately</w:t>
       </w:r>
     </w:p>
     <w:p>
       <w:pPr>
-        <w:spacing w:before="0" w:after="0" w:line="269" w:lineRule="auto"/>
-        <w:ind w:left="180" w:hanging="180"/>
+        <w:spacing w:before="0" w:after="0" w:line="288" w:lineRule="auto"/>
+        <w:ind w:left="40"/>
         <w:snapToGrid w:val="0"/>
+        <w:pBdr>
+          <w:top w:val="single" w:sz="4" w:space="2" w:color="9B6BD0"/>
+          <w:left w:val="single" w:sz="4" w:space="2" w:color="9B6BD0"/>
+          <w:bottom w:val="single" w:sz="4" w:space="2" w:color="9B6BD0"/>
+          <w:right w:val="single" w:sz="4" w:space="2" w:color="9B6BD0"/>
+        </w:pBdr>
+        <w:shd w:val="clear" w:color="auto" w:fill="FAF5FF"/>
+      </w:pPr>
+      <w:r>
+        <w:rPr>
+          <w:rFonts w:ascii="맑은 고딕" w:hAnsi="맑은 고딕" w:eastAsia="맑은 고딕"/>
+          <w:b/>
+          <w:sz w:val="17"/>
+          <w:u w:val="none"/>
+        </w:rPr>
+        <w:t>&lt;조 건&gt;</w:t>
+      </w:r>
+    </w:p>
+    <w:p>
+      <w:pPr>
+        <w:spacing w:before="0" w:after="0" w:line="288" w:lineRule="auto"/>
+        <w:ind w:left="40"/>
+        <w:snapToGrid w:val="0"/>
+        <w:pBdr>
+          <w:top w:val="single" w:sz="4" w:space="2" w:color="9B6BD0"/>
+          <w:left w:val="single" w:sz="4" w:space="2" w:color="9B6BD0"/>
+          <w:bottom w:val="single" w:sz="4" w:space="2" w:color="9B6BD0"/>
+          <w:right w:val="single" w:sz="4" w:space="2" w:color="9B6BD0"/>
+        </w:pBdr>
+        <w:shd w:val="clear" w:color="auto" w:fill="FAF5FF"/>
       </w:pPr>
       <w:r>
         <w:rPr>
@@ -2408,14 +2766,21 @@
           <w:sz w:val="17"/>
           <w:u w:val="none"/>
         </w:rPr>
-        <w:t>② how many digits it contains</w:t>
+        <w:t>1. Use ALL the expressions in the box, each only once.</w:t>
       </w:r>
     </w:p>
     <w:p>
       <w:pPr>
-        <w:spacing w:before="0" w:after="0" w:line="269" w:lineRule="auto"/>
-        <w:ind w:left="180" w:hanging="180"/>
+        <w:spacing w:before="0" w:after="0" w:line="288" w:lineRule="auto"/>
+        <w:ind w:left="40"/>
         <w:snapToGrid w:val="0"/>
+        <w:pBdr>
+          <w:top w:val="single" w:sz="4" w:space="2" w:color="9B6BD0"/>
+          <w:left w:val="single" w:sz="4" w:space="2" w:color="9B6BD0"/>
+          <w:bottom w:val="single" w:sz="4" w:space="2" w:color="9B6BD0"/>
+          <w:right w:val="single" w:sz="4" w:space="2" w:color="9B6BD0"/>
+        </w:pBdr>
+        <w:shd w:val="clear" w:color="auto" w:fill="FAF5FF"/>
       </w:pPr>
       <w:r>
         <w:rPr>
@@ -2424,14 +2789,21 @@
           <w:sz w:val="17"/>
           <w:u w:val="none"/>
         </w:rPr>
-        <w:t>③ who measured it first</w:t>
+        <w:t>2. Change the form of ONE word only, and do NOT add any other words.</w:t>
       </w:r>
     </w:p>
     <w:p>
       <w:pPr>
-        <w:spacing w:before="0" w:after="0" w:line="269" w:lineRule="auto"/>
-        <w:ind w:left="180" w:hanging="180"/>
+        <w:spacing w:before="0" w:after="0" w:line="288" w:lineRule="auto"/>
+        <w:ind w:left="40"/>
         <w:snapToGrid w:val="0"/>
+        <w:pBdr>
+          <w:top w:val="single" w:sz="4" w:space="2" w:color="9B6BD0"/>
+          <w:left w:val="single" w:sz="4" w:space="2" w:color="9B6BD0"/>
+          <w:bottom w:val="single" w:sz="4" w:space="2" w:color="9B6BD0"/>
+          <w:right w:val="single" w:sz="4" w:space="2" w:color="9B6BD0"/>
+        </w:pBdr>
+        <w:shd w:val="clear" w:color="auto" w:fill="FAF5FF"/>
       </w:pPr>
       <w:r>
         <w:rPr>
@@ -2440,14 +2812,21 @@
           <w:sz w:val="17"/>
           <w:u w:val="none"/>
         </w:rPr>
-        <w:t>④ the distance between two cities</w:t>
+        <w:t>3. Begin with a participle (분사구문) instead of the ‘If I …’ clause; keep ‘however’ right after the participial phrase.</w:t>
       </w:r>
     </w:p>
     <w:p>
       <w:pPr>
-        <w:spacing w:before="0" w:after="0" w:line="269" w:lineRule="auto"/>
-        <w:ind w:left="180" w:hanging="180"/>
+        <w:spacing w:before="0" w:after="0" w:line="288" w:lineRule="auto"/>
+        <w:ind w:left="40"/>
         <w:snapToGrid w:val="0"/>
+        <w:pBdr>
+          <w:top w:val="single" w:sz="4" w:space="2" w:color="9B6BD0"/>
+          <w:left w:val="single" w:sz="4" w:space="2" w:color="9B6BD0"/>
+          <w:bottom w:val="single" w:sz="4" w:space="2" w:color="9B6BD0"/>
+          <w:right w:val="single" w:sz="4" w:space="2" w:color="9B6BD0"/>
+        </w:pBdr>
+        <w:shd w:val="clear" w:color="auto" w:fill="FAF5FF"/>
       </w:pPr>
       <w:r>
         <w:rPr>
@@ -2456,7 +2835,45 @@
           <w:sz w:val="17"/>
           <w:u w:val="none"/>
         </w:rPr>
-        <w:t>⑤ the time of year it was measured</w:t>
+        <w:t>4. Write 18 words in total.</w:t>
+      </w:r>
+    </w:p>
+    <w:p>
+      <w:pPr>
+        <w:spacing w:before="0" w:after="60" w:line="288" w:lineRule="auto"/>
+        <w:ind w:left="40"/>
+        <w:snapToGrid w:val="0"/>
+        <w:pBdr>
+          <w:top w:val="single" w:sz="4" w:space="2" w:color="9B6BD0"/>
+          <w:left w:val="single" w:sz="4" w:space="2" w:color="9B6BD0"/>
+          <w:bottom w:val="single" w:sz="4" w:space="2" w:color="9B6BD0"/>
+          <w:right w:val="single" w:sz="4" w:space="2" w:color="9B6BD0"/>
+        </w:pBdr>
+        <w:shd w:val="clear" w:color="auto" w:fill="FAF5FF"/>
+      </w:pPr>
+      <w:r>
+        <w:rPr>
+          <w:rFonts w:ascii="맑은 고딕" w:hAnsi="맑은 고딕" w:eastAsia="맑은 고딕"/>
+          <w:b w:val="0"/>
+          <w:sz w:val="17"/>
+          <w:u w:val="none"/>
+        </w:rPr>
+        <w:t>5. 답안지에 소문항 번호를 정확하게 기입할 것</w:t>
+      </w:r>
+    </w:p>
+    <w:p>
+      <w:pPr>
+        <w:spacing w:before="0" w:after="40" w:line="360" w:lineRule="auto"/>
+        <w:snapToGrid w:val="0"/>
+      </w:pPr>
+      <w:r>
+        <w:rPr>
+          <w:rFonts w:ascii="맑은 고딕" w:hAnsi="맑은 고딕" w:eastAsia="맑은 고딕"/>
+          <w:b w:val="0"/>
+          <w:sz w:val="17"/>
+          <w:u w:val="none"/>
+        </w:rPr>
+        <w:t>⇒ ________________________________________________________________________ .</w:t>
       </w:r>
     </w:p>
     <w:p>
@@ -2472,7 +2889,7 @@
           <w:sz w:val="17"/>
           <w:u w:val="none"/>
         </w:rPr>
-        <w:t>33-7.</w:t>
+        <w:t>33-서2.</w:t>
       </w:r>
       <w:r>
         <w:rPr>
@@ -2481,7 +2898,7 @@
           <w:sz w:val="17"/>
           <w:u w:val="none"/>
         </w:rPr>
-        <w:t xml:space="preserve"> 다음 글에서 전체 흐름과 관계 </w:t>
+        <w:t xml:space="preserve"> 다음 글을 읽고, 아래 질문에 </w:t>
       </w:r>
       <w:r>
         <w:rPr>
@@ -2490,7 +2907,7 @@
           <w:sz w:val="17"/>
           <w:u w:val="single"/>
         </w:rPr>
-        <w:t>없는</w:t>
+        <w:t>영어로</w:t>
       </w:r>
       <w:r>
         <w:rPr>
@@ -2499,7 +2916,7 @@
           <w:sz w:val="17"/>
           <w:u w:val="none"/>
         </w:rPr>
-        <w:t xml:space="preserve"> 문장은? [3.0점]</w:t>
+        <w:t xml:space="preserve"> 답하시오. (각 답은 완전한 문장으로, 본문의 표현을 활용하되 그대로 베끼지 말 것) [각 1점, 총 3점] [3.0점]</w:t>
       </w:r>
     </w:p>
     <w:p>
@@ -2522,14 +2939,44 @@
           <w:sz w:val="17"/>
           <w:u w:val="none"/>
         </w:rPr>
-        <w:t>Take, for example, the distance between Earth and the sun: 1.49597 × 10⁸ km, as measured at one point during the year. ① This seems relatively precise; after all, using six significant digits means I know the distance to an accuracy of one part in a million or so. ② However, if the next digit is uncertain, that means the uncertainty in knowing the precise Earth-sun distance is larger than the distance between New York and Chicago! ③ Chicago is known for its tall buildings and strong winds. ④ Whether or not the quoted number is “precise” therefore depends on what I'm intending to do with it. ⑤ If I care only about what minute the sun will rise tomorrow, then the number quoted here is fine.</w:t>
+        <w:t>Part of what makes uncertainty hard for ordinary people to grasp is that how much an uncertainty matters is never fixed; it changes with the situation. Consider the Earth-sun distance, recorded at one moment of the year as 1.49597 × 10⁸ km. That looks quite exact — six significant figures mean the value is known to roughly one part in a million. Yet if the seventh figure cannot be trusted, the gap between what we know and the true distance is wider than the stretch from New York to Chicago! So whether this figure deserves to be called “precise” comes down to the use I have in mind for it. For someone who merely wants to know the minute of tomorrow’s sunrise, the number is more than good enough. For someone planning to place a satellite in orbit close to the sun, however, far more exact distances would be required.</w:t>
       </w:r>
     </w:p>
     <w:p>
       <w:pPr>
-        <w:spacing w:before="0" w:after="20" w:line="276" w:lineRule="auto"/>
-        <w:ind w:left="80"/>
+        <w:spacing w:before="0" w:after="0" w:line="288" w:lineRule="auto"/>
+        <w:ind w:left="40"/>
         <w:snapToGrid w:val="0"/>
+        <w:pBdr>
+          <w:top w:val="single" w:sz="4" w:space="2" w:color="9B6BD0"/>
+          <w:left w:val="single" w:sz="4" w:space="2" w:color="9B6BD0"/>
+          <w:bottom w:val="single" w:sz="4" w:space="2" w:color="9B6BD0"/>
+          <w:right w:val="single" w:sz="4" w:space="2" w:color="9B6BD0"/>
+        </w:pBdr>
+        <w:shd w:val="clear" w:color="auto" w:fill="FAF5FF"/>
+      </w:pPr>
+      <w:r>
+        <w:rPr>
+          <w:rFonts w:ascii="맑은 고딕" w:hAnsi="맑은 고딕" w:eastAsia="맑은 고딕"/>
+          <w:b/>
+          <w:sz w:val="17"/>
+          <w:u w:val="none"/>
+        </w:rPr>
+        <w:t>&lt;조 건&gt;</w:t>
+      </w:r>
+    </w:p>
+    <w:p>
+      <w:pPr>
+        <w:spacing w:before="0" w:after="0" w:line="288" w:lineRule="auto"/>
+        <w:ind w:left="40"/>
+        <w:snapToGrid w:val="0"/>
+        <w:pBdr>
+          <w:top w:val="single" w:sz="4" w:space="2" w:color="9B6BD0"/>
+          <w:left w:val="single" w:sz="4" w:space="2" w:color="9B6BD0"/>
+          <w:bottom w:val="single" w:sz="4" w:space="2" w:color="9B6BD0"/>
+          <w:right w:val="single" w:sz="4" w:space="2" w:color="9B6BD0"/>
+        </w:pBdr>
+        <w:shd w:val="clear" w:color="auto" w:fill="FAF5FF"/>
       </w:pPr>
       <w:r>
         <w:rPr>
@@ -2538,7 +2985,72 @@
           <w:sz w:val="17"/>
           <w:u w:val="none"/>
         </w:rPr>
-        <w:t>① ①    ② ②    ③ ③    ④ ④    ⑤ ⑤</w:t>
+        <w:t>Q1. Why, according to the writer, is uncertainty hard for ordinary people to grasp?</w:t>
+      </w:r>
+    </w:p>
+    <w:p>
+      <w:pPr>
+        <w:spacing w:before="0" w:after="0" w:line="288" w:lineRule="auto"/>
+        <w:ind w:left="40"/>
+        <w:snapToGrid w:val="0"/>
+        <w:pBdr>
+          <w:top w:val="single" w:sz="4" w:space="2" w:color="9B6BD0"/>
+          <w:left w:val="single" w:sz="4" w:space="2" w:color="9B6BD0"/>
+          <w:bottom w:val="single" w:sz="4" w:space="2" w:color="9B6BD0"/>
+          <w:right w:val="single" w:sz="4" w:space="2" w:color="9B6BD0"/>
+        </w:pBdr>
+        <w:shd w:val="clear" w:color="auto" w:fill="FAF5FF"/>
+      </w:pPr>
+      <w:r>
+        <w:rPr>
+          <w:rFonts w:ascii="맑은 고딕" w:hAnsi="맑은 고딕" w:eastAsia="맑은 고딕"/>
+          <w:b w:val="0"/>
+          <w:sz w:val="17"/>
+          <w:u w:val="none"/>
+        </w:rPr>
+        <w:t>Q2. What does the writer compare the gap in our knowledge of the Earth-sun distance to?</w:t>
+      </w:r>
+    </w:p>
+    <w:p>
+      <w:pPr>
+        <w:spacing w:before="0" w:after="60" w:line="288" w:lineRule="auto"/>
+        <w:ind w:left="40"/>
+        <w:snapToGrid w:val="0"/>
+        <w:pBdr>
+          <w:top w:val="single" w:sz="4" w:space="2" w:color="9B6BD0"/>
+          <w:left w:val="single" w:sz="4" w:space="2" w:color="9B6BD0"/>
+          <w:bottom w:val="single" w:sz="4" w:space="2" w:color="9B6BD0"/>
+          <w:right w:val="single" w:sz="4" w:space="2" w:color="9B6BD0"/>
+        </w:pBdr>
+        <w:shd w:val="clear" w:color="auto" w:fill="FAF5FF"/>
+      </w:pPr>
+      <w:r>
+        <w:rPr>
+          <w:rFonts w:ascii="맑은 고딕" w:hAnsi="맑은 고딕" w:eastAsia="맑은 고딕"/>
+          <w:b w:val="0"/>
+          <w:sz w:val="17"/>
+          <w:u w:val="none"/>
+        </w:rPr>
+        <w:t>Q3. For what kind of purpose would the quoted figure NOT be precise enough?</w:t>
+      </w:r>
+    </w:p>
+    <w:p>
+      <w:pPr>
+        <w:spacing w:before="0" w:after="40" w:line="360" w:lineRule="auto"/>
+        <w:snapToGrid w:val="0"/>
+      </w:pPr>
+      <w:r>
+        <w:rPr>
+          <w:rFonts w:ascii="맑은 고딕" w:hAnsi="맑은 고딕" w:eastAsia="맑은 고딕"/>
+          <w:b w:val="0"/>
+          <w:sz w:val="17"/>
+          <w:u w:val="none"/>
+        </w:rPr>
+        <w:t>Q1 ______________________________________________________________</w:t>
+        <w:br/>
+        <w:t>Q2 ______________________________________________________________</w:t>
+        <w:br/>
+        <w:t>Q3 ______________________________________________________________</w:t>
       </w:r>
     </w:p>
     <w:p>
@@ -2546,7 +3058,7 @@
         <w:keepNext/>
         <w:spacing w:before="80" w:after="40" w:line="276" w:lineRule="auto"/>
         <w:snapToGrid w:val="0"/>
-        <w:shd w:val="clear" w:color="auto" w:fill="8A3A12"/>
+        <w:shd w:val="clear" w:color="auto" w:fill="6B21A8"/>
       </w:pPr>
       <w:r>
         <w:rPr>
@@ -2556,7 +3068,7 @@
           <w:sz w:val="17"/>
           <w:u w:val="none"/>
         </w:rPr>
-        <w:t>서답형  33-서1 ~ 33-서2</w:t>
+        <w:t>[지문 구조]  ※ 앞 문항을 모두 푼 뒤에 풀 것</w:t>
       </w:r>
     </w:p>
     <w:p>
@@ -2572,7 +3084,7 @@
           <w:sz w:val="17"/>
           <w:u w:val="none"/>
         </w:rPr>
-        <w:t>33-서1.</w:t>
+        <w:t>33-8.</w:t>
       </w:r>
       <w:r>
         <w:rPr>
@@ -2581,17 +3093,45 @@
           <w:sz w:val="17"/>
           <w:u w:val="none"/>
         </w:rPr>
-        <w:t xml:space="preserve"> 다음 글의 내용을 요약하고자 한다. 빈칸 (1)~(3)에 들어갈 말을 본문에서 찾아 </w:t>
-      </w:r>
+        <w:t xml:space="preserve"> 주어진 글 다음에 이어질 글의 순서로 가장 적절한 것은? [2.7점]</w:t>
+      </w:r>
+    </w:p>
+    <w:p>
+      <w:pPr>
+        <w:spacing w:before="0" w:after="60" w:line="288" w:lineRule="auto"/>
+        <w:ind w:left="40"/>
+        <w:snapToGrid w:val="0"/>
+        <w:pBdr>
+          <w:top w:val="single" w:sz="4" w:space="2" w:color="C99B4E"/>
+          <w:left w:val="single" w:sz="4" w:space="2" w:color="C99B4E"/>
+          <w:bottom w:val="single" w:sz="4" w:space="2" w:color="C99B4E"/>
+          <w:right w:val="single" w:sz="4" w:space="2" w:color="C99B4E"/>
+        </w:pBdr>
+        <w:shd w:val="clear" w:color="auto" w:fill="FFF8E1"/>
+      </w:pPr>
       <w:r>
         <w:rPr>
           <w:rFonts w:ascii="맑은 고딕" w:hAnsi="맑은 고딕" w:eastAsia="맑은 고딕"/>
           <w:b w:val="0"/>
           <w:sz w:val="17"/>
-          <w:u w:val="single"/>
-        </w:rPr>
-        <w:t>반드시 변형하여</w:t>
-      </w:r>
+          <w:u w:val="none"/>
+        </w:rPr>
+        <w:t>One of the things that makes uncertainty difficult for members of the public to appreciate is that the significance of uncertainty is relative.</w:t>
+      </w:r>
+    </w:p>
+    <w:p>
+      <w:pPr>
+        <w:spacing w:before="0" w:after="0" w:line="288" w:lineRule="auto"/>
+        <w:ind w:left="40"/>
+        <w:snapToGrid w:val="0"/>
+        <w:pBdr>
+          <w:top w:val="single" w:sz="4" w:space="2" w:color="999999"/>
+          <w:left w:val="single" w:sz="4" w:space="2" w:color="999999"/>
+          <w:bottom w:val="single" w:sz="4" w:space="2" w:color="999999"/>
+          <w:right w:val="single" w:sz="4" w:space="2" w:color="999999"/>
+        </w:pBdr>
+        <w:shd w:val="clear" w:color="auto" w:fill="F6F3EA"/>
+      </w:pPr>
       <w:r>
         <w:rPr>
           <w:rFonts w:ascii="맑은 고딕" w:hAnsi="맑은 고딕" w:eastAsia="맑은 고딕"/>
@@ -2599,7 +3139,30 @@
           <w:sz w:val="17"/>
           <w:u w:val="none"/>
         </w:rPr>
-        <w:t xml:space="preserve"> 쓰시오. (한 칸에 한 단어) [각 1점, 총 3점] [3.0점]</w:t>
+        <w:t>(A) Whether or not the quoted number is “precise” therefore depends on what I’m intending to do with it. If I care only about what minute the sun will rise tomorrow, then the number quoted here is fine. If I want to send a satellite to orbit just above the sun, however, then I would need to know distances more accurately.</w:t>
+      </w:r>
+    </w:p>
+    <w:p>
+      <w:pPr>
+        <w:spacing w:before="0" w:after="0" w:line="288" w:lineRule="auto"/>
+        <w:ind w:left="40"/>
+        <w:snapToGrid w:val="0"/>
+        <w:pBdr>
+          <w:top w:val="single" w:sz="4" w:space="2" w:color="999999"/>
+          <w:left w:val="single" w:sz="4" w:space="2" w:color="999999"/>
+          <w:bottom w:val="single" w:sz="4" w:space="2" w:color="999999"/>
+          <w:right w:val="single" w:sz="4" w:space="2" w:color="999999"/>
+        </w:pBdr>
+        <w:shd w:val="clear" w:color="auto" w:fill="F6F3EA"/>
+      </w:pPr>
+      <w:r>
+        <w:rPr>
+          <w:rFonts w:ascii="맑은 고딕" w:hAnsi="맑은 고딕" w:eastAsia="맑은 고딕"/>
+          <w:b w:val="0"/>
+          <w:sz w:val="17"/>
+          <w:u w:val="none"/>
+        </w:rPr>
+        <w:t>(B) Take, for example, the distance between Earth and the sun: 1.49597 × 10⁸ km, as measured at one point during the year.</w:t>
       </w:r>
     </w:p>
     <w:p>
@@ -2622,491 +3185,7 @@
           <w:sz w:val="17"/>
           <w:u w:val="none"/>
         </w:rPr>
-        <w:t>One of the things that makes uncertainty difficult for members of the public to appreciate is that the significance of uncertainty is relative. Take, for example, the distance between Earth and the sun: 1.49597 × 10⁸ km, as measured at one point during the year. This seems relatively precise; after all, using six significant digits means I know the distance to an accuracy of one part in a million or so. However, if the next digit is uncertain, that means the uncertainty in knowing the precise Earth-sun distance is larger than the distance between New York and Chicago! Whether or not the quoted number is “precise” therefore depends on what I'm intending to do with it. If I care only about what minute the sun will rise tomorrow, then the number quoted here is fine. If I want to send a satellite to orbit just above the sun, however, then I would need to know distances more accurately.</w:t>
-      </w:r>
-    </w:p>
-    <w:p>
-      <w:pPr>
-        <w:spacing w:before="0" w:after="60" w:line="288" w:lineRule="auto"/>
-        <w:ind w:left="40"/>
-        <w:snapToGrid w:val="0"/>
-        <w:pBdr>
-          <w:top w:val="single" w:sz="4" w:space="2" w:color="C99B4E"/>
-          <w:left w:val="single" w:sz="4" w:space="2" w:color="C99B4E"/>
-          <w:bottom w:val="single" w:sz="4" w:space="2" w:color="C99B4E"/>
-          <w:right w:val="single" w:sz="4" w:space="2" w:color="C99B4E"/>
-        </w:pBdr>
-        <w:shd w:val="clear" w:color="auto" w:fill="FFF8E1"/>
-      </w:pPr>
-      <w:r>
-        <w:rPr>
-          <w:rFonts w:ascii="맑은 고딕" w:hAnsi="맑은 고딕" w:eastAsia="맑은 고딕"/>
-          <w:b w:val="0"/>
-          <w:sz w:val="17"/>
-          <w:u w:val="none"/>
-        </w:rPr>
-        <w:t>The (1) ________ we need from a number is not fixed: a measurement that is (2) ________ enough for one task may be (3) ________ less useful for another.</w:t>
-      </w:r>
-    </w:p>
-    <w:p>
-      <w:pPr>
-        <w:spacing w:before="0" w:after="0" w:line="288" w:lineRule="auto"/>
-        <w:ind w:left="40"/>
-        <w:snapToGrid w:val="0"/>
-        <w:pBdr>
-          <w:top w:val="single" w:sz="4" w:space="2" w:color="9B6BD0"/>
-          <w:left w:val="single" w:sz="4" w:space="2" w:color="9B6BD0"/>
-          <w:bottom w:val="single" w:sz="4" w:space="2" w:color="9B6BD0"/>
-          <w:right w:val="single" w:sz="4" w:space="2" w:color="9B6BD0"/>
-        </w:pBdr>
-        <w:shd w:val="clear" w:color="auto" w:fill="FAF5FF"/>
-      </w:pPr>
-      <w:r>
-        <w:rPr>
-          <w:rFonts w:ascii="맑은 고딕" w:hAnsi="맑은 고딕" w:eastAsia="맑은 고딕"/>
-          <w:b/>
-          <w:sz w:val="17"/>
-          <w:u w:val="none"/>
-        </w:rPr>
-        <w:t>&lt;조 건&gt;</w:t>
-      </w:r>
-    </w:p>
-    <w:p>
-      <w:pPr>
-        <w:spacing w:before="0" w:after="0" w:line="288" w:lineRule="auto"/>
-        <w:ind w:left="40"/>
-        <w:snapToGrid w:val="0"/>
-        <w:pBdr>
-          <w:top w:val="single" w:sz="4" w:space="2" w:color="9B6BD0"/>
-          <w:left w:val="single" w:sz="4" w:space="2" w:color="9B6BD0"/>
-          <w:bottom w:val="single" w:sz="4" w:space="2" w:color="9B6BD0"/>
-          <w:right w:val="single" w:sz="4" w:space="2" w:color="9B6BD0"/>
-        </w:pBdr>
-        <w:shd w:val="clear" w:color="auto" w:fill="FAF5FF"/>
-      </w:pPr>
-      <w:r>
-        <w:rPr>
-          <w:rFonts w:ascii="맑은 고딕" w:hAnsi="맑은 고딕" w:eastAsia="맑은 고딕"/>
-          <w:b w:val="0"/>
-          <w:sz w:val="17"/>
-          <w:u w:val="none"/>
-        </w:rPr>
-        <w:t>1. 본문의 단어를 반드시 변형(품사·어형)하여 쓸 것 — 본문 형태 그대로 쓰면 0점</w:t>
-      </w:r>
-    </w:p>
-    <w:p>
-      <w:pPr>
-        <w:spacing w:before="0" w:after="60" w:line="288" w:lineRule="auto"/>
-        <w:ind w:left="40"/>
-        <w:snapToGrid w:val="0"/>
-        <w:pBdr>
-          <w:top w:val="single" w:sz="4" w:space="2" w:color="9B6BD0"/>
-          <w:left w:val="single" w:sz="4" w:space="2" w:color="9B6BD0"/>
-          <w:bottom w:val="single" w:sz="4" w:space="2" w:color="9B6BD0"/>
-          <w:right w:val="single" w:sz="4" w:space="2" w:color="9B6BD0"/>
-        </w:pBdr>
-        <w:shd w:val="clear" w:color="auto" w:fill="FAF5FF"/>
-      </w:pPr>
-      <w:r>
-        <w:rPr>
-          <w:rFonts w:ascii="맑은 고딕" w:hAnsi="맑은 고딕" w:eastAsia="맑은 고딕"/>
-          <w:b w:val="0"/>
-          <w:sz w:val="17"/>
-          <w:u w:val="none"/>
-        </w:rPr>
-        <w:t>2. 답안지에 소문항 번호를 정확하게 기입할 것  예) 1-(1) 1-(2) 1-(3)</w:t>
-      </w:r>
-    </w:p>
-    <w:p>
-      <w:pPr>
-        <w:spacing w:before="0" w:after="40" w:line="360" w:lineRule="auto"/>
-        <w:snapToGrid w:val="0"/>
-      </w:pPr>
-      <w:r>
-        <w:rPr>
-          <w:rFonts w:ascii="맑은 고딕" w:hAnsi="맑은 고딕" w:eastAsia="맑은 고딕"/>
-          <w:b w:val="0"/>
-          <w:sz w:val="17"/>
-          <w:u w:val="none"/>
-        </w:rPr>
-        <w:t>(1) ______________   (2) ______________   (3) ______________</w:t>
-      </w:r>
-    </w:p>
-    <w:p>
-      <w:pPr>
-        <w:keepNext/>
-        <w:spacing w:before="80" w:after="20" w:line="276" w:lineRule="auto"/>
-        <w:snapToGrid w:val="0"/>
-      </w:pPr>
-      <w:r>
-        <w:rPr>
-          <w:rFonts w:ascii="맑은 고딕" w:hAnsi="맑은 고딕" w:eastAsia="맑은 고딕"/>
-          <w:b/>
-          <w:sz w:val="17"/>
-          <w:u w:val="none"/>
-        </w:rPr>
-        <w:t>33-서2.</w:t>
-      </w:r>
-      <w:r>
-        <w:rPr>
-          <w:rFonts w:ascii="맑은 고딕" w:hAnsi="맑은 고딕" w:eastAsia="맑은 고딕"/>
-          <w:b w:val="0"/>
-          <w:sz w:val="17"/>
-          <w:u w:val="none"/>
-        </w:rPr>
-        <w:t xml:space="preserve"> 다음 글의 밑줄 친 문장과 같은 뜻이 되도록 &lt;보기&gt;의 표현을 모두 사용하여 &lt;조건&gt;에 맞게 영작하시오. [3점] [3.0점]</w:t>
-      </w:r>
-    </w:p>
-    <w:p>
-      <w:pPr>
-        <w:spacing w:before="0" w:after="60" w:line="288" w:lineRule="auto"/>
-        <w:ind w:left="40"/>
-        <w:snapToGrid w:val="0"/>
-        <w:pBdr>
-          <w:top w:val="single" w:sz="4" w:space="2" w:color="999999"/>
-          <w:left w:val="single" w:sz="4" w:space="2" w:color="999999"/>
-          <w:bottom w:val="single" w:sz="4" w:space="2" w:color="999999"/>
-          <w:right w:val="single" w:sz="4" w:space="2" w:color="999999"/>
-        </w:pBdr>
-        <w:shd w:val="clear" w:color="auto" w:fill="F6F3EA"/>
-      </w:pPr>
-      <w:r>
-        <w:rPr>
-          <w:rFonts w:ascii="맑은 고딕" w:hAnsi="맑은 고딕" w:eastAsia="맑은 고딕"/>
-          <w:b w:val="0"/>
-          <w:sz w:val="17"/>
-          <w:u w:val="single"/>
-        </w:rPr>
-        <w:t>Whether or not the number is precise depends on what I intend to do with it.</w:t>
-      </w:r>
-      <w:r>
-        <w:rPr>
-          <w:rFonts w:ascii="맑은 고딕" w:hAnsi="맑은 고딕" w:eastAsia="맑은 고딕"/>
-          <w:b w:val="0"/>
-          <w:sz w:val="17"/>
-          <w:u w:val="none"/>
-        </w:rPr>
-        <w:t xml:space="preserve"> If I care only about what minute the sun will rise tomorrow, then the number is fine.</w:t>
-      </w:r>
-    </w:p>
-    <w:p>
-      <w:pPr>
-        <w:spacing w:before="0" w:after="60" w:line="288" w:lineRule="auto"/>
-        <w:ind w:left="40"/>
-        <w:snapToGrid w:val="0"/>
-        <w:pBdr>
-          <w:top w:val="single" w:sz="4" w:space="2" w:color="9B6BD0"/>
-          <w:left w:val="single" w:sz="4" w:space="2" w:color="9B6BD0"/>
-          <w:bottom w:val="single" w:sz="4" w:space="2" w:color="9B6BD0"/>
-          <w:right w:val="single" w:sz="4" w:space="2" w:color="9B6BD0"/>
-        </w:pBdr>
-        <w:shd w:val="clear" w:color="auto" w:fill="FAF5FF"/>
-      </w:pPr>
-      <w:r>
-        <w:rPr>
-          <w:rFonts w:ascii="맑은 고딕" w:hAnsi="맑은 고딕" w:eastAsia="맑은 고딕"/>
-          <w:b/>
-          <w:sz w:val="17"/>
-          <w:u w:val="none"/>
-        </w:rPr>
-        <w:t>&lt;보 기&gt;</w:t>
-      </w:r>
-      <w:r>
-        <w:rPr>
-          <w:rFonts w:ascii="맑은 고딕" w:hAnsi="맑은 고딕" w:eastAsia="맑은 고딕"/>
-          <w:b w:val="0"/>
-          <w:sz w:val="17"/>
-          <w:u w:val="none"/>
-        </w:rPr>
-        <w:t xml:space="preserve"> what / I / intend / to do / with the number / determines / whether / it / is / precise / or not</w:t>
-      </w:r>
-    </w:p>
-    <w:p>
-      <w:pPr>
-        <w:spacing w:before="0" w:after="0" w:line="288" w:lineRule="auto"/>
-        <w:ind w:left="40"/>
-        <w:snapToGrid w:val="0"/>
-        <w:pBdr>
-          <w:top w:val="single" w:sz="4" w:space="2" w:color="9B6BD0"/>
-          <w:left w:val="single" w:sz="4" w:space="2" w:color="9B6BD0"/>
-          <w:bottom w:val="single" w:sz="4" w:space="2" w:color="9B6BD0"/>
-          <w:right w:val="single" w:sz="4" w:space="2" w:color="9B6BD0"/>
-        </w:pBdr>
-        <w:shd w:val="clear" w:color="auto" w:fill="FAF5FF"/>
-      </w:pPr>
-      <w:r>
-        <w:rPr>
-          <w:rFonts w:ascii="맑은 고딕" w:hAnsi="맑은 고딕" w:eastAsia="맑은 고딕"/>
-          <w:b/>
-          <w:sz w:val="17"/>
-          <w:u w:val="none"/>
-        </w:rPr>
-        <w:t>&lt;조 건&gt;</w:t>
-      </w:r>
-    </w:p>
-    <w:p>
-      <w:pPr>
-        <w:spacing w:before="0" w:after="0" w:line="288" w:lineRule="auto"/>
-        <w:ind w:left="40"/>
-        <w:snapToGrid w:val="0"/>
-        <w:pBdr>
-          <w:top w:val="single" w:sz="4" w:space="2" w:color="9B6BD0"/>
-          <w:left w:val="single" w:sz="4" w:space="2" w:color="9B6BD0"/>
-          <w:bottom w:val="single" w:sz="4" w:space="2" w:color="9B6BD0"/>
-          <w:right w:val="single" w:sz="4" w:space="2" w:color="9B6BD0"/>
-        </w:pBdr>
-        <w:shd w:val="clear" w:color="auto" w:fill="FAF5FF"/>
-      </w:pPr>
-      <w:r>
-        <w:rPr>
-          <w:rFonts w:ascii="맑은 고딕" w:hAnsi="맑은 고딕" w:eastAsia="맑은 고딕"/>
-          <w:b w:val="0"/>
-          <w:sz w:val="17"/>
-          <w:u w:val="none"/>
-        </w:rPr>
-        <w:t>1. &lt;보기&gt;의 표현을 모두 한 번씩만 사용할 것</w:t>
-      </w:r>
-    </w:p>
-    <w:p>
-      <w:pPr>
-        <w:spacing w:before="0" w:after="0" w:line="288" w:lineRule="auto"/>
-        <w:ind w:left="40"/>
-        <w:snapToGrid w:val="0"/>
-        <w:pBdr>
-          <w:top w:val="single" w:sz="4" w:space="2" w:color="9B6BD0"/>
-          <w:left w:val="single" w:sz="4" w:space="2" w:color="9B6BD0"/>
-          <w:bottom w:val="single" w:sz="4" w:space="2" w:color="9B6BD0"/>
-          <w:right w:val="single" w:sz="4" w:space="2" w:color="9B6BD0"/>
-        </w:pBdr>
-        <w:shd w:val="clear" w:color="auto" w:fill="FAF5FF"/>
-      </w:pPr>
-      <w:r>
-        <w:rPr>
-          <w:rFonts w:ascii="맑은 고딕" w:hAnsi="맑은 고딕" w:eastAsia="맑은 고딕"/>
-          <w:b w:val="0"/>
-          <w:sz w:val="17"/>
-          <w:u w:val="none"/>
-        </w:rPr>
-        <w:t>2. 어형을 바꾸지 말고 다른 단어를 추가하지 말 것</w:t>
-      </w:r>
-    </w:p>
-    <w:p>
-      <w:pPr>
-        <w:spacing w:before="0" w:after="0" w:line="288" w:lineRule="auto"/>
-        <w:ind w:left="40"/>
-        <w:snapToGrid w:val="0"/>
-        <w:pBdr>
-          <w:top w:val="single" w:sz="4" w:space="2" w:color="9B6BD0"/>
-          <w:left w:val="single" w:sz="4" w:space="2" w:color="9B6BD0"/>
-          <w:bottom w:val="single" w:sz="4" w:space="2" w:color="9B6BD0"/>
-          <w:right w:val="single" w:sz="4" w:space="2" w:color="9B6BD0"/>
-        </w:pBdr>
-        <w:shd w:val="clear" w:color="auto" w:fill="FAF5FF"/>
-      </w:pPr>
-      <w:r>
-        <w:rPr>
-          <w:rFonts w:ascii="맑은 고딕" w:hAnsi="맑은 고딕" w:eastAsia="맑은 고딕"/>
-          <w:b w:val="0"/>
-          <w:sz w:val="17"/>
-          <w:u w:val="none"/>
-        </w:rPr>
-        <w:t>3. ‘What’으로 시작하는 명사절을 주어로 쓸 것</w:t>
-      </w:r>
-    </w:p>
-    <w:p>
-      <w:pPr>
-        <w:spacing w:before="0" w:after="0" w:line="288" w:lineRule="auto"/>
-        <w:ind w:left="40"/>
-        <w:snapToGrid w:val="0"/>
-        <w:pBdr>
-          <w:top w:val="single" w:sz="4" w:space="2" w:color="9B6BD0"/>
-          <w:left w:val="single" w:sz="4" w:space="2" w:color="9B6BD0"/>
-          <w:bottom w:val="single" w:sz="4" w:space="2" w:color="9B6BD0"/>
-          <w:right w:val="single" w:sz="4" w:space="2" w:color="9B6BD0"/>
-        </w:pBdr>
-        <w:shd w:val="clear" w:color="auto" w:fill="FAF5FF"/>
-      </w:pPr>
-      <w:r>
-        <w:rPr>
-          <w:rFonts w:ascii="맑은 고딕" w:hAnsi="맑은 고딕" w:eastAsia="맑은 고딕"/>
-          <w:b w:val="0"/>
-          <w:sz w:val="17"/>
-          <w:u w:val="none"/>
-        </w:rPr>
-        <w:t>4. 총 15단어로 쓸 것</w:t>
-      </w:r>
-    </w:p>
-    <w:p>
-      <w:pPr>
-        <w:spacing w:before="0" w:after="60" w:line="288" w:lineRule="auto"/>
-        <w:ind w:left="40"/>
-        <w:snapToGrid w:val="0"/>
-        <w:pBdr>
-          <w:top w:val="single" w:sz="4" w:space="2" w:color="9B6BD0"/>
-          <w:left w:val="single" w:sz="4" w:space="2" w:color="9B6BD0"/>
-          <w:bottom w:val="single" w:sz="4" w:space="2" w:color="9B6BD0"/>
-          <w:right w:val="single" w:sz="4" w:space="2" w:color="9B6BD0"/>
-        </w:pBdr>
-        <w:shd w:val="clear" w:color="auto" w:fill="FAF5FF"/>
-      </w:pPr>
-      <w:r>
-        <w:rPr>
-          <w:rFonts w:ascii="맑은 고딕" w:hAnsi="맑은 고딕" w:eastAsia="맑은 고딕"/>
-          <w:b w:val="0"/>
-          <w:sz w:val="17"/>
-          <w:u w:val="none"/>
-        </w:rPr>
-        <w:t>5. 답안지에 소문항 번호를 정확하게 기입할 것</w:t>
-      </w:r>
-    </w:p>
-    <w:p>
-      <w:pPr>
-        <w:spacing w:before="0" w:after="40" w:line="360" w:lineRule="auto"/>
-        <w:snapToGrid w:val="0"/>
-      </w:pPr>
-      <w:r>
-        <w:rPr>
-          <w:rFonts w:ascii="맑은 고딕" w:hAnsi="맑은 고딕" w:eastAsia="맑은 고딕"/>
-          <w:b w:val="0"/>
-          <w:sz w:val="17"/>
-          <w:u w:val="none"/>
-        </w:rPr>
-        <w:t>⇒ What ______________________________________________________________ .</w:t>
-      </w:r>
-    </w:p>
-    <w:p>
-      <w:pPr>
-        <w:keepNext/>
-        <w:spacing w:before="80" w:after="40" w:line="276" w:lineRule="auto"/>
-        <w:snapToGrid w:val="0"/>
-        <w:shd w:val="clear" w:color="auto" w:fill="6B21A8"/>
-      </w:pPr>
-      <w:r>
-        <w:rPr>
-          <w:rFonts w:ascii="맑은 고딕" w:hAnsi="맑은 고딕" w:eastAsia="맑은 고딕"/>
-          <w:b/>
-          <w:color w:val="FFFFFF"/>
-          <w:sz w:val="17"/>
-          <w:u w:val="none"/>
-        </w:rPr>
-        <w:t>[지문 구조]  ※ 앞 문항을 모두 푼 뒤에 풀 것</w:t>
-      </w:r>
-    </w:p>
-    <w:p>
-      <w:pPr>
-        <w:keepNext/>
-        <w:spacing w:before="80" w:after="20" w:line="276" w:lineRule="auto"/>
-        <w:snapToGrid w:val="0"/>
-      </w:pPr>
-      <w:r>
-        <w:rPr>
-          <w:rFonts w:ascii="맑은 고딕" w:hAnsi="맑은 고딕" w:eastAsia="맑은 고딕"/>
-          <w:b/>
-          <w:sz w:val="17"/>
-          <w:u w:val="none"/>
-        </w:rPr>
-        <w:t>33-8.</w:t>
-      </w:r>
-      <w:r>
-        <w:rPr>
-          <w:rFonts w:ascii="맑은 고딕" w:hAnsi="맑은 고딕" w:eastAsia="맑은 고딕"/>
-          <w:b w:val="0"/>
-          <w:sz w:val="17"/>
-          <w:u w:val="none"/>
-        </w:rPr>
-        <w:t xml:space="preserve"> 주어진 글 다음에 이어질 글의 순서로 가장 적절한 것은? [2.7점]</w:t>
-      </w:r>
-    </w:p>
-    <w:p>
-      <w:pPr>
-        <w:spacing w:before="0" w:after="60" w:line="288" w:lineRule="auto"/>
-        <w:ind w:left="40"/>
-        <w:snapToGrid w:val="0"/>
-        <w:pBdr>
-          <w:top w:val="single" w:sz="4" w:space="2" w:color="C99B4E"/>
-          <w:left w:val="single" w:sz="4" w:space="2" w:color="C99B4E"/>
-          <w:bottom w:val="single" w:sz="4" w:space="2" w:color="C99B4E"/>
-          <w:right w:val="single" w:sz="4" w:space="2" w:color="C99B4E"/>
-        </w:pBdr>
-        <w:shd w:val="clear" w:color="auto" w:fill="FFF8E1"/>
-      </w:pPr>
-      <w:r>
-        <w:rPr>
-          <w:rFonts w:ascii="맑은 고딕" w:hAnsi="맑은 고딕" w:eastAsia="맑은 고딕"/>
-          <w:b w:val="0"/>
-          <w:sz w:val="17"/>
-          <w:u w:val="none"/>
-        </w:rPr>
-        <w:t>One of the things that makes uncertainty difficult for members of the public to appreciate is that the significance of uncertainty is relative.</w:t>
-      </w:r>
-    </w:p>
-    <w:p>
-      <w:pPr>
-        <w:spacing w:before="0" w:after="0" w:line="288" w:lineRule="auto"/>
-        <w:ind w:left="40"/>
-        <w:snapToGrid w:val="0"/>
-        <w:pBdr>
-          <w:top w:val="single" w:sz="4" w:space="2" w:color="999999"/>
-          <w:left w:val="single" w:sz="4" w:space="2" w:color="999999"/>
-          <w:bottom w:val="single" w:sz="4" w:space="2" w:color="999999"/>
-          <w:right w:val="single" w:sz="4" w:space="2" w:color="999999"/>
-        </w:pBdr>
-        <w:shd w:val="clear" w:color="auto" w:fill="F6F3EA"/>
-      </w:pPr>
-      <w:r>
-        <w:rPr>
-          <w:rFonts w:ascii="맑은 고딕" w:hAnsi="맑은 고딕" w:eastAsia="맑은 고딕"/>
-          <w:b w:val="0"/>
-          <w:sz w:val="17"/>
-          <w:u w:val="none"/>
-        </w:rPr>
-        <w:t>(A) Take, for example, the distance between Earth and the sun: 1.49597 × 10⁸ km, as measured at one point during the year. This seems relatively precise; after all, using six significant digits means I know the distance to an accuracy of one part in a million or so.</w:t>
-      </w:r>
-    </w:p>
-    <w:p>
-      <w:pPr>
-        <w:spacing w:before="0" w:after="0" w:line="288" w:lineRule="auto"/>
-        <w:ind w:left="40"/>
-        <w:snapToGrid w:val="0"/>
-        <w:pBdr>
-          <w:top w:val="single" w:sz="4" w:space="2" w:color="999999"/>
-          <w:left w:val="single" w:sz="4" w:space="2" w:color="999999"/>
-          <w:bottom w:val="single" w:sz="4" w:space="2" w:color="999999"/>
-          <w:right w:val="single" w:sz="4" w:space="2" w:color="999999"/>
-        </w:pBdr>
-        <w:shd w:val="clear" w:color="auto" w:fill="F6F3EA"/>
-      </w:pPr>
-      <w:r>
-        <w:rPr>
-          <w:rFonts w:ascii="맑은 고딕" w:hAnsi="맑은 고딕" w:eastAsia="맑은 고딕"/>
-          <w:b w:val="0"/>
-          <w:sz w:val="17"/>
-          <w:u w:val="none"/>
-        </w:rPr>
-        <w:t>(B) Whether or not the quoted number is “precise” therefore depends on what I'm intending to do with it. If I care only about what minute the sun will rise tomorrow, then the number quoted here is fine.</w:t>
-      </w:r>
-    </w:p>
-    <w:p>
-      <w:pPr>
-        <w:spacing w:before="0" w:after="60" w:line="288" w:lineRule="auto"/>
-        <w:ind w:left="40"/>
-        <w:snapToGrid w:val="0"/>
-        <w:pBdr>
-          <w:top w:val="single" w:sz="4" w:space="2" w:color="999999"/>
-          <w:left w:val="single" w:sz="4" w:space="2" w:color="999999"/>
-          <w:bottom w:val="single" w:sz="4" w:space="2" w:color="999999"/>
-          <w:right w:val="single" w:sz="4" w:space="2" w:color="999999"/>
-        </w:pBdr>
-        <w:shd w:val="clear" w:color="auto" w:fill="F6F3EA"/>
-      </w:pPr>
-      <w:r>
-        <w:rPr>
-          <w:rFonts w:ascii="맑은 고딕" w:hAnsi="맑은 고딕" w:eastAsia="맑은 고딕"/>
-          <w:b w:val="0"/>
-          <w:sz w:val="17"/>
-          <w:u w:val="none"/>
-        </w:rPr>
-        <w:t>(C) However, if the next digit is uncertain, that means the uncertainty in knowing the precise Earth-sun distance is larger than the distance between New York and Chicago!</w:t>
+        <w:t>(C) This seems relatively precise; after all, using six significant digits means I know the distance to an accuracy of one part in a million or so. However, if the next digit is uncertain, that means the uncertainty in knowing the precise Earth-sun distance is larger than the distance between New York and Chicago!</w:t>
       </w:r>
     </w:p>
     <w:p>
@@ -3122,7 +3201,7 @@
           <w:sz w:val="17"/>
           <w:u w:val="none"/>
         </w:rPr>
-        <w:t>① (B) - (A) - (C)</w:t>
+        <w:t>① (A) - (B) - (C)</w:t>
       </w:r>
     </w:p>
     <w:p>
@@ -3138,7 +3217,7 @@
           <w:sz w:val="17"/>
           <w:u w:val="none"/>
         </w:rPr>
-        <w:t>② (B) - (C) - (A)</w:t>
+        <w:t>② (B) - (A) - (C)</w:t>
       </w:r>
     </w:p>
     <w:p>
@@ -3154,7 +3233,7 @@
           <w:sz w:val="17"/>
           <w:u w:val="none"/>
         </w:rPr>
-        <w:t>③ (C) - (A) - (B)</w:t>
+        <w:t>③ (B) - (C) - (A)</w:t>
       </w:r>
     </w:p>
     <w:p>
@@ -3170,7 +3249,7 @@
           <w:sz w:val="17"/>
           <w:u w:val="none"/>
         </w:rPr>
-        <w:t>④ (A) - (C) - (B)</w:t>
+        <w:t>④ (C) - (A) - (B)</w:t>
       </w:r>
     </w:p>
     <w:p>
@@ -3264,7 +3343,7 @@
           <w:sz w:val="15"/>
           <w:u w:val="none"/>
         </w:rPr>
-        <w:t xml:space="preserve"> ★to appreciate (difficult for + 의미상 주어 + to-v)</w:t>
+        <w:t xml:space="preserve"> appreciate (to + 동사원형 — difficult for A to V)</w:t>
       </w:r>
     </w:p>
     <w:p>
@@ -3289,7 +3368,7 @@
           <w:sz w:val="15"/>
           <w:u w:val="none"/>
         </w:rPr>
-        <w:t xml:space="preserve"> ★is (주어 One of the things 단수)</w:t>
+        <w:t xml:space="preserve"> ★that (is의 보어인 완전절 → 접속사 that; what은 불완전절)</w:t>
       </w:r>
     </w:p>
     <w:p>
@@ -3339,7 +3418,7 @@
           <w:sz w:val="15"/>
           <w:u w:val="none"/>
         </w:rPr>
-        <w:t xml:space="preserve"> relative (상대적인 ↔ absolute)</w:t>
+        <w:t xml:space="preserve"> relative (불확실성의 중요성은 ‘상대적’ — 글의 주제; absolute는 반대)</w:t>
       </w:r>
     </w:p>
     <w:p>
@@ -3364,7 +3443,7 @@
           <w:sz w:val="15"/>
           <w:u w:val="none"/>
         </w:rPr>
-        <w:t xml:space="preserve"> ★measured (거리가 ‘측정된’ 수동 — as (it is) measured)</w:t>
+        <w:t xml:space="preserve"> distance</w:t>
       </w:r>
     </w:p>
     <w:p>
@@ -3389,7 +3468,7 @@
           <w:sz w:val="15"/>
           <w:u w:val="none"/>
         </w:rPr>
-        <w:t xml:space="preserve"> ★relatively (형용사 precise 수식 → 부사)</w:t>
+        <w:t xml:space="preserve"> ★measured (as (it was) measured — 거리가 ‘측정된’ 수동)</w:t>
       </w:r>
     </w:p>
     <w:p>
@@ -3414,7 +3493,7 @@
           <w:sz w:val="15"/>
           <w:u w:val="none"/>
         </w:rPr>
-        <w:t xml:space="preserve"> digits</w:t>
+        <w:t xml:space="preserve"> precise (여섯 자리 유효숫자 → ‘정확해’ 보인다; vague는 반대)</w:t>
       </w:r>
     </w:p>
     <w:p>
@@ -3439,7 +3518,7 @@
           <w:sz w:val="15"/>
           <w:u w:val="none"/>
         </w:rPr>
-        <w:t xml:space="preserve"> ★means (동명사 주어 using … 단수)</w:t>
+        <w:t xml:space="preserve"> ★using (주어 역할 동명사 ‘여섯 자리를 쓰는 것은’ — means의 주어)</w:t>
       </w:r>
     </w:p>
     <w:p>
@@ -3464,7 +3543,7 @@
           <w:sz w:val="15"/>
           <w:u w:val="none"/>
         </w:rPr>
-        <w:t xml:space="preserve"> accuracy (관사 an 뒤 → 명사)</w:t>
+        <w:t xml:space="preserve"> significant</w:t>
       </w:r>
     </w:p>
     <w:p>
@@ -3489,7 +3568,7 @@
           <w:sz w:val="15"/>
           <w:u w:val="none"/>
         </w:rPr>
-        <w:t xml:space="preserve"> uncertain (불확실한 — 그래서 오차가 큼)</w:t>
+        <w:t xml:space="preserve"> accuracy (관사 an + of 앞 → 명사)</w:t>
       </w:r>
     </w:p>
     <w:p>
@@ -3514,7 +3593,7 @@
           <w:sz w:val="15"/>
           <w:u w:val="none"/>
         </w:rPr>
-        <w:t xml:space="preserve"> uncertainty (정관사 the 뒤 → 명사)</w:t>
+        <w:t xml:space="preserve"> million</w:t>
       </w:r>
     </w:p>
     <w:p>
@@ -3539,7 +3618,7 @@
           <w:sz w:val="15"/>
           <w:u w:val="none"/>
         </w:rPr>
-        <w:t xml:space="preserve"> precise (정확한 ↔ rough)</w:t>
+        <w:t xml:space="preserve"> ★is (조건절은 현재시제가 미래 대신)</w:t>
       </w:r>
     </w:p>
     <w:p>
@@ -3564,7 +3643,7 @@
           <w:sz w:val="15"/>
           <w:u w:val="none"/>
         </w:rPr>
-        <w:t xml:space="preserve"> ★is (주어 the uncertainty 단수 — in knowing … 무시)</w:t>
+        <w:t xml:space="preserve"> knowing (전치사 in + 동명사)</w:t>
       </w:r>
     </w:p>
     <w:p>
@@ -3589,7 +3668,7 @@
           <w:sz w:val="15"/>
           <w:u w:val="none"/>
         </w:rPr>
-        <w:t xml:space="preserve"> Chicago</w:t>
+        <w:t xml:space="preserve"> larger (불확실성이 뉴욕–시카고 거리보다 ‘크다’ — 느낌표의 놀라움; smaller는 반대)</w:t>
       </w:r>
     </w:p>
     <w:p>
@@ -3614,7 +3693,7 @@
           <w:sz w:val="15"/>
           <w:u w:val="none"/>
         </w:rPr>
-        <w:t xml:space="preserve"> ★depends (주어 Whether절 단수)</w:t>
+        <w:t xml:space="preserve"> ★Whether (주어 명사절은 Whether (or not)로 시작 — If는 주어절 불가)</w:t>
       </w:r>
     </w:p>
     <w:p>
@@ -3639,7 +3718,7 @@
           <w:sz w:val="15"/>
           <w:u w:val="none"/>
         </w:rPr>
-        <w:t xml:space="preserve"> ★what (선행사 없음 + do의 목적어 빠짐)</w:t>
+        <w:t xml:space="preserve"> ★depends (주어 Whether or not … 명사절 → 단수)</w:t>
       </w:r>
     </w:p>
     <w:p>
@@ -3664,7 +3743,7 @@
           <w:sz w:val="15"/>
           <w:u w:val="none"/>
         </w:rPr>
-        <w:t xml:space="preserve"> minute</w:t>
+        <w:t xml:space="preserve"> intending (be + -ing 진행형 ‘하려고 하는’)</w:t>
       </w:r>
     </w:p>
     <w:p>
@@ -3689,7 +3768,7 @@
           <w:sz w:val="15"/>
           <w:u w:val="none"/>
         </w:rPr>
-        <w:t xml:space="preserve"> quoted (수가 ‘인용된’ 수동 — number 수식)</w:t>
+        <w:t xml:space="preserve"> minute</w:t>
       </w:r>
     </w:p>
     <w:p>
@@ -3714,7 +3793,7 @@
           <w:sz w:val="15"/>
           <w:u w:val="none"/>
         </w:rPr>
-        <w:t xml:space="preserve"> sun</w:t>
+        <w:t xml:space="preserve"> ★quoted (the number (that is) quoted — 숫자가 ‘인용된’ 수동)</w:t>
       </w:r>
     </w:p>
     <w:p>
@@ -3739,7 +3818,7 @@
           <w:sz w:val="15"/>
           <w:u w:val="none"/>
         </w:rPr>
-        <w:t xml:space="preserve"> ★to know (need + to-v)</w:t>
+        <w:t xml:space="preserve"> ★to send (want + to부정사)</w:t>
       </w:r>
     </w:p>
     <w:p>
@@ -3764,7 +3843,7 @@
           <w:sz w:val="15"/>
           <w:u w:val="none"/>
         </w:rPr>
-        <w:t xml:space="preserve"> accurately (동사 know 수식 → 부사)</w:t>
+        <w:t xml:space="preserve"> ★accurately (동사 know 수식 → 부사; more + 부사)</w:t>
       </w:r>
     </w:p>
     <w:p>
@@ -3789,7 +3868,7 @@
           <w:sz w:val="15"/>
           <w:u w:val="none"/>
         </w:rPr>
-        <w:t xml:space="preserve"> ○ (or so = or thereabouts ~쯤)</w:t>
+        <w:t xml:space="preserve"> ○ (relatively = fairly ‘비교적·꽤’)</w:t>
       </w:r>
     </w:p>
     <w:p>
@@ -3814,7 +3893,7 @@
           <w:sz w:val="15"/>
           <w:u w:val="none"/>
         </w:rPr>
-        <w:t xml:space="preserve"> ★✕ — 바른 형태: what (선행사 없는 불완전절 — that 불가)</w:t>
+        <w:t xml:space="preserve"> ○ (that = the distance 반복 회피 지시대명사)</w:t>
       </w:r>
     </w:p>
     <w:p>
@@ -3839,7 +3918,7 @@
           <w:sz w:val="15"/>
           <w:u w:val="none"/>
         </w:rPr>
-        <w:t xml:space="preserve"> ○ (대조 however = on the other hand)</w:t>
+        <w:t xml:space="preserve"> ★✕ — 바른 형태: depends on what (전치사 뒤 명사절 — that절은 전치사 목적어 불가, what은 do의 목적어 역할)</w:t>
       </w:r>
     </w:p>
     <w:p>
@@ -3864,7 +3943,7 @@
           <w:sz w:val="15"/>
           <w:u w:val="none"/>
         </w:rPr>
-        <w:t xml:space="preserve"> Whether or not the quoted number is “precise” depends on what I’m intending to do with it. (보충 what / 제외 that / depend→depends · intend→intending)</w:t>
+        <w:t xml:space="preserve"> One of the things that makes uncertainty difficult for members of the public to appreciate is that the significance of uncertainty is relative. (보충 is / 제외 absolute / make→makes)</w:t>
       </w:r>
     </w:p>
     <w:p>
@@ -3889,7 +3968,7 @@
           <w:sz w:val="15"/>
           <w:u w:val="none"/>
         </w:rPr>
-        <w:t xml:space="preserve"> If I care only about what minute the sun will rise tomorrow, then the number quoted here is fine. (보충 about / 제외 raise / quote→quoted)</w:t>
+        <w:t xml:space="preserve"> However, if the next digit is uncertain, that means the uncertainty in knowing the precise Earth-sun distance is larger than the distance between New York and Chicago! (보충 and / 제외 smaller / mean→means, know→knowing)</w:t>
       </w:r>
     </w:p>
     <w:p>
@@ -3914,7 +3993,7 @@
           <w:sz w:val="15"/>
           <w:u w:val="none"/>
         </w:rPr>
-        <w:t xml:space="preserve"> I would need to know distances more accurately. (accurate→accurately)</w:t>
+        <w:t xml:space="preserve"> If I care only about what minute the sun will rise tomorrow, then the number quoted here is fine. (quote→quoted)</w:t>
       </w:r>
     </w:p>
     <w:p>
@@ -3939,7 +4018,7 @@
           <w:sz w:val="15"/>
           <w:u w:val="none"/>
         </w:rPr>
-        <w:t xml:space="preserve"> 1.49597 × 10⁸ km라는 지구-태양 거리 수치</w:t>
+        <w:t xml:space="preserve"> 지구와 태양 사이의 거리 1.49597 × 10⁸ km</w:t>
       </w:r>
     </w:p>
     <w:p>
@@ -3964,7 +4043,7 @@
           <w:sz w:val="15"/>
           <w:u w:val="none"/>
         </w:rPr>
-        <w:t xml:space="preserve"> 다음 자릿수가 불확실하다는 것</w:t>
+        <w:t xml:space="preserve"> the quoted number</w:t>
       </w:r>
     </w:p>
     <w:p>
@@ -3989,7 +4068,7 @@
           <w:sz w:val="15"/>
           <w:u w:val="none"/>
         </w:rPr>
-        <w:t xml:space="preserve"> the quoted number</w:t>
+        <w:t xml:space="preserve"> 1.49597 × 10⁸ km</w:t>
       </w:r>
     </w:p>
     <w:p>
@@ -4014,7 +4093,7 @@
           <w:sz w:val="15"/>
           <w:u w:val="none"/>
         </w:rPr>
-        <w:t xml:space="preserve"> 정밀해 보이는 수치도 용도에 따라 오차가 엄청나게 클 수 있다는 것</w:t>
+        <w:t xml:space="preserve"> 태양 바로 위 궤도에 위성을 보내려면 뉴욕–시카고 거리보다 큰 오차로는 부족하기 때문</w:t>
       </w:r>
     </w:p>
     <w:p>
@@ -4039,7 +4118,7 @@
           <w:sz w:val="15"/>
           <w:u w:val="none"/>
         </w:rPr>
-        <w:t xml:space="preserve"> ★reads (선행사 A scale 단수 — 자동사 read ‘표시하다’)</w:t>
+        <w:t xml:space="preserve"> ★weighing (약사가 성분을 ‘재는’ 능동 현재분사)</w:t>
       </w:r>
     </w:p>
     <w:p>
@@ -4064,7 +4143,7 @@
           <w:sz w:val="15"/>
           <w:u w:val="none"/>
         </w:rPr>
-        <w:t xml:space="preserve"> ★measuring (약사가 ‘재는’ 능동)</w:t>
+        <w:t xml:space="preserve"> ★them (the patient를 받는 현대 영어의 단수 they — 성별 미상)</w:t>
       </w:r>
     </w:p>
     <w:p>
@@ -4089,7 +4168,7 @@
           <w:sz w:val="15"/>
           <w:u w:val="none"/>
         </w:rPr>
-        <w:t xml:space="preserve"> ★is (일반적 사실 — 현재)</w:t>
+        <w:t xml:space="preserve"> ★differs (주어 what(단수 취급) — ‘다른 것은’)</w:t>
       </w:r>
     </w:p>
     <w:p>
@@ -4155,7 +4234,7 @@
           <w:sz w:val="15"/>
           <w:u w:val="none"/>
         </w:rPr>
-        <w:t xml:space="preserve"> 정답 ① — (a) ○ (b) ✕ (c) ✕ (d) ○ (e) ✕</w:t>
+        <w:t xml:space="preserve"> 정답 ③ — (A) ○ (B) ○ (C) ✕ (D) ✕</w:t>
       </w:r>
     </w:p>
     <w:p>
@@ -4180,7 +4259,7 @@
           <w:sz w:val="15"/>
           <w:u w:val="none"/>
         </w:rPr>
-        <w:t xml:space="preserve"> 정답 ④ — ⓐ difficultly → difficult / ⓒ what → that / ⓓ mean → means</w:t>
+        <w:t xml:space="preserve"> 정답 ④</w:t>
       </w:r>
     </w:p>
     <w:p>
@@ -4205,7 +4284,7 @@
           <w:sz w:val="15"/>
           <w:u w:val="none"/>
         </w:rPr>
-        <w:t xml:space="preserve"> 정답 ⑤ — less → more</w:t>
+        <w:t xml:space="preserve"> 정답 ②</w:t>
       </w:r>
     </w:p>
     <w:p>
@@ -4230,7 +4309,7 @@
           <w:sz w:val="15"/>
           <w:u w:val="none"/>
         </w:rPr>
-        <w:t xml:space="preserve"> 정답 ②</w:t>
+        <w:t xml:space="preserve"> 정답 ①</w:t>
       </w:r>
     </w:p>
     <w:p>
@@ -4255,7 +4334,7 @@
           <w:sz w:val="15"/>
           <w:u w:val="none"/>
         </w:rPr>
-        <w:t xml:space="preserve"> 정답 ②</w:t>
+        <w:t xml:space="preserve"> 정답 ④</w:t>
       </w:r>
     </w:p>
     <w:p>
@@ -4280,7 +4359,7 @@
           <w:sz w:val="15"/>
           <w:u w:val="none"/>
         </w:rPr>
-        <w:t xml:space="preserve"> 정답 ①</w:t>
+        <w:t xml:space="preserve"> 정답 ⑤</w:t>
       </w:r>
     </w:p>
     <w:p>
@@ -4305,7 +4384,7 @@
           <w:sz w:val="15"/>
           <w:u w:val="none"/>
         </w:rPr>
-        <w:t xml:space="preserve"> 정답 ③</w:t>
+        <w:t xml:space="preserve"> 정답 ① — absolute → relative</w:t>
       </w:r>
     </w:p>
     <w:p>
@@ -4330,7 +4409,7 @@
           <w:sz w:val="15"/>
           <w:u w:val="none"/>
         </w:rPr>
-        <w:t xml:space="preserve"> (1) precision  (2) accurate  (3) significantly</w:t>
+        <w:t xml:space="preserve"> Wanting to send a satellite to orbit just above the sun, however, I would need to know distances more accurately.</w:t>
       </w:r>
     </w:p>
     <w:p>
@@ -4355,7 +4434,7 @@
           <w:sz w:val="15"/>
           <w:u w:val="none"/>
         </w:rPr>
-        <w:t xml:space="preserve"> What I intend to do with the number determines whether it is precise or not.</w:t>
+        <w:t xml:space="preserve"> Q1 Because how much an uncertainty matters is not fixed; it depends on (changes with) the situation.  Q2 He compares it to the distance between New York and Chicago, saying the gap is even wider.  Q3 For placing (sending) a satellite into orbit close to the sun, which needs far more exact distances.</w:t>
       </w:r>
     </w:p>
     <w:p>
@@ -4380,7 +4459,7 @@
           <w:sz w:val="15"/>
           <w:u w:val="none"/>
         </w:rPr>
-        <w:t xml:space="preserve"> 정답 ④</w:t>
+        <w:t xml:space="preserve"> 정답 ③</w:t>
       </w:r>
     </w:p>
     <w:p>
@@ -4430,7 +4509,7 @@
           <w:sz w:val="14"/>
           <w:u w:val="none"/>
         </w:rPr>
-        <w:t>(c) [주어 자리 함정]</w:t>
+        <w:t>(C) [양보 → 단정]</w:t>
       </w:r>
       <w:r>
         <w:rPr>
@@ -4439,7 +4518,7 @@
           <w:sz w:val="14"/>
           <w:u w:val="none"/>
         </w:rPr>
-        <w:t xml:space="preserve"> 목적어 자리에서는 if = whether지만 주어 자리에서는 불가 — 이를 놓치면 ③. </w:t>
+        <w:t xml:space="preserve"> looks는 외견상의 판단, 뒤의 Yet이 반전. </w:t>
       </w:r>
       <w:r>
         <w:rPr>
@@ -4448,7 +4527,7 @@
           <w:sz w:val="14"/>
           <w:u w:val="none"/>
         </w:rPr>
-        <w:t>(d) [옳은 어휘 decoy]</w:t>
+        <w:t>(D) [어법 함정]</w:t>
       </w:r>
       <w:r>
         <w:rPr>
@@ -4457,7 +4536,25 @@
           <w:sz w:val="14"/>
           <w:u w:val="none"/>
         </w:rPr>
-        <w:t xml:space="preserve"> ④⑤는 이것까지 틀렸다고 본 선지.</w:t>
+        <w:t xml:space="preserve"> 명사절 주어는 단수 — depend를 옳다고 보면 ①·④. </w:t>
+      </w:r>
+      <w:r>
+        <w:rPr>
+          <w:rFonts w:ascii="맑은 고딕" w:hAnsi="맑은 고딕" w:eastAsia="맑은 고딕"/>
+          <w:b/>
+          <w:sz w:val="14"/>
+          <w:u w:val="none"/>
+        </w:rPr>
+        <w:t>(B) [decoy]</w:t>
+      </w:r>
+      <w:r>
+        <w:rPr>
+          <w:rFonts w:ascii="맑은 고딕" w:hAnsi="맑은 고딕" w:eastAsia="맑은 고딕"/>
+          <w:b w:val="0"/>
+          <w:sz w:val="14"/>
+          <w:u w:val="none"/>
+        </w:rPr>
+        <w:t xml:space="preserve"> what으로 고치고 싶게 만들지만 선행사 the use가 바로 앞에 있다.</w:t>
       </w:r>
     </w:p>
     <w:p>
@@ -4491,7 +4588,7 @@
           <w:sz w:val="14"/>
           <w:u w:val="none"/>
         </w:rPr>
-        <w:t>ⓒ ↔ ⓕ [같은 what, 다른 판정]</w:t>
+        <w:t>④ [범위 ↔ 오류]</w:t>
       </w:r>
       <w:r>
         <w:rPr>
@@ -4500,7 +4597,7 @@
           <w:sz w:val="14"/>
           <w:u w:val="none"/>
         </w:rPr>
-        <w:t xml:space="preserve"> 뒤가 완전한 절이면 that, 불완전하면 what. </w:t>
+        <w:t xml:space="preserve"> uncertainty(불확실성의 범위)를 ‘실제로 그만큼 틀렸다’로 오독. </w:t>
       </w:r>
       <w:r>
         <w:rPr>
@@ -4509,7 +4606,7 @@
           <w:sz w:val="14"/>
           <w:u w:val="none"/>
         </w:rPr>
-        <w:t>ⓓ [수일치 함정]</w:t>
+        <w:t>② [한 끗 정답지]</w:t>
       </w:r>
       <w:r>
         <w:rPr>
@@ -4518,7 +4615,7 @@
           <w:sz w:val="14"/>
           <w:u w:val="none"/>
         </w:rPr>
-        <w:t xml:space="preserve"> 바로 앞 복수 digits에 끌린다 — ①은 ⓓ를 놓친 선지.</w:t>
+        <w:t xml:space="preserve"> 1.49597 × 10⁸ km의 일곱째 자리는 1,000 km 단위이므로 그 불확실성은 수백~천 km — 본문의 ‘뉴욕–시카고보다 크다’와 일치하는 참 진술.</w:t>
       </w:r>
     </w:p>
     <w:p>
@@ -4552,7 +4649,7 @@
           <w:sz w:val="14"/>
           <w:u w:val="none"/>
         </w:rPr>
-        <w:t>④ [decoy]</w:t>
+        <w:t>(e) [기준 자체 함정]</w:t>
       </w:r>
       <w:r>
         <w:rPr>
@@ -4561,7 +4658,25 @@
           <w:sz w:val="14"/>
           <w:u w:val="none"/>
         </w:rPr>
-        <w:t xml:space="preserve"> fine을 ‘좋은 날씨’로 착각하면 틀렸다고 고른다 — 여기선 ‘충분한’. however가 앞 문장과의 대비(일출 ↔ 위성)를 표시한다.</w:t>
+        <w:t xml:space="preserve"> ‘숫자가 그 자체로 정확하다’고 보는 사람이 고르는 선지 — 필자는 용도 없이는 판단할 수 없다고 본다(③·④). </w:t>
+      </w:r>
+      <w:r>
+        <w:rPr>
+          <w:rFonts w:ascii="맑은 고딕" w:hAnsi="맑은 고딕" w:eastAsia="맑은 고딕"/>
+          <w:b/>
+          <w:sz w:val="14"/>
+          <w:u w:val="none"/>
+        </w:rPr>
+        <w:t>(c) [한 끗]</w:t>
+      </w:r>
+      <w:r>
+        <w:rPr>
+          <w:rFonts w:ascii="맑은 고딕" w:hAnsi="맑은 고딕" w:eastAsia="맑은 고딕"/>
+          <w:b w:val="0"/>
+          <w:sz w:val="14"/>
+          <w:u w:val="none"/>
+        </w:rPr>
+        <w:t xml:space="preserve"> 교과서는 ‘과학’이라 정밀해야 할 것 같지만 용도는 ‘대략적 감’이므로 충분.</w:t>
       </w:r>
     </w:p>
     <w:p>
@@ -4595,7 +4710,7 @@
           <w:sz w:val="14"/>
           <w:u w:val="none"/>
         </w:rPr>
-        <w:t>③ [비교 반전]</w:t>
+        <w:t>④ [방향 역전]</w:t>
       </w:r>
       <w:r>
         <w:rPr>
@@ -4604,7 +4719,7 @@
           <w:sz w:val="14"/>
           <w:u w:val="none"/>
         </w:rPr>
-        <w:t xml:space="preserve"> larger를 ‘작다’로. </w:t>
+        <w:t xml:space="preserve"> 본문과 정반대. </w:t>
       </w:r>
       <w:r>
         <w:rPr>
@@ -4613,7 +4728,7 @@
           <w:sz w:val="14"/>
           <w:u w:val="none"/>
         </w:rPr>
-        <w:t>④⑤ [용도 반전]</w:t>
+        <w:t>③ [한 끗]</w:t>
       </w:r>
       <w:r>
         <w:rPr>
@@ -4622,7 +4737,25 @@
           <w:sz w:val="14"/>
           <w:u w:val="none"/>
         </w:rPr>
-        <w:t xml:space="preserve"> 일출에는 충분, 위성에는 부족 — 두 용도를 서로 바꿨다.</w:t>
+        <w:t xml:space="preserve"> ‘자릿수를 늘리면 정확해진다’는 상식적이지만, 본문의 질문은 ‘얼마나 정확해야 충분한가’이지 ‘어떻게 더 정확하게 만드나’가 아니다. </w:t>
+      </w:r>
+      <w:r>
+        <w:rPr>
+          <w:rFonts w:ascii="맑은 고딕" w:hAnsi="맑은 고딕" w:eastAsia="맑은 고딕"/>
+          <w:b/>
+          <w:sz w:val="14"/>
+          <w:u w:val="none"/>
+        </w:rPr>
+        <w:t>⑤</w:t>
+      </w:r>
+      <w:r>
+        <w:rPr>
+          <w:rFonts w:ascii="맑은 고딕" w:hAnsi="맑은 고딕" w:eastAsia="맑은 고딕"/>
+          <w:b w:val="0"/>
+          <w:sz w:val="14"/>
+          <w:u w:val="none"/>
+        </w:rPr>
+        <w:t xml:space="preserve"> 첫 문장의 hard to grasp를 ‘이해 불가’로 과장.</w:t>
       </w:r>
     </w:p>
     <w:p>
@@ -4656,7 +4789,7 @@
           <w:sz w:val="14"/>
           <w:u w:val="none"/>
         </w:rPr>
-        <w:t>① [과잉 일반화]</w:t>
+        <w:t>④ [주체 교체]</w:t>
       </w:r>
       <w:r>
         <w:rPr>
@@ -4665,7 +4798,7 @@
           <w:sz w:val="14"/>
           <w:u w:val="none"/>
         </w:rPr>
-        <w:t xml:space="preserve"> 필자는 ‘항상’이 아니라 ‘목적에 따라’를 말한다. </w:t>
+        <w:t xml:space="preserve"> far more exact라는 본문 표현을 다른 사례에 옮겨 붙였다. </w:t>
       </w:r>
       <w:r>
         <w:rPr>
@@ -4674,7 +4807,7 @@
           <w:sz w:val="14"/>
           <w:u w:val="none"/>
         </w:rPr>
-        <w:t>④ [부분 진리]</w:t>
+        <w:t>⑤ [한 끗 정답지]</w:t>
       </w:r>
       <w:r>
         <w:rPr>
@@ -4683,7 +4816,7 @@
           <w:sz w:val="14"/>
           <w:u w:val="none"/>
         </w:rPr>
-        <w:t xml:space="preserve"> 일상(빵·일출)에는 괜찮지만 ‘결코’는 아니다.</w:t>
+        <w:t xml:space="preserve"> Part of what makes … hard … is that … never fixed의 환언 — 참.</w:t>
       </w:r>
     </w:p>
     <w:p>
@@ -4717,7 +4850,7 @@
           <w:sz w:val="14"/>
           <w:u w:val="none"/>
         </w:rPr>
-        <w:t>② [앞 문단 함정]</w:t>
+        <w:t>② [방향 역전]</w:t>
       </w:r>
       <w:r>
         <w:rPr>
@@ -4726,7 +4859,7 @@
           <w:sz w:val="14"/>
           <w:u w:val="none"/>
         </w:rPr>
-        <w:t xml:space="preserve"> six significant digits에 끌린 선지 — 필자는 자릿수가 많아도 부족할 수 있다고 했다. </w:t>
+        <w:t xml:space="preserve"> 본문의 ‘보인다(looks)’를 결론으로 오독. </w:t>
       </w:r>
       <w:r>
         <w:rPr>
@@ -4735,7 +4868,7 @@
           <w:sz w:val="14"/>
           <w:u w:val="none"/>
         </w:rPr>
-        <w:t>④</w:t>
+        <w:t>③ [사례 일반화]</w:t>
       </w:r>
       <w:r>
         <w:rPr>
@@ -4744,7 +4877,25 @@
           <w:sz w:val="14"/>
           <w:u w:val="none"/>
         </w:rPr>
-        <w:t xml:space="preserve"> 뉴욕–시카고는 비교의 예일 뿐.</w:t>
+        <w:t xml:space="preserve"> 위성은 ‘정밀함이 필요한 용도’의 예시. </w:t>
+      </w:r>
+      <w:r>
+        <w:rPr>
+          <w:rFonts w:ascii="맑은 고딕" w:hAnsi="맑은 고딕" w:eastAsia="맑은 고딕"/>
+          <w:b/>
+          <w:sz w:val="14"/>
+          <w:u w:val="none"/>
+        </w:rPr>
+        <w:t>④</w:t>
+      </w:r>
+      <w:r>
+        <w:rPr>
+          <w:rFonts w:ascii="맑은 고딕" w:hAnsi="맑은 고딕" w:eastAsia="맑은 고딕"/>
+          <w:b w:val="0"/>
+          <w:sz w:val="14"/>
+          <w:u w:val="none"/>
+        </w:rPr>
+        <w:t xml:space="preserve"> 권고는 본문에 없다.</w:t>
       </w:r>
     </w:p>
     <w:p>
@@ -4778,7 +4929,7 @@
           <w:sz w:val="14"/>
           <w:u w:val="none"/>
         </w:rPr>
-        <w:t>③ [소재어 재사용 함정]</w:t>
+        <w:t>② [한 끗]</w:t>
       </w:r>
       <w:r>
         <w:rPr>
@@ -4787,7 +4938,25 @@
           <w:sz w:val="14"/>
           <w:u w:val="none"/>
         </w:rPr>
-        <w:t xml:space="preserve"> 바로 앞 문장의 Chicago를 이어받아 자연스러워 보이지만, 도시는 ‘거리 비교의 척도’였을 뿐이다.</w:t>
+        <w:t xml:space="preserve"> 뒤에서 뒤집히므로 precise가 틀린 것처럼 보이지만 seems(보인다)와 함께 쓰여 적절. </w:t>
+      </w:r>
+      <w:r>
+        <w:rPr>
+          <w:rFonts w:ascii="맑은 고딕" w:hAnsi="맑은 고딕" w:eastAsia="맑은 고딕"/>
+          <w:b/>
+          <w:sz w:val="14"/>
+          <w:u w:val="none"/>
+        </w:rPr>
+        <w:t>④ [한 끗]</w:t>
+      </w:r>
+      <w:r>
+        <w:rPr>
+          <w:rFonts w:ascii="맑은 고딕" w:hAnsi="맑은 고딕" w:eastAsia="맑은 고딕"/>
+          <w:b w:val="0"/>
+          <w:sz w:val="14"/>
+          <w:u w:val="none"/>
+        </w:rPr>
+        <w:t xml:space="preserve"> 불확실성이 크다고 했으니 fine이 이상해 보여도 ‘일출 시각’ 용도에는 충분하다는 것이 글의 요점.</w:t>
       </w:r>
     </w:p>
     <w:p>
@@ -4812,7 +4981,43 @@
           <w:sz w:val="14"/>
           <w:u w:val="none"/>
         </w:rPr>
-        <w:t xml:space="preserve"> (1) precise ✕ — 명사 자리. (2) accuracy ✕ — 형용사 보어. (3) significant ✕ — 부사 자리. [채점] 각 1점.</w:t>
+        <w:t xml:space="preserve"> </w:t>
+      </w:r>
+      <w:r>
+        <w:rPr>
+          <w:rFonts w:ascii="맑은 고딕" w:hAnsi="맑은 고딕" w:eastAsia="맑은 고딕"/>
+          <w:b/>
+          <w:sz w:val="14"/>
+          <w:u w:val="none"/>
+        </w:rPr>
+        <w:t>Wanted to send</w:t>
+      </w:r>
+      <w:r>
+        <w:rPr>
+          <w:rFonts w:ascii="맑은 고딕" w:hAnsi="맑은 고딕" w:eastAsia="맑은 고딕"/>
+          <w:b w:val="0"/>
+          <w:sz w:val="14"/>
+          <w:u w:val="none"/>
+        </w:rPr>
+        <w:t xml:space="preserve"> ✕ — 능동 ‘원하는’이므로 현재분사. </w:t>
+      </w:r>
+      <w:r>
+        <w:rPr>
+          <w:rFonts w:ascii="맑은 고딕" w:hAnsi="맑은 고딕" w:eastAsia="맑은 고딕"/>
+          <w:b/>
+          <w:sz w:val="14"/>
+          <w:u w:val="none"/>
+        </w:rPr>
+        <w:t>If wanting to send</w:t>
+      </w:r>
+      <w:r>
+        <w:rPr>
+          <w:rFonts w:ascii="맑은 고딕" w:hAnsi="맑은 고딕" w:eastAsia="맑은 고딕"/>
+          <w:b w:val="0"/>
+          <w:sz w:val="14"/>
+          <w:u w:val="none"/>
+        </w:rPr>
+        <w:t xml:space="preserve"> ✕ — 접속사를 남기면 분사구문 조건 위반. [채점] 분사구문 구조 1.5 / however 위치·주절 어순 1 / 철자·단어 수 0.5.</w:t>
       </w:r>
     </w:p>
     <w:p>
@@ -4846,7 +5051,7 @@
           <w:sz w:val="14"/>
           <w:u w:val="none"/>
         </w:rPr>
-        <w:t>whether is it precise</w:t>
+        <w:t>Q1에 ‘because the number is too big’</w:t>
       </w:r>
       <w:r>
         <w:rPr>
@@ -4855,7 +5060,7 @@
           <w:sz w:val="14"/>
           <w:u w:val="none"/>
         </w:rPr>
-        <w:t xml:space="preserve"> ✕ — 간접의문문 어순(주어 + 동사). </w:t>
+        <w:t xml:space="preserve"> ✕ — 크기가 아니라 상대성이 이유. </w:t>
       </w:r>
       <w:r>
         <w:rPr>
@@ -4864,7 +5069,7 @@
           <w:sz w:val="14"/>
           <w:u w:val="none"/>
         </w:rPr>
-        <w:t>What determines I intend …</w:t>
+        <w:t>Q3에 ‘for knowing the sunrise time’</w:t>
       </w:r>
       <w:r>
         <w:rPr>
@@ -4873,7 +5078,7 @@
           <w:sz w:val="14"/>
           <w:u w:val="none"/>
         </w:rPr>
-        <w:t xml:space="preserve"> ✕ — 명사절 주어가 먼저 완성된 뒤 동사. [채점] 명사절 주어 구조 1.5 / 어순 1 / 단어 수·철자 0.5.</w:t>
+        <w:t xml:space="preserve"> ✕ — 그것은 ‘충분한’ 용도. [채점] 내용 0.7 + 완전한 문장·문법 0.3, 본문 그대로 베끼면 −0.3.</w:t>
       </w:r>
     </w:p>
     <w:p>
@@ -4916,7 +5121,25 @@
           <w:sz w:val="14"/>
           <w:u w:val="none"/>
         </w:rPr>
-        <w:t xml:space="preserve"> (B)를 먼저 두면 the quoted number가 가리킬 숫자가 아직 없다. therefore는 앞의 대비(A↔C)를 결론짓는 신호.</w:t>
+        <w:t xml:space="preserve"> (B)-(A)-(C)는 (A)의 therefore가 받을 ‘반전’(C)이 뒤에 와서 결론이 근거보다 앞선다. </w:t>
+      </w:r>
+      <w:r>
+        <w:rPr>
+          <w:rFonts w:ascii="맑은 고딕" w:hAnsi="맑은 고딕" w:eastAsia="맑은 고딕"/>
+          <w:b/>
+          <w:sz w:val="14"/>
+          <w:u w:val="none"/>
+        </w:rPr>
+        <w:t>④·⑤</w:t>
+      </w:r>
+      <w:r>
+        <w:rPr>
+          <w:rFonts w:ascii="맑은 고딕" w:hAnsi="맑은 고딕" w:eastAsia="맑은 고딕"/>
+          <w:b w:val="0"/>
+          <w:sz w:val="14"/>
+          <w:u w:val="none"/>
+        </w:rPr>
+        <w:t xml:space="preserve"> (C)의 This가 가리킬 숫자가 아직 등장하지 않았다.</w:t>
       </w:r>
     </w:p>
     <w:p>
@@ -4941,7 +5164,7 @@
           <w:sz w:val="14"/>
           <w:u w:val="none"/>
         </w:rPr>
-        <w:t xml:space="preserve"> 대중이 불확실성을 제대로 이해하기 어렵게 만드는 것 중 하나는 불확실성의 중요성이 상대적이라는 점이다. 예를 들어 연중 한 시점에 측정된 지구와 태양 사이의 거리 1.49597 × 10⁸ km를 보자. 이것은 비교적 정확해 보인다. 결국 유효숫자 여섯 자리를 쓴다는 것은 백만분의 1 정도의 정확도로 그 거리를 안다는 뜻이다. 하지만 다음 자릿수가 불확실하다면, 그것은 정확한 지구-태양 거리를 아는 데 있어서의 불확실성이 뉴욕과 시카고 사이의 거리보다 크다는 뜻이다! 따라서 인용된 숫자가 '정확한지' 아닌지는 내가 그것으로 무엇을 하려는지에 달려 있다. 내일 해가 몇 분에 뜰지에만 관심이 있다면 여기 인용된 숫자로 충분하다. 그러나 태양 바로 위 궤도에 위성을 보내고 싶다면, 나는 거리를 더 정확하게 알아야 할 것이다.</w:t>
+        <w:t xml:space="preserve"> ['대중이 불확실성을 제대로 이해하기 어렵게 만드는 것 중 하나는, 불확실성의 중요성이 상대적이라는 점이다.', '예를 들어 연중 한 시점에 측정된 지구와 태양 사이의 거리 1.49597 × 10⁸ km를 보자.', '이것은 비교적 정확해 보인다. 결국 유효숫자 여섯 자리를 쓴다는 것은 백만분의 1 정도의 정확도로 그 거리를 안다는 뜻이다.', '하지만 다음 자릿수가 불확실하다면, 그것은 정확한 지구-태양 거리를 아는 데 있어서의 불확실성이 뉴욕과 시카고 사이의 거리보다 크다는 뜻이다!', '따라서 인용된 숫자가 ‘정확한지’ 아닌지는 내가 그것으로 무엇을 하려는지에 달려 있다.', '내일 해가 몇 분에 뜰지에만 관심이 있다면, 여기 인용된 숫자로 충분하다.', '그러나 태양 바로 위 궤도에 위성을 보내고 싶다면, 나는 거리를 더 정확하게 알아야 할 것이다.']</w:t>
       </w:r>
     </w:p>
     <w:p>
@@ -4966,7 +5189,7 @@
           <w:sz w:val="14"/>
           <w:u w:val="none"/>
         </w:rPr>
-        <w:t xml:space="preserve"> 주방 저울도 같은 점을 보여 준다. 1그램 단위까지 표시하는 저울은 빵을 굽는 데는 완벽히 정확하지만, 약을 재는 약사에게는 위험할 만큼 엉성하게 느껴질 것이다. 같은 수치라도 그것이 쓰이는 일에 따라 충분히 정확할 수도, 그렇지 않을 수도 있다.</w:t>
+        <w:t xml:space="preserve"> ['같은 규칙이 부엌에서도 적용된다.', '주방 저울로 밀가루를 재는 가정 요리사는 표시가 500그램이면 만족한다. 실제 무게가 몇 그램 더 많거나 적더라도 케이크는 알아차리지 못할 것이다.', '정제의 유효 성분을 재는 약사는 몇 밀리그램의 오차도 받아들일 수 없다. 너무 적으면 환자를 치료하지 못하고 너무 많으면 해칠 수 있기 때문이다.', '두 경우의 저울은 똑같이 좋은 것일 수 있다. 다른 것은 그 용도가 얼마만큼의 오차를 견딜 수 있느냐이다.']</w:t>
       </w:r>
     </w:p>
     <w:sectPr>
